--- a/2408972_NishantJaiswal_CNN.docx
+++ b/2408972_NishantJaiswal_CNN.docx
@@ -5,118 +5,753 @@
     <w:p>
       <w:pPr>
         <w:spacing w:after="0" w:line="352" w:lineRule="auto"/>
-        <w:ind w:left="285" w:right="285" w:firstLine="0"/>
-        <w:jc w:val="center"/>
-        <w:rPr>
-          <w:color w:val="000000" w:themeColor="text1"/>
-        </w:rPr>
-      </w:pPr>
-      <w:r>
+        <w:ind w:left="285" w:right="285" w:firstLine="435"/>
         <w:rPr>
           <w:rFonts w:ascii="Arial" w:eastAsia="Arial" w:hAnsi="Arial" w:cs="Arial"/>
           <w:b/>
           <w:color w:val="000000" w:themeColor="text1"/>
           <w:sz w:val="32"/>
         </w:rPr>
+      </w:pPr>
+      <w:r>
+        <w:rPr>
+          <w:noProof/>
+        </w:rPr>
+        <w:drawing>
+          <wp:anchor distT="0" distB="0" distL="114300" distR="114300" simplePos="0" relativeHeight="251659264" behindDoc="0" locked="0" layoutInCell="1" allowOverlap="1" wp14:anchorId="42E37E87" wp14:editId="21696635">
+            <wp:simplePos x="0" y="0"/>
+            <wp:positionH relativeFrom="margin">
+              <wp:posOffset>-617220</wp:posOffset>
+            </wp:positionH>
+            <wp:positionV relativeFrom="margin">
+              <wp:posOffset>-459105</wp:posOffset>
+            </wp:positionV>
+            <wp:extent cx="1889125" cy="784860"/>
+            <wp:effectExtent l="0" t="0" r="0" b="0"/>
+            <wp:wrapSquare wrapText="bothSides"/>
+            <wp:docPr id="3" name="Picture 3"/>
+            <wp:cNvGraphicFramePr>
+              <a:graphicFrameLocks xmlns:a="http://schemas.openxmlformats.org/drawingml/2006/main" noChangeAspect="1"/>
+            </wp:cNvGraphicFramePr>
+            <a:graphic xmlns:a="http://schemas.openxmlformats.org/drawingml/2006/main">
+              <a:graphicData uri="http://schemas.openxmlformats.org/drawingml/2006/picture">
+                <pic:pic xmlns:pic="http://schemas.openxmlformats.org/drawingml/2006/picture">
+                  <pic:nvPicPr>
+                    <pic:cNvPr id="3" name="hck-logo-no-background.png"/>
+                    <pic:cNvPicPr/>
+                  </pic:nvPicPr>
+                  <pic:blipFill>
+                    <a:blip r:embed="rId8" cstate="print">
+                      <a:extLst>
+                        <a:ext uri="{28A0092B-C50C-407E-A947-70E740481C1C}">
+                          <a14:useLocalDpi xmlns:a14="http://schemas.microsoft.com/office/drawing/2010/main" val="0"/>
+                        </a:ext>
+                      </a:extLst>
+                    </a:blip>
+                    <a:stretch>
+                      <a:fillRect/>
+                    </a:stretch>
+                  </pic:blipFill>
+                  <pic:spPr>
+                    <a:xfrm>
+                      <a:off x="0" y="0"/>
+                      <a:ext cx="1889125" cy="784860"/>
+                    </a:xfrm>
+                    <a:prstGeom prst="rect">
+                      <a:avLst/>
+                    </a:prstGeom>
+                  </pic:spPr>
+                </pic:pic>
+              </a:graphicData>
+            </a:graphic>
+            <wp14:sizeRelH relativeFrom="margin">
+              <wp14:pctWidth>0</wp14:pctWidth>
+            </wp14:sizeRelH>
+            <wp14:sizeRelV relativeFrom="margin">
+              <wp14:pctHeight>0</wp14:pctHeight>
+            </wp14:sizeRelV>
+          </wp:anchor>
+        </w:drawing>
+      </w:r>
+    </w:p>
+    <w:p>
+      <w:pPr>
+        <w:spacing w:after="0" w:line="352" w:lineRule="auto"/>
+        <w:ind w:left="285" w:right="285" w:firstLine="435"/>
+        <w:rPr>
+          <w:rFonts w:ascii="Arial" w:eastAsia="Arial" w:hAnsi="Arial" w:cs="Arial"/>
+          <w:b/>
+          <w:color w:val="000000" w:themeColor="text1"/>
+          <w:sz w:val="32"/>
+        </w:rPr>
+      </w:pPr>
+    </w:p>
+    <w:p>
+      <w:pPr>
+        <w:spacing w:after="0" w:line="352" w:lineRule="auto"/>
+        <w:ind w:left="285" w:right="285" w:firstLine="435"/>
+        <w:rPr>
+          <w:rFonts w:ascii="Arial" w:eastAsia="Arial" w:hAnsi="Arial" w:cs="Arial"/>
+          <w:b/>
+          <w:color w:val="000000" w:themeColor="text1"/>
+          <w:sz w:val="32"/>
+        </w:rPr>
+      </w:pPr>
+    </w:p>
+    <w:tbl>
+      <w:tblPr>
+        <w:tblStyle w:val="TableGrid0"/>
+        <w:tblpPr w:leftFromText="180" w:rightFromText="180" w:vertAnchor="page" w:horzAnchor="margin" w:tblpXSpec="center" w:tblpY="5326"/>
+        <w:tblW w:w="10080" w:type="dxa"/>
+        <w:tblCellMar>
+          <w:top w:w="85" w:type="dxa"/>
+          <w:bottom w:w="85" w:type="dxa"/>
+        </w:tblCellMar>
+        <w:tblLook w:val="04A0" w:firstRow="1" w:lastRow="0" w:firstColumn="1" w:lastColumn="0" w:noHBand="0" w:noVBand="1"/>
+      </w:tblPr>
+      <w:tblGrid>
+        <w:gridCol w:w="1500"/>
+        <w:gridCol w:w="4732"/>
+        <w:gridCol w:w="1418"/>
+        <w:gridCol w:w="2430"/>
+      </w:tblGrid>
+      <w:tr>
+        <w:trPr>
+          <w:trHeight w:val="613"/>
+        </w:trPr>
+        <w:tc>
+          <w:tcPr>
+            <w:tcW w:w="1500" w:type="dxa"/>
+            <w:vAlign w:val="center"/>
+          </w:tcPr>
+          <w:p>
+            <w:pPr>
+              <w:pStyle w:val="table-content"/>
+              <w:jc w:val="both"/>
+            </w:pPr>
+            <w:r>
+              <w:t>2026</w:t>
+            </w:r>
+          </w:p>
+        </w:tc>
+        <w:tc>
+          <w:tcPr>
+            <w:tcW w:w="4732" w:type="dxa"/>
+            <w:vAlign w:val="center"/>
+          </w:tcPr>
+          <w:p>
+            <w:pPr>
+              <w:pStyle w:val="table-content"/>
+              <w:jc w:val="both"/>
+            </w:pPr>
+            <w:r>
+              <w:t>Part-I</w:t>
+            </w:r>
+            <w:r>
+              <w:t>I Vision Task</w:t>
+            </w:r>
+          </w:p>
+        </w:tc>
+        <w:tc>
+          <w:tcPr>
+            <w:tcW w:w="1418" w:type="dxa"/>
+            <w:vAlign w:val="center"/>
+          </w:tcPr>
+          <w:p>
+            <w:pPr>
+              <w:pStyle w:val="table-content"/>
+              <w:jc w:val="both"/>
+            </w:pPr>
+            <w:r>
+              <w:t>2</w:t>
+            </w:r>
+          </w:p>
+        </w:tc>
+        <w:tc>
+          <w:tcPr>
+            <w:tcW w:w="2430" w:type="dxa"/>
+            <w:vAlign w:val="center"/>
+          </w:tcPr>
+          <w:p>
+            <w:pPr>
+              <w:pStyle w:val="table-content"/>
+              <w:jc w:val="both"/>
+            </w:pPr>
+            <w:r>
+              <w:t>Report</w:t>
+            </w:r>
+          </w:p>
+        </w:tc>
+      </w:tr>
+    </w:tbl>
+    <w:p>
+      <w:pPr>
+        <w:shd w:val="clear" w:color="auto" w:fill="FFFFFF" w:themeFill="background1"/>
+        <w:spacing w:after="303" w:line="259" w:lineRule="auto"/>
+        <w:ind w:left="0" w:firstLine="0"/>
+      </w:pPr>
+    </w:p>
+    <w:p>
+      <w:pPr>
+        <w:spacing w:after="0" w:line="352" w:lineRule="auto"/>
+        <w:ind w:left="285" w:right="285" w:firstLine="435"/>
+        <w:rPr>
+          <w:rFonts w:ascii="Arial" w:eastAsia="Arial" w:hAnsi="Arial" w:cs="Arial"/>
+          <w:b/>
+          <w:color w:val="000000" w:themeColor="text1"/>
+          <w:sz w:val="32"/>
+        </w:rPr>
+      </w:pPr>
+    </w:p>
+    <w:p>
+      <w:pPr>
+        <w:spacing w:after="0" w:line="352" w:lineRule="auto"/>
+        <w:ind w:left="285" w:right="285" w:firstLine="435"/>
+        <w:rPr>
+          <w:rFonts w:ascii="Arial" w:eastAsia="Arial" w:hAnsi="Arial" w:cs="Arial"/>
+          <w:b/>
+          <w:color w:val="000000" w:themeColor="text1"/>
+          <w:sz w:val="32"/>
+        </w:rPr>
+      </w:pPr>
+    </w:p>
+    <w:p>
+      <w:pPr>
+        <w:spacing w:after="0" w:line="352" w:lineRule="auto"/>
+        <w:ind w:left="285" w:right="285" w:firstLine="435"/>
+        <w:rPr>
+          <w:rFonts w:ascii="Arial" w:eastAsia="Arial" w:hAnsi="Arial" w:cs="Arial"/>
+          <w:b/>
+          <w:color w:val="000000" w:themeColor="text1"/>
+          <w:sz w:val="32"/>
+        </w:rPr>
+      </w:pPr>
+    </w:p>
+    <w:p>
+      <w:pPr>
+        <w:spacing w:after="0" w:line="352" w:lineRule="auto"/>
+        <w:ind w:left="285" w:right="285" w:firstLine="435"/>
+        <w:rPr>
+          <w:rFonts w:ascii="Arial" w:eastAsia="Arial" w:hAnsi="Arial" w:cs="Arial"/>
+          <w:b/>
+          <w:color w:val="000000" w:themeColor="text1"/>
+          <w:sz w:val="32"/>
+        </w:rPr>
+      </w:pPr>
+    </w:p>
+    <w:p>
+      <w:pPr>
+        <w:spacing w:after="0" w:line="352" w:lineRule="auto"/>
+        <w:ind w:left="285" w:right="285" w:firstLine="435"/>
+        <w:rPr>
+          <w:rFonts w:ascii="Arial" w:eastAsia="Arial" w:hAnsi="Arial" w:cs="Arial"/>
+          <w:b/>
+          <w:color w:val="000000" w:themeColor="text1"/>
+          <w:sz w:val="32"/>
+        </w:rPr>
+      </w:pPr>
+    </w:p>
+    <w:p>
+      <w:pPr>
+        <w:spacing w:after="0" w:line="352" w:lineRule="auto"/>
+        <w:ind w:left="0" w:right="285" w:firstLine="0"/>
+        <w:rPr>
+          <w:rFonts w:ascii="Arial" w:eastAsia="Arial" w:hAnsi="Arial" w:cs="Arial"/>
+          <w:b/>
+          <w:color w:val="000000" w:themeColor="text1"/>
+          <w:sz w:val="32"/>
+        </w:rPr>
+      </w:pPr>
+    </w:p>
+    <w:p>
+      <w:pPr>
+        <w:spacing w:after="0" w:line="352" w:lineRule="auto"/>
+        <w:ind w:left="285" w:right="285" w:firstLine="435"/>
+        <w:rPr>
+          <w:rFonts w:ascii="Arial" w:eastAsia="Arial" w:hAnsi="Arial" w:cs="Arial"/>
+          <w:b/>
+          <w:color w:val="000000" w:themeColor="text1"/>
+          <w:sz w:val="32"/>
+        </w:rPr>
+      </w:pPr>
+    </w:p>
+    <w:p>
+      <w:pPr>
+        <w:spacing w:after="0" w:line="352" w:lineRule="auto"/>
+        <w:ind w:left="285" w:right="285" w:firstLine="435"/>
+        <w:rPr>
+          <w:color w:val="000000" w:themeColor="text1"/>
+        </w:rPr>
+      </w:pPr>
+      <w:r>
+        <w:rPr>
+          <w:rFonts w:ascii="Arial" w:eastAsia="Arial" w:hAnsi="Arial" w:cs="Arial"/>
+          <w:b/>
+          <w:color w:val="000000" w:themeColor="text1"/>
+          <w:sz w:val="32"/>
+        </w:rPr>
         <w:t>Brain Tumor MRI Classification Using Convolutional Neural Networks and Transfer Learning</w:t>
       </w:r>
     </w:p>
     <w:p>
       <w:pPr>
-        <w:spacing w:after="284" w:line="259" w:lineRule="auto"/>
-        <w:ind w:left="0" w:firstLine="0"/>
-        <w:jc w:val="left"/>
-        <w:rPr>
-          <w:color w:val="000000" w:themeColor="text1"/>
-        </w:rPr>
-      </w:pPr>
-      <w:r>
-        <w:rPr>
-          <w:rFonts w:ascii="Calibri" w:eastAsia="Calibri" w:hAnsi="Calibri" w:cs="Calibri"/>
+        <w:spacing w:after="860" w:line="265" w:lineRule="auto"/>
+        <w:ind w:left="1440" w:firstLine="720"/>
+        <w:rPr>
+          <w:rFonts w:ascii="Arial" w:eastAsia="Arial" w:hAnsi="Arial" w:cs="Arial"/>
+          <w:color w:val="000000" w:themeColor="text1"/>
+          <w:sz w:val="20"/>
+        </w:rPr>
+      </w:pPr>
+    </w:p>
+    <w:p>
+      <w:pPr>
+        <w:spacing w:after="860" w:line="265" w:lineRule="auto"/>
+        <w:ind w:left="1440" w:firstLine="720"/>
+        <w:rPr>
+          <w:rFonts w:ascii="Arial" w:eastAsia="Arial" w:hAnsi="Arial" w:cs="Arial"/>
+          <w:color w:val="000000" w:themeColor="text1"/>
+          <w:sz w:val="20"/>
+        </w:rPr>
+      </w:pPr>
+      <w:r>
+        <w:rPr>
           <w:noProof/>
-          <w:color w:val="000000" w:themeColor="text1"/>
-          <w:sz w:val="22"/>
+          <w:sz w:val="56"/>
+          <w:szCs w:val="56"/>
         </w:rPr>
         <mc:AlternateContent>
-          <mc:Choice Requires="wpg">
+          <mc:Choice Requires="wps">
             <w:drawing>
-              <wp:inline distT="0" distB="0" distL="0" distR="0" wp14:anchorId="532B391A" wp14:editId="3C3A709D">
-                <wp:extent cx="5578801" cy="25400"/>
+              <wp:anchor distT="0" distB="0" distL="114300" distR="114300" simplePos="0" relativeHeight="251661312" behindDoc="0" locked="0" layoutInCell="1" allowOverlap="1" wp14:anchorId="598151FA" wp14:editId="6D97FB83">
+                <wp:simplePos x="0" y="0"/>
+                <wp:positionH relativeFrom="margin">
+                  <wp:posOffset>-518160</wp:posOffset>
+                </wp:positionH>
+                <wp:positionV relativeFrom="paragraph">
+                  <wp:posOffset>607695</wp:posOffset>
+                </wp:positionV>
+                <wp:extent cx="6057900" cy="2636520"/>
                 <wp:effectExtent l="0" t="0" r="0" b="0"/>
-                <wp:docPr id="5953" name="Group 5953"/>
+                <wp:wrapNone/>
+                <wp:docPr id="6" name="Text Box 6"/>
                 <wp:cNvGraphicFramePr/>
                 <a:graphic xmlns:a="http://schemas.openxmlformats.org/drawingml/2006/main">
-                  <a:graphicData uri="http://schemas.microsoft.com/office/word/2010/wordprocessingGroup">
-                    <wpg:wgp>
-                      <wpg:cNvGrpSpPr/>
-                      <wpg:grpSpPr>
+                  <a:graphicData uri="http://schemas.microsoft.com/office/word/2010/wordprocessingShape">
+                    <wps:wsp>
+                      <wps:cNvSpPr txBox="1"/>
+                      <wps:spPr>
                         <a:xfrm>
                           <a:off x="0" y="0"/>
-                          <a:ext cx="5578801" cy="25400"/>
-                          <a:chOff x="0" y="0"/>
-                          <a:chExt cx="5578801" cy="25400"/>
+                          <a:ext cx="6057900" cy="2636520"/>
                         </a:xfrm>
-                      </wpg:grpSpPr>
-                      <wps:wsp>
-                        <wps:cNvPr id="8" name="Shape 8"/>
-                        <wps:cNvSpPr/>
-                        <wps:spPr>
-                          <a:xfrm>
-                            <a:off x="0" y="0"/>
-                            <a:ext cx="5578801" cy="0"/>
-                          </a:xfrm>
-                          <a:custGeom>
-                            <a:avLst/>
-                            <a:gdLst/>
-                            <a:ahLst/>
-                            <a:cxnLst/>
-                            <a:rect l="0" t="0" r="0" b="0"/>
-                            <a:pathLst>
-                              <a:path w="5578801">
-                                <a:moveTo>
-                                  <a:pt x="0" y="0"/>
-                                </a:moveTo>
-                                <a:lnTo>
-                                  <a:pt x="5578801" y="0"/>
-                                </a:lnTo>
-                              </a:path>
-                            </a:pathLst>
-                          </a:custGeom>
-                          <a:ln w="25400" cap="rnd">
-                            <a:miter lim="127000"/>
-                          </a:ln>
-                        </wps:spPr>
-                        <wps:style>
-                          <a:lnRef idx="1">
-                            <a:srgbClr val="0D1B2A"/>
-                          </a:lnRef>
-                          <a:fillRef idx="0">
-                            <a:srgbClr val="000000">
-                              <a:alpha val="0"/>
-                            </a:srgbClr>
-                          </a:fillRef>
-                          <a:effectRef idx="0">
-                            <a:scrgbClr r="0" g="0" b="0"/>
-                          </a:effectRef>
-                          <a:fontRef idx="none"/>
-                        </wps:style>
-                        <wps:bodyPr/>
-                      </wps:wsp>
-                    </wpg:wgp>
+                        <a:prstGeom prst="rect">
+                          <a:avLst/>
+                        </a:prstGeom>
+                        <a:solidFill>
+                          <a:schemeClr val="lt1"/>
+                        </a:solidFill>
+                        <a:ln w="6350">
+                          <a:noFill/>
+                        </a:ln>
+                      </wps:spPr>
+                      <wps:txbx>
+                        <w:txbxContent>
+                          <w:p/>
+                          <w:p/>
+                          <w:p/>
+                          <w:p>
+                            <w:pPr>
+                              <w:rPr>
+                                <w:sz w:val="28"/>
+                                <w:szCs w:val="28"/>
+                              </w:rPr>
+                            </w:pPr>
+                            <w:r>
+                              <w:rPr>
+                                <w:sz w:val="28"/>
+                                <w:szCs w:val="28"/>
+                              </w:rPr>
+                              <w:t>Student Id</w:t>
+                            </w:r>
+                            <w:r>
+                              <w:rPr>
+                                <w:sz w:val="28"/>
+                                <w:szCs w:val="28"/>
+                              </w:rPr>
+                              <w:tab/>
+                            </w:r>
+                            <w:r>
+                              <w:rPr>
+                                <w:sz w:val="28"/>
+                                <w:szCs w:val="28"/>
+                              </w:rPr>
+                              <w:tab/>
+                              <w:t xml:space="preserve">: </w:t>
+                            </w:r>
+                            <w:r>
+                              <w:rPr>
+                                <w:sz w:val="28"/>
+                                <w:szCs w:val="28"/>
+                              </w:rPr>
+                              <w:t>2408972</w:t>
+                            </w:r>
+                          </w:p>
+                          <w:p>
+                            <w:pPr>
+                              <w:rPr>
+                                <w:sz w:val="28"/>
+                                <w:szCs w:val="28"/>
+                              </w:rPr>
+                            </w:pPr>
+                            <w:r>
+                              <w:rPr>
+                                <w:sz w:val="28"/>
+                                <w:szCs w:val="28"/>
+                              </w:rPr>
+                              <w:t>Student Name</w:t>
+                            </w:r>
+                            <w:r>
+                              <w:rPr>
+                                <w:sz w:val="28"/>
+                                <w:szCs w:val="28"/>
+                              </w:rPr>
+                              <w:tab/>
+                              <w:t xml:space="preserve">: </w:t>
+                            </w:r>
+                            <w:r>
+                              <w:rPr>
+                                <w:sz w:val="28"/>
+                                <w:szCs w:val="28"/>
+                              </w:rPr>
+                              <w:t>Nishant Jaiswal</w:t>
+                            </w:r>
+                          </w:p>
+                          <w:p>
+                            <w:pPr>
+                              <w:rPr>
+                                <w:sz w:val="28"/>
+                                <w:szCs w:val="28"/>
+                              </w:rPr>
+                            </w:pPr>
+                            <w:r>
+                              <w:rPr>
+                                <w:sz w:val="28"/>
+                                <w:szCs w:val="28"/>
+                              </w:rPr>
+                              <w:t>Section</w:t>
+                            </w:r>
+                            <w:r>
+                              <w:rPr>
+                                <w:sz w:val="28"/>
+                                <w:szCs w:val="28"/>
+                              </w:rPr>
+                              <w:tab/>
+                            </w:r>
+                            <w:r>
+                              <w:rPr>
+                                <w:sz w:val="28"/>
+                                <w:szCs w:val="28"/>
+                              </w:rPr>
+                              <w:tab/>
+                              <w:t xml:space="preserve">: </w:t>
+                            </w:r>
+                            <w:r>
+                              <w:rPr>
+                                <w:sz w:val="28"/>
+                                <w:szCs w:val="28"/>
+                              </w:rPr>
+                              <w:t>L6CG4</w:t>
+                            </w:r>
+                          </w:p>
+                          <w:p>
+                            <w:pPr>
+                              <w:rPr>
+                                <w:sz w:val="28"/>
+                                <w:szCs w:val="28"/>
+                              </w:rPr>
+                            </w:pPr>
+                            <w:r>
+                              <w:rPr>
+                                <w:sz w:val="28"/>
+                                <w:szCs w:val="28"/>
+                              </w:rPr>
+                              <w:t>Module Leader</w:t>
+                            </w:r>
+                            <w:r>
+                              <w:rPr>
+                                <w:sz w:val="28"/>
+                                <w:szCs w:val="28"/>
+                              </w:rPr>
+                              <w:tab/>
+                              <w:t xml:space="preserve">: </w:t>
+                            </w:r>
+                            <w:r>
+                              <w:rPr>
+                                <w:sz w:val="28"/>
+                                <w:szCs w:val="28"/>
+                              </w:rPr>
+                              <w:t>Mr. Siman Giri</w:t>
+                            </w:r>
+                          </w:p>
+                          <w:p>
+                            <w:pPr>
+                              <w:rPr>
+                                <w:sz w:val="28"/>
+                                <w:szCs w:val="28"/>
+                              </w:rPr>
+                            </w:pPr>
+                            <w:r>
+                              <w:rPr>
+                                <w:sz w:val="28"/>
+                                <w:szCs w:val="28"/>
+                              </w:rPr>
+                              <w:t xml:space="preserve">Tutor </w:t>
+                            </w:r>
+                            <w:r>
+                              <w:rPr>
+                                <w:sz w:val="28"/>
+                                <w:szCs w:val="28"/>
+                              </w:rPr>
+                              <w:tab/>
+                            </w:r>
+                            <w:r>
+                              <w:rPr>
+                                <w:sz w:val="28"/>
+                                <w:szCs w:val="28"/>
+                              </w:rPr>
+                              <w:tab/>
+                            </w:r>
+                            <w:r>
+                              <w:rPr>
+                                <w:sz w:val="28"/>
+                                <w:szCs w:val="28"/>
+                              </w:rPr>
+                              <w:t xml:space="preserve">          : Mr. Anish Khatiwada</w:t>
+                            </w:r>
+                            <w:r>
+                              <w:rPr>
+                                <w:sz w:val="28"/>
+                                <w:szCs w:val="28"/>
+                              </w:rPr>
+                              <w:tab/>
+                            </w:r>
+                          </w:p>
+                          <w:p/>
+                        </w:txbxContent>
+                      </wps:txbx>
+                      <wps:bodyPr rot="0" spcFirstLastPara="0" vertOverflow="overflow" horzOverflow="overflow" vert="horz" wrap="square" lIns="91440" tIns="45720" rIns="91440" bIns="45720" numCol="1" spcCol="0" rtlCol="0" fromWordArt="0" anchor="t" anchorCtr="0" forceAA="0" compatLnSpc="1">
+                        <a:prstTxWarp prst="textNoShape">
+                          <a:avLst/>
+                        </a:prstTxWarp>
+                        <a:noAutofit/>
+                      </wps:bodyPr>
+                    </wps:wsp>
                   </a:graphicData>
                 </a:graphic>
-              </wp:inline>
+                <wp14:sizeRelH relativeFrom="margin">
+                  <wp14:pctWidth>0</wp14:pctWidth>
+                </wp14:sizeRelH>
+                <wp14:sizeRelV relativeFrom="margin">
+                  <wp14:pctHeight>0</wp14:pctHeight>
+                </wp14:sizeRelV>
+              </wp:anchor>
             </w:drawing>
           </mc:Choice>
           <mc:Fallback>
             <w:pict>
-              <v:group w14:anchorId="24C7D4A6" id="Group 5953" o:spid="_x0000_s1026" style="width:439.3pt;height:2pt;mso-position-horizontal-relative:char;mso-position-vertical-relative:line" coordsize="55788,254" o:gfxdata="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">
-                <v:shape id="Shape 8" o:spid="_x0000_s1027" style="position:absolute;width:55788;height:0;visibility:visible;mso-wrap-style:square;v-text-anchor:top" coordsize="5578801,0" o:gfxdata="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" path="m,l5578801,e" filled="f" strokecolor="#0d1b2a" strokeweight="2pt">
-                  <v:stroke miterlimit="83231f" joinstyle="miter" endcap="round"/>
-                  <v:path arrowok="t" textboxrect="0,0,5578801,0"/>
-                </v:shape>
-                <w10:anchorlock/>
-              </v:group>
+              <v:shapetype w14:anchorId="598151FA" id="_x0000_t202" coordsize="21600,21600" o:spt="202" path="m,l,21600r21600,l21600,xe">
+                <v:stroke joinstyle="miter"/>
+                <v:path gradientshapeok="t" o:connecttype="rect"/>
+              </v:shapetype>
+              <v:shape id="Text Box 6" o:spid="_x0000_s1026" type="#_x0000_t202" style="position:absolute;left:0;text-align:left;margin-left:-40.8pt;margin-top:47.85pt;width:477pt;height:207.6pt;z-index:251661312;visibility:visible;mso-wrap-style:square;mso-width-percent:0;mso-height-percent:0;mso-wrap-distance-left:9pt;mso-wrap-distance-top:0;mso-wrap-distance-right:9pt;mso-wrap-distance-bottom:0;mso-position-horizontal:absolute;mso-position-horizontal-relative:margin;mso-position-vertical:absolute;mso-position-vertical-relative:text;mso-width-percent:0;mso-height-percent:0;mso-width-relative:margin;mso-height-relative:margin;v-text-anchor:top" o:gfxdata="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" fillcolor="white [3201]" stroked="f" strokeweight=".5pt">
+                <v:textbox>
+                  <w:txbxContent>
+                    <w:p/>
+                    <w:p/>
+                    <w:p/>
+                    <w:p>
+                      <w:pPr>
+                        <w:rPr>
+                          <w:sz w:val="28"/>
+                          <w:szCs w:val="28"/>
+                        </w:rPr>
+                      </w:pPr>
+                      <w:r>
+                        <w:rPr>
+                          <w:sz w:val="28"/>
+                          <w:szCs w:val="28"/>
+                        </w:rPr>
+                        <w:t>Student Id</w:t>
+                      </w:r>
+                      <w:r>
+                        <w:rPr>
+                          <w:sz w:val="28"/>
+                          <w:szCs w:val="28"/>
+                        </w:rPr>
+                        <w:tab/>
+                      </w:r>
+                      <w:r>
+                        <w:rPr>
+                          <w:sz w:val="28"/>
+                          <w:szCs w:val="28"/>
+                        </w:rPr>
+                        <w:tab/>
+                        <w:t xml:space="preserve">: </w:t>
+                      </w:r>
+                      <w:r>
+                        <w:rPr>
+                          <w:sz w:val="28"/>
+                          <w:szCs w:val="28"/>
+                        </w:rPr>
+                        <w:t>2408972</w:t>
+                      </w:r>
+                    </w:p>
+                    <w:p>
+                      <w:pPr>
+                        <w:rPr>
+                          <w:sz w:val="28"/>
+                          <w:szCs w:val="28"/>
+                        </w:rPr>
+                      </w:pPr>
+                      <w:r>
+                        <w:rPr>
+                          <w:sz w:val="28"/>
+                          <w:szCs w:val="28"/>
+                        </w:rPr>
+                        <w:t>Student Name</w:t>
+                      </w:r>
+                      <w:r>
+                        <w:rPr>
+                          <w:sz w:val="28"/>
+                          <w:szCs w:val="28"/>
+                        </w:rPr>
+                        <w:tab/>
+                        <w:t xml:space="preserve">: </w:t>
+                      </w:r>
+                      <w:r>
+                        <w:rPr>
+                          <w:sz w:val="28"/>
+                          <w:szCs w:val="28"/>
+                        </w:rPr>
+                        <w:t>Nishant Jaiswal</w:t>
+                      </w:r>
+                    </w:p>
+                    <w:p>
+                      <w:pPr>
+                        <w:rPr>
+                          <w:sz w:val="28"/>
+                          <w:szCs w:val="28"/>
+                        </w:rPr>
+                      </w:pPr>
+                      <w:r>
+                        <w:rPr>
+                          <w:sz w:val="28"/>
+                          <w:szCs w:val="28"/>
+                        </w:rPr>
+                        <w:t>Section</w:t>
+                      </w:r>
+                      <w:r>
+                        <w:rPr>
+                          <w:sz w:val="28"/>
+                          <w:szCs w:val="28"/>
+                        </w:rPr>
+                        <w:tab/>
+                      </w:r>
+                      <w:r>
+                        <w:rPr>
+                          <w:sz w:val="28"/>
+                          <w:szCs w:val="28"/>
+                        </w:rPr>
+                        <w:tab/>
+                        <w:t xml:space="preserve">: </w:t>
+                      </w:r>
+                      <w:r>
+                        <w:rPr>
+                          <w:sz w:val="28"/>
+                          <w:szCs w:val="28"/>
+                        </w:rPr>
+                        <w:t>L6CG4</w:t>
+                      </w:r>
+                    </w:p>
+                    <w:p>
+                      <w:pPr>
+                        <w:rPr>
+                          <w:sz w:val="28"/>
+                          <w:szCs w:val="28"/>
+                        </w:rPr>
+                      </w:pPr>
+                      <w:r>
+                        <w:rPr>
+                          <w:sz w:val="28"/>
+                          <w:szCs w:val="28"/>
+                        </w:rPr>
+                        <w:t>Module Leader</w:t>
+                      </w:r>
+                      <w:r>
+                        <w:rPr>
+                          <w:sz w:val="28"/>
+                          <w:szCs w:val="28"/>
+                        </w:rPr>
+                        <w:tab/>
+                        <w:t xml:space="preserve">: </w:t>
+                      </w:r>
+                      <w:r>
+                        <w:rPr>
+                          <w:sz w:val="28"/>
+                          <w:szCs w:val="28"/>
+                        </w:rPr>
+                        <w:t>Mr. Siman Giri</w:t>
+                      </w:r>
+                    </w:p>
+                    <w:p>
+                      <w:pPr>
+                        <w:rPr>
+                          <w:sz w:val="28"/>
+                          <w:szCs w:val="28"/>
+                        </w:rPr>
+                      </w:pPr>
+                      <w:r>
+                        <w:rPr>
+                          <w:sz w:val="28"/>
+                          <w:szCs w:val="28"/>
+                        </w:rPr>
+                        <w:t xml:space="preserve">Tutor </w:t>
+                      </w:r>
+                      <w:r>
+                        <w:rPr>
+                          <w:sz w:val="28"/>
+                          <w:szCs w:val="28"/>
+                        </w:rPr>
+                        <w:tab/>
+                      </w:r>
+                      <w:r>
+                        <w:rPr>
+                          <w:sz w:val="28"/>
+                          <w:szCs w:val="28"/>
+                        </w:rPr>
+                        <w:tab/>
+                      </w:r>
+                      <w:r>
+                        <w:rPr>
+                          <w:sz w:val="28"/>
+                          <w:szCs w:val="28"/>
+                        </w:rPr>
+                        <w:t xml:space="preserve">          : Mr. Anish Khatiwada</w:t>
+                      </w:r>
+                      <w:r>
+                        <w:rPr>
+                          <w:sz w:val="28"/>
+                          <w:szCs w:val="28"/>
+                        </w:rPr>
+                        <w:tab/>
+                      </w:r>
+                    </w:p>
+                    <w:p/>
+                  </w:txbxContent>
+                </v:textbox>
+                <w10:wrap anchorx="margin"/>
+              </v:shape>
             </w:pict>
           </mc:Fallback>
         </mc:AlternateContent>
@@ -124,212 +759,6 @@
     </w:p>
     <w:p>
       <w:pPr>
-        <w:shd w:val="clear" w:color="auto" w:fill="1A3A5C"/>
-        <w:spacing w:after="0" w:line="259" w:lineRule="auto"/>
-        <w:ind w:left="0" w:firstLine="0"/>
-        <w:jc w:val="center"/>
-        <w:rPr>
-          <w:color w:val="FFFFFF" w:themeColor="background1"/>
-        </w:rPr>
-      </w:pPr>
-      <w:r>
-        <w:rPr>
-          <w:rFonts w:ascii="Arial" w:eastAsia="Arial" w:hAnsi="Arial" w:cs="Arial"/>
-          <w:b/>
-          <w:color w:val="FFFFFF" w:themeColor="background1"/>
-        </w:rPr>
-        <w:t>6CS012 Final Portfolio Project  |  Herald College Kathmandu  |  Part II — Vision Task</w:t>
-      </w:r>
-    </w:p>
-    <w:p>
-      <w:pPr>
-        <w:spacing w:after="303" w:line="259" w:lineRule="auto"/>
-        <w:ind w:left="0" w:firstLine="0"/>
-        <w:jc w:val="left"/>
-        <w:rPr>
-          <w:color w:val="000000" w:themeColor="text1"/>
-        </w:rPr>
-      </w:pPr>
-      <w:r>
-        <w:rPr>
-          <w:rFonts w:ascii="Calibri" w:eastAsia="Calibri" w:hAnsi="Calibri" w:cs="Calibri"/>
-          <w:noProof/>
-          <w:color w:val="000000" w:themeColor="text1"/>
-          <w:sz w:val="22"/>
-        </w:rPr>
-        <mc:AlternateContent>
-          <mc:Choice Requires="wpg">
-            <w:drawing>
-              <wp:inline distT="0" distB="0" distL="0" distR="0" wp14:anchorId="28FF0C88" wp14:editId="5B907A8C">
-                <wp:extent cx="5578801" cy="12700"/>
-                <wp:effectExtent l="0" t="0" r="0" b="0"/>
-                <wp:docPr id="5954" name="Group 5954"/>
-                <wp:cNvGraphicFramePr/>
-                <a:graphic xmlns:a="http://schemas.openxmlformats.org/drawingml/2006/main">
-                  <a:graphicData uri="http://schemas.microsoft.com/office/word/2010/wordprocessingGroup">
-                    <wpg:wgp>
-                      <wpg:cNvGrpSpPr/>
-                      <wpg:grpSpPr>
-                        <a:xfrm>
-                          <a:off x="0" y="0"/>
-                          <a:ext cx="5578801" cy="12700"/>
-                          <a:chOff x="0" y="0"/>
-                          <a:chExt cx="5578801" cy="12700"/>
-                        </a:xfrm>
-                      </wpg:grpSpPr>
-                      <wps:wsp>
-                        <wps:cNvPr id="11" name="Shape 11"/>
-                        <wps:cNvSpPr/>
-                        <wps:spPr>
-                          <a:xfrm>
-                            <a:off x="0" y="0"/>
-                            <a:ext cx="5578801" cy="0"/>
-                          </a:xfrm>
-                          <a:custGeom>
-                            <a:avLst/>
-                            <a:gdLst/>
-                            <a:ahLst/>
-                            <a:cxnLst/>
-                            <a:rect l="0" t="0" r="0" b="0"/>
-                            <a:pathLst>
-                              <a:path w="5578801">
-                                <a:moveTo>
-                                  <a:pt x="0" y="0"/>
-                                </a:moveTo>
-                                <a:lnTo>
-                                  <a:pt x="5578801" y="0"/>
-                                </a:lnTo>
-                              </a:path>
-                            </a:pathLst>
-                          </a:custGeom>
-                          <a:ln w="12700" cap="rnd">
-                            <a:miter lim="127000"/>
-                          </a:ln>
-                        </wps:spPr>
-                        <wps:style>
-                          <a:lnRef idx="1">
-                            <a:srgbClr val="0D1B2A"/>
-                          </a:lnRef>
-                          <a:fillRef idx="0">
-                            <a:srgbClr val="000000">
-                              <a:alpha val="0"/>
-                            </a:srgbClr>
-                          </a:fillRef>
-                          <a:effectRef idx="0">
-                            <a:scrgbClr r="0" g="0" b="0"/>
-                          </a:effectRef>
-                          <a:fontRef idx="none"/>
-                        </wps:style>
-                        <wps:bodyPr/>
-                      </wps:wsp>
-                    </wpg:wgp>
-                  </a:graphicData>
-                </a:graphic>
-              </wp:inline>
-            </w:drawing>
-          </mc:Choice>
-          <mc:Fallback>
-            <w:pict>
-              <v:group w14:anchorId="23BEC76C" id="Group 5954" o:spid="_x0000_s1026" style="width:439.3pt;height:1pt;mso-position-horizontal-relative:char;mso-position-vertical-relative:line" coordsize="55788,127" o:gfxdata="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">
-                <v:shape id="Shape 11" o:spid="_x0000_s1027" style="position:absolute;width:55788;height:0;visibility:visible;mso-wrap-style:square;v-text-anchor:top" coordsize="5578801,0" o:gfxdata="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" path="m,l5578801,e" filled="f" strokecolor="#0d1b2a" strokeweight="1pt">
-                  <v:stroke miterlimit="83231f" joinstyle="miter" endcap="round"/>
-                  <v:path arrowok="t" textboxrect="0,0,5578801,0"/>
-                </v:shape>
-                <w10:anchorlock/>
-              </v:group>
-            </w:pict>
-          </mc:Fallback>
-        </mc:AlternateContent>
-      </w:r>
-    </w:p>
-    <w:p>
-      <w:pPr>
-        <w:spacing w:after="27" w:line="265" w:lineRule="auto"/>
-        <w:jc w:val="center"/>
-        <w:rPr>
-          <w:color w:val="000000" w:themeColor="text1"/>
-        </w:rPr>
-      </w:pPr>
-      <w:r>
-        <w:rPr>
-          <w:rFonts w:ascii="Arial" w:eastAsia="Arial" w:hAnsi="Arial" w:cs="Arial"/>
-          <w:color w:val="000000" w:themeColor="text1"/>
-          <w:sz w:val="20"/>
-        </w:rPr>
-        <w:t xml:space="preserve">Student ID: 2408881   |   Name: </w:t>
-      </w:r>
-      <w:r>
-        <w:rPr>
-          <w:rFonts w:ascii="Arial" w:eastAsia="Arial" w:hAnsi="Arial" w:cs="Arial"/>
-          <w:color w:val="000000" w:themeColor="text1"/>
-          <w:sz w:val="20"/>
-        </w:rPr>
-        <w:t xml:space="preserve">Nishant Jaiswal </w:t>
-      </w:r>
-      <w:r>
-        <w:rPr>
-          <w:rFonts w:ascii="Arial" w:eastAsia="Arial" w:hAnsi="Arial" w:cs="Arial"/>
-          <w:color w:val="000000" w:themeColor="text1"/>
-          <w:sz w:val="20"/>
-        </w:rPr>
-        <w:t>|   April, 2026</w:t>
-      </w:r>
-    </w:p>
-    <w:p>
-      <w:pPr>
-        <w:spacing w:after="860" w:line="265" w:lineRule="auto"/>
-        <w:ind w:left="1450" w:firstLine="0"/>
-        <w:rPr>
-          <w:rFonts w:ascii="Arial" w:eastAsia="Arial" w:hAnsi="Arial" w:cs="Arial"/>
-          <w:color w:val="000000" w:themeColor="text1"/>
-          <w:sz w:val="20"/>
-        </w:rPr>
-      </w:pPr>
-      <w:r>
-        <w:rPr>
-          <w:rFonts w:ascii="Arial" w:eastAsia="Arial" w:hAnsi="Arial" w:cs="Arial"/>
-          <w:color w:val="000000" w:themeColor="text1"/>
-          <w:sz w:val="20"/>
-        </w:rPr>
-        <w:t xml:space="preserve">   </w:t>
-      </w:r>
-      <w:r>
-        <w:rPr>
-          <w:rFonts w:ascii="Arial" w:eastAsia="Arial" w:hAnsi="Arial" w:cs="Arial"/>
-          <w:color w:val="000000" w:themeColor="text1"/>
-          <w:sz w:val="20"/>
-        </w:rPr>
-        <w:t>GitHub: github.com/</w:t>
-      </w:r>
-      <w:proofErr w:type="spellStart"/>
-      <w:r>
-        <w:rPr>
-          <w:rFonts w:ascii="Arial" w:eastAsia="Arial" w:hAnsi="Arial" w:cs="Arial"/>
-          <w:color w:val="000000" w:themeColor="text1"/>
-          <w:sz w:val="20"/>
-        </w:rPr>
-        <w:t>Uknowme</w:t>
-      </w:r>
-      <w:proofErr w:type="spellEnd"/>
-      <w:r>
-        <w:rPr>
-          <w:rFonts w:ascii="Arial" w:eastAsia="Arial" w:hAnsi="Arial" w:cs="Arial"/>
-          <w:color w:val="000000" w:themeColor="text1"/>
-          <w:sz w:val="20"/>
-        </w:rPr>
-        <w:t xml:space="preserve">-h </w:t>
-      </w:r>
-      <w:r>
-        <w:rPr>
-          <w:rFonts w:ascii="Arial" w:eastAsia="Arial" w:hAnsi="Arial" w:cs="Arial"/>
-          <w:color w:val="000000" w:themeColor="text1"/>
-          <w:sz w:val="20"/>
-        </w:rPr>
-        <w:t>/AIML — Assessment/CNN.ip</w:t>
-      </w:r>
-    </w:p>
-    <w:p>
-      <w:pPr>
         <w:spacing w:after="860" w:line="265" w:lineRule="auto"/>
         <w:ind w:left="1440" w:firstLine="720"/>
         <w:rPr>
@@ -352,8 +781,7 @@
     </w:p>
     <w:p>
       <w:pPr>
-        <w:spacing w:after="860" w:line="265" w:lineRule="auto"/>
-        <w:ind w:left="1440" w:firstLine="720"/>
+        <w:ind w:left="0" w:firstLine="0"/>
         <w:rPr>
           <w:rFonts w:ascii="Arial" w:eastAsia="Arial" w:hAnsi="Arial" w:cs="Arial"/>
           <w:color w:val="000000" w:themeColor="text1"/>
@@ -363,59 +791,7 @@
     </w:p>
     <w:p>
       <w:pPr>
-        <w:spacing w:after="860" w:line="265" w:lineRule="auto"/>
-        <w:ind w:left="1440" w:firstLine="720"/>
-        <w:rPr>
-          <w:rFonts w:ascii="Arial" w:eastAsia="Arial" w:hAnsi="Arial" w:cs="Arial"/>
-          <w:color w:val="000000" w:themeColor="text1"/>
-          <w:sz w:val="20"/>
-        </w:rPr>
-      </w:pPr>
-    </w:p>
-    <w:p>
-      <w:pPr>
-        <w:spacing w:after="860" w:line="265" w:lineRule="auto"/>
-        <w:ind w:left="1440" w:firstLine="720"/>
-        <w:rPr>
-          <w:rFonts w:ascii="Arial" w:eastAsia="Arial" w:hAnsi="Arial" w:cs="Arial"/>
-          <w:color w:val="000000" w:themeColor="text1"/>
-          <w:sz w:val="20"/>
-        </w:rPr>
-      </w:pPr>
-    </w:p>
-    <w:p>
-      <w:pPr>
-        <w:spacing w:after="860" w:line="265" w:lineRule="auto"/>
-        <w:ind w:left="1440" w:firstLine="720"/>
-        <w:rPr>
-          <w:rFonts w:ascii="Arial" w:eastAsia="Arial" w:hAnsi="Arial" w:cs="Arial"/>
-          <w:color w:val="000000" w:themeColor="text1"/>
-          <w:sz w:val="20"/>
-        </w:rPr>
-      </w:pPr>
-    </w:p>
-    <w:p>
-      <w:pPr>
-        <w:spacing w:after="860" w:line="265" w:lineRule="auto"/>
-        <w:ind w:left="1440" w:firstLine="720"/>
-        <w:rPr>
-          <w:rFonts w:ascii="Arial" w:eastAsia="Arial" w:hAnsi="Arial" w:cs="Arial"/>
-          <w:color w:val="000000" w:themeColor="text1"/>
-          <w:sz w:val="20"/>
-        </w:rPr>
-      </w:pPr>
-    </w:p>
-    <w:p>
-      <w:pPr>
-        <w:spacing w:after="860" w:line="265" w:lineRule="auto"/>
-        <w:ind w:left="1440" w:firstLine="720"/>
-        <w:rPr>
-          <w:color w:val="000000" w:themeColor="text1"/>
-        </w:rPr>
-      </w:pPr>
-    </w:p>
-    <w:p>
-      <w:pPr>
+        <w:ind w:left="0" w:firstLine="0"/>
         <w:rPr>
           <w:color w:val="000000" w:themeColor="text1"/>
         </w:rPr>
@@ -424,7 +800,12 @@
     <w:sdt>
       <w:sdtPr>
         <w:rPr>
-          <w:color w:val="000000" w:themeColor="text1"/>
+          <w:rFonts w:ascii="Times New Roman" w:eastAsia="Times New Roman" w:hAnsi="Times New Roman" w:cs="Times New Roman"/>
+          <w:color w:val="000000" w:themeColor="text1"/>
+          <w:kern w:val="2"/>
+          <w:sz w:val="21"/>
+          <w:szCs w:val="24"/>
+          <w14:ligatures w14:val="standardContextual"/>
         </w:rPr>
         <w:id w:val="-365373879"/>
         <w:docPartObj>
@@ -434,20 +815,16 @@
       </w:sdtPr>
       <w:sdtEndPr>
         <w:rPr>
-          <w:rFonts w:ascii="Times New Roman" w:eastAsia="Times New Roman" w:hAnsi="Times New Roman" w:cs="Times New Roman"/>
           <w:b/>
           <w:bCs/>
           <w:noProof/>
-          <w:kern w:val="2"/>
-          <w:sz w:val="21"/>
-          <w:szCs w:val="24"/>
-          <w14:ligatures w14:val="standardContextual"/>
         </w:rPr>
       </w:sdtEndPr>
       <w:sdtContent>
         <w:p>
           <w:pPr>
             <w:pStyle w:val="TOCHeading"/>
+            <w:jc w:val="both"/>
             <w:rPr>
               <w:color w:val="000000" w:themeColor="text1"/>
             </w:rPr>
@@ -465,6 +842,7 @@
             <w:tabs>
               <w:tab w:val="right" w:leader="dot" w:pos="8776"/>
             </w:tabs>
+            <w:jc w:val="both"/>
             <w:rPr>
               <w:rFonts w:cstheme="minorBidi"/>
               <w:noProof/>
@@ -566,6 +944,7 @@
               <w:tab w:val="left" w:pos="440"/>
               <w:tab w:val="right" w:leader="dot" w:pos="8776"/>
             </w:tabs>
+            <w:jc w:val="both"/>
             <w:rPr>
               <w:rFonts w:cstheme="minorBidi"/>
               <w:noProof/>
@@ -670,6 +1049,7 @@
               <w:tab w:val="left" w:pos="440"/>
               <w:tab w:val="right" w:leader="dot" w:pos="8776"/>
             </w:tabs>
+            <w:jc w:val="both"/>
             <w:rPr>
               <w:rFonts w:cstheme="minorBidi"/>
               <w:noProof/>
@@ -774,6 +1154,7 @@
               <w:tab w:val="left" w:pos="440"/>
               <w:tab w:val="right" w:leader="dot" w:pos="8776"/>
             </w:tabs>
+            <w:jc w:val="both"/>
             <w:rPr>
               <w:rFonts w:cstheme="minorBidi"/>
               <w:noProof/>
@@ -878,6 +1259,7 @@
               <w:tab w:val="left" w:pos="960"/>
               <w:tab w:val="right" w:leader="dot" w:pos="8776"/>
             </w:tabs>
+            <w:jc w:val="both"/>
             <w:rPr>
               <w:rFonts w:cstheme="minorBidi"/>
               <w:noProof/>
@@ -982,6 +1364,7 @@
               <w:tab w:val="left" w:pos="960"/>
               <w:tab w:val="right" w:leader="dot" w:pos="8776"/>
             </w:tabs>
+            <w:jc w:val="both"/>
             <w:rPr>
               <w:rFonts w:cstheme="minorBidi"/>
               <w:noProof/>
@@ -1086,6 +1469,7 @@
               <w:tab w:val="left" w:pos="960"/>
               <w:tab w:val="right" w:leader="dot" w:pos="8776"/>
             </w:tabs>
+            <w:jc w:val="both"/>
             <w:rPr>
               <w:rFonts w:cstheme="minorBidi"/>
               <w:noProof/>
@@ -1190,6 +1574,7 @@
               <w:tab w:val="left" w:pos="960"/>
               <w:tab w:val="right" w:leader="dot" w:pos="8776"/>
             </w:tabs>
+            <w:jc w:val="both"/>
             <w:rPr>
               <w:rFonts w:cstheme="minorBidi"/>
               <w:noProof/>
@@ -1294,6 +1679,7 @@
               <w:tab w:val="left" w:pos="440"/>
               <w:tab w:val="right" w:leader="dot" w:pos="8776"/>
             </w:tabs>
+            <w:jc w:val="both"/>
             <w:rPr>
               <w:rFonts w:cstheme="minorBidi"/>
               <w:noProof/>
@@ -1398,6 +1784,7 @@
               <w:tab w:val="left" w:pos="960"/>
               <w:tab w:val="right" w:leader="dot" w:pos="8776"/>
             </w:tabs>
+            <w:jc w:val="both"/>
             <w:rPr>
               <w:rFonts w:cstheme="minorBidi"/>
               <w:noProof/>
@@ -1502,6 +1889,7 @@
               <w:tab w:val="left" w:pos="960"/>
               <w:tab w:val="right" w:leader="dot" w:pos="8776"/>
             </w:tabs>
+            <w:jc w:val="both"/>
             <w:rPr>
               <w:rFonts w:cstheme="minorBidi"/>
               <w:noProof/>
@@ -1606,6 +1994,7 @@
               <w:tab w:val="left" w:pos="960"/>
               <w:tab w:val="right" w:leader="dot" w:pos="8776"/>
             </w:tabs>
+            <w:jc w:val="both"/>
             <w:rPr>
               <w:rFonts w:cstheme="minorBidi"/>
               <w:noProof/>
@@ -1710,6 +2099,7 @@
               <w:tab w:val="left" w:pos="960"/>
               <w:tab w:val="right" w:leader="dot" w:pos="8776"/>
             </w:tabs>
+            <w:jc w:val="both"/>
             <w:rPr>
               <w:rFonts w:cstheme="minorBidi"/>
               <w:noProof/>
@@ -1814,6 +2204,7 @@
               <w:tab w:val="left" w:pos="960"/>
               <w:tab w:val="right" w:leader="dot" w:pos="8776"/>
             </w:tabs>
+            <w:jc w:val="both"/>
             <w:rPr>
               <w:rFonts w:cstheme="minorBidi"/>
               <w:noProof/>
@@ -1918,6 +2309,7 @@
               <w:tab w:val="left" w:pos="440"/>
               <w:tab w:val="right" w:leader="dot" w:pos="8776"/>
             </w:tabs>
+            <w:jc w:val="both"/>
             <w:rPr>
               <w:rFonts w:cstheme="minorBidi"/>
               <w:noProof/>
@@ -2022,6 +2414,7 @@
               <w:tab w:val="left" w:pos="440"/>
               <w:tab w:val="right" w:leader="dot" w:pos="8776"/>
             </w:tabs>
+            <w:jc w:val="both"/>
             <w:rPr>
               <w:rFonts w:cstheme="minorBidi"/>
               <w:noProof/>
@@ -2126,6 +2519,7 @@
               <w:tab w:val="left" w:pos="960"/>
               <w:tab w:val="right" w:leader="dot" w:pos="8776"/>
             </w:tabs>
+            <w:jc w:val="both"/>
             <w:rPr>
               <w:rFonts w:cstheme="minorBidi"/>
               <w:noProof/>
@@ -2230,6 +2624,7 @@
               <w:tab w:val="left" w:pos="960"/>
               <w:tab w:val="right" w:leader="dot" w:pos="8776"/>
             </w:tabs>
+            <w:jc w:val="both"/>
             <w:rPr>
               <w:rFonts w:cstheme="minorBidi"/>
               <w:noProof/>
@@ -2334,6 +2729,7 @@
               <w:tab w:val="left" w:pos="960"/>
               <w:tab w:val="right" w:leader="dot" w:pos="8776"/>
             </w:tabs>
+            <w:jc w:val="both"/>
             <w:rPr>
               <w:rFonts w:cstheme="minorBidi"/>
               <w:noProof/>
@@ -2464,6 +2860,7 @@
           <w:numId w:val="0"/>
         </w:numPr>
         <w:ind w:left="10" w:hanging="10"/>
+        <w:jc w:val="both"/>
       </w:pPr>
       <w:r>
         <w:t>Table of Figures</w:t>
@@ -2941,6 +3338,7 @@
           <w:numId w:val="0"/>
         </w:numPr>
         <w:ind w:left="10"/>
+        <w:jc w:val="both"/>
       </w:pPr>
       <w:r>
         <w:t>Table of Tables</w:t>
@@ -3121,269 +3519,6 @@
     </w:p>
     <w:p>
       <w:pPr>
-        <w:rPr>
-          <w:color w:val="000000" w:themeColor="text1"/>
-        </w:rPr>
-      </w:pPr>
-    </w:p>
-    <w:p>
-      <w:pPr>
-        <w:rPr>
-          <w:color w:val="000000" w:themeColor="text1"/>
-        </w:rPr>
-      </w:pPr>
-    </w:p>
-    <w:p>
-      <w:pPr>
-        <w:rPr>
-          <w:color w:val="000000" w:themeColor="text1"/>
-        </w:rPr>
-      </w:pPr>
-    </w:p>
-    <w:p>
-      <w:pPr>
-        <w:rPr>
-          <w:color w:val="000000" w:themeColor="text1"/>
-        </w:rPr>
-      </w:pPr>
-    </w:p>
-    <w:p>
-      <w:pPr>
-        <w:rPr>
-          <w:color w:val="000000" w:themeColor="text1"/>
-        </w:rPr>
-      </w:pPr>
-    </w:p>
-    <w:p>
-      <w:pPr>
-        <w:rPr>
-          <w:color w:val="000000" w:themeColor="text1"/>
-        </w:rPr>
-      </w:pPr>
-    </w:p>
-    <w:p>
-      <w:pPr>
-        <w:rPr>
-          <w:color w:val="000000" w:themeColor="text1"/>
-        </w:rPr>
-      </w:pPr>
-    </w:p>
-    <w:p>
-      <w:pPr>
-        <w:rPr>
-          <w:color w:val="000000" w:themeColor="text1"/>
-        </w:rPr>
-      </w:pPr>
-    </w:p>
-    <w:p>
-      <w:pPr>
-        <w:rPr>
-          <w:color w:val="000000" w:themeColor="text1"/>
-        </w:rPr>
-      </w:pPr>
-    </w:p>
-    <w:p>
-      <w:pPr>
-        <w:rPr>
-          <w:color w:val="000000" w:themeColor="text1"/>
-        </w:rPr>
-      </w:pPr>
-    </w:p>
-    <w:p>
-      <w:pPr>
-        <w:rPr>
-          <w:color w:val="000000" w:themeColor="text1"/>
-        </w:rPr>
-      </w:pPr>
-    </w:p>
-    <w:p>
-      <w:pPr>
-        <w:rPr>
-          <w:color w:val="000000" w:themeColor="text1"/>
-        </w:rPr>
-      </w:pPr>
-    </w:p>
-    <w:p>
-      <w:pPr>
-        <w:rPr>
-          <w:color w:val="000000" w:themeColor="text1"/>
-        </w:rPr>
-      </w:pPr>
-    </w:p>
-    <w:p>
-      <w:pPr>
-        <w:rPr>
-          <w:color w:val="000000" w:themeColor="text1"/>
-        </w:rPr>
-      </w:pPr>
-    </w:p>
-    <w:p>
-      <w:pPr>
-        <w:rPr>
-          <w:color w:val="000000" w:themeColor="text1"/>
-        </w:rPr>
-      </w:pPr>
-    </w:p>
-    <w:p>
-      <w:pPr>
-        <w:rPr>
-          <w:color w:val="000000" w:themeColor="text1"/>
-        </w:rPr>
-      </w:pPr>
-    </w:p>
-    <w:p>
-      <w:pPr>
-        <w:rPr>
-          <w:color w:val="000000" w:themeColor="text1"/>
-        </w:rPr>
-      </w:pPr>
-    </w:p>
-    <w:p>
-      <w:pPr>
-        <w:ind w:left="0" w:firstLine="0"/>
-        <w:rPr>
-          <w:color w:val="000000" w:themeColor="text1"/>
-        </w:rPr>
-      </w:pPr>
-    </w:p>
-    <w:p>
-      <w:pPr>
-        <w:ind w:left="0" w:firstLine="0"/>
-        <w:rPr>
-          <w:color w:val="000000" w:themeColor="text1"/>
-        </w:rPr>
-      </w:pPr>
-    </w:p>
-    <w:p>
-      <w:pPr>
-        <w:ind w:left="0" w:firstLine="0"/>
-        <w:rPr>
-          <w:color w:val="000000" w:themeColor="text1"/>
-        </w:rPr>
-      </w:pPr>
-    </w:p>
-    <w:p>
-      <w:pPr>
-        <w:ind w:left="0" w:firstLine="0"/>
-        <w:rPr>
-          <w:color w:val="000000" w:themeColor="text1"/>
-        </w:rPr>
-      </w:pPr>
-    </w:p>
-    <w:p>
-      <w:pPr>
-        <w:ind w:left="0" w:firstLine="0"/>
-        <w:rPr>
-          <w:color w:val="000000" w:themeColor="text1"/>
-        </w:rPr>
-      </w:pPr>
-    </w:p>
-    <w:p>
-      <w:pPr>
-        <w:ind w:left="0" w:firstLine="0"/>
-        <w:rPr>
-          <w:color w:val="000000" w:themeColor="text1"/>
-        </w:rPr>
-      </w:pPr>
-    </w:p>
-    <w:p>
-      <w:pPr>
-        <w:ind w:left="0" w:firstLine="0"/>
-        <w:rPr>
-          <w:color w:val="000000" w:themeColor="text1"/>
-        </w:rPr>
-      </w:pPr>
-    </w:p>
-    <w:p>
-      <w:pPr>
-        <w:ind w:left="0" w:firstLine="0"/>
-        <w:rPr>
-          <w:color w:val="000000" w:themeColor="text1"/>
-        </w:rPr>
-      </w:pPr>
-    </w:p>
-    <w:p>
-      <w:pPr>
-        <w:ind w:left="0" w:firstLine="0"/>
-        <w:rPr>
-          <w:color w:val="000000" w:themeColor="text1"/>
-        </w:rPr>
-      </w:pPr>
-    </w:p>
-    <w:p>
-      <w:pPr>
-        <w:ind w:left="0" w:firstLine="0"/>
-        <w:rPr>
-          <w:color w:val="000000" w:themeColor="text1"/>
-        </w:rPr>
-      </w:pPr>
-    </w:p>
-    <w:p>
-      <w:pPr>
-        <w:ind w:left="0" w:firstLine="0"/>
-        <w:rPr>
-          <w:color w:val="000000" w:themeColor="text1"/>
-        </w:rPr>
-      </w:pPr>
-    </w:p>
-    <w:p>
-      <w:pPr>
-        <w:ind w:left="0" w:firstLine="0"/>
-        <w:rPr>
-          <w:color w:val="000000" w:themeColor="text1"/>
-        </w:rPr>
-      </w:pPr>
-    </w:p>
-    <w:p>
-      <w:pPr>
-        <w:ind w:left="0" w:firstLine="0"/>
-        <w:rPr>
-          <w:color w:val="000000" w:themeColor="text1"/>
-        </w:rPr>
-      </w:pPr>
-    </w:p>
-    <w:p>
-      <w:pPr>
-        <w:ind w:left="0" w:firstLine="0"/>
-        <w:rPr>
-          <w:color w:val="000000" w:themeColor="text1"/>
-        </w:rPr>
-      </w:pPr>
-    </w:p>
-    <w:p>
-      <w:pPr>
-        <w:ind w:left="0" w:firstLine="0"/>
-        <w:rPr>
-          <w:color w:val="000000" w:themeColor="text1"/>
-        </w:rPr>
-      </w:pPr>
-    </w:p>
-    <w:p>
-      <w:pPr>
-        <w:ind w:left="0" w:firstLine="0"/>
-        <w:rPr>
-          <w:color w:val="000000" w:themeColor="text1"/>
-        </w:rPr>
-      </w:pPr>
-    </w:p>
-    <w:p>
-      <w:pPr>
-        <w:ind w:left="0" w:firstLine="0"/>
-        <w:rPr>
-          <w:color w:val="000000" w:themeColor="text1"/>
-        </w:rPr>
-      </w:pPr>
-    </w:p>
-    <w:p>
-      <w:pPr>
-        <w:ind w:left="0" w:firstLine="0"/>
-        <w:rPr>
-          <w:color w:val="000000" w:themeColor="text1"/>
-        </w:rPr>
-      </w:pPr>
-    </w:p>
-    <w:p>
-      <w:pPr>
         <w:ind w:left="0" w:firstLine="0"/>
         <w:rPr>
           <w:color w:val="000000" w:themeColor="text1"/>
@@ -3397,6 +3532,7 @@
           <w:ilvl w:val="0"/>
           <w:numId w:val="0"/>
         </w:numPr>
+        <w:jc w:val="both"/>
         <w:rPr>
           <w:color w:val="000000" w:themeColor="text1"/>
         </w:rPr>
@@ -3410,6 +3546,7 @@
           <w:numId w:val="0"/>
         </w:numPr>
         <w:ind w:left="-5"/>
+        <w:jc w:val="both"/>
         <w:rPr>
           <w:color w:val="000000" w:themeColor="text1"/>
         </w:rPr>
@@ -3446,27 +3583,13 @@
         <w:rPr>
           <w:color w:val="000000" w:themeColor="text1"/>
         </w:rPr>
-        <w:t xml:space="preserve">The dataset consists of 7,023 labeled brain tumor MRI images split across 4 </w:t>
-      </w:r>
-      <w:proofErr w:type="gramStart"/>
-      <w:r>
-        <w:rPr>
-          <w:color w:val="000000" w:themeColor="text1"/>
-        </w:rPr>
-        <w:t xml:space="preserve">classes </w:t>
-      </w:r>
-      <w:r>
-        <w:rPr>
-          <w:color w:val="000000" w:themeColor="text1"/>
-        </w:rPr>
-        <w:t>:</w:t>
-      </w:r>
-      <w:proofErr w:type="gramEnd"/>
-      <w:r>
-        <w:rPr>
-          <w:color w:val="000000" w:themeColor="text1"/>
-        </w:rPr>
-        <w:t xml:space="preserve"> </w:t>
+        <w:t xml:space="preserve">The dataset consists of 7,023 labeled brain tumor MRI images split across 4 classes </w:t>
+      </w:r>
+      <w:r>
+        <w:rPr>
+          <w:color w:val="000000" w:themeColor="text1"/>
+        </w:rPr>
+        <w:t xml:space="preserve">: </w:t>
       </w:r>
       <w:r>
         <w:rPr>
@@ -3504,21 +3627,7 @@
         <w:rPr>
           <w:color w:val="000000" w:themeColor="text1"/>
         </w:rPr>
-        <w:t xml:space="preserve">esNet50 achieves </w:t>
-      </w:r>
-      <w:proofErr w:type="gramStart"/>
-      <w:r>
-        <w:rPr>
-          <w:color w:val="000000" w:themeColor="text1"/>
-        </w:rPr>
-        <w:t>an</w:t>
-      </w:r>
-      <w:proofErr w:type="gramEnd"/>
-      <w:r>
-        <w:rPr>
-          <w:color w:val="000000" w:themeColor="text1"/>
-        </w:rPr>
-        <w:t xml:space="preserve"> ROC-AUC of 0.99 and a test accuracy of </w:t>
+        <w:t xml:space="preserve">esNet50 achieves an ROC-AUC of 0.99 and a test accuracy of </w:t>
       </w:r>
       <w:r>
         <w:rPr>
@@ -3545,11 +3654,103 @@
         </w:rPr>
         <w:t>In the ImageNet-to-MRI domain gap, the use of the pre-trained features proves to be very effective. But depth does not win over an architecture with a certain regularity. Glioma and meningioma are the most challenging class pair, both models, sharing visual features.</w:t>
       </w:r>
+    </w:p>
+    <w:p>
+      <w:pPr>
+        <w:rPr>
+          <w:color w:val="000000" w:themeColor="text1"/>
+        </w:rPr>
+      </w:pPr>
+    </w:p>
+    <w:p>
+      <w:pPr>
+        <w:rPr>
+          <w:color w:val="000000" w:themeColor="text1"/>
+        </w:rPr>
+      </w:pPr>
+    </w:p>
+    <w:p>
+      <w:pPr>
+        <w:rPr>
+          <w:color w:val="000000" w:themeColor="text1"/>
+        </w:rPr>
+      </w:pPr>
+    </w:p>
+    <w:p>
+      <w:pPr>
+        <w:rPr>
+          <w:color w:val="000000" w:themeColor="text1"/>
+        </w:rPr>
+      </w:pPr>
+    </w:p>
+    <w:p>
+      <w:pPr>
+        <w:rPr>
+          <w:color w:val="000000" w:themeColor="text1"/>
+        </w:rPr>
+      </w:pPr>
+    </w:p>
+    <w:p>
+      <w:pPr>
+        <w:rPr>
+          <w:color w:val="000000" w:themeColor="text1"/>
+        </w:rPr>
+      </w:pPr>
+    </w:p>
+    <w:p>
+      <w:pPr>
+        <w:rPr>
+          <w:color w:val="000000" w:themeColor="text1"/>
+        </w:rPr>
+      </w:pPr>
+    </w:p>
+    <w:p>
+      <w:pPr>
+        <w:rPr>
+          <w:color w:val="000000" w:themeColor="text1"/>
+        </w:rPr>
+      </w:pPr>
+    </w:p>
+    <w:p>
+      <w:pPr>
+        <w:rPr>
+          <w:color w:val="000000" w:themeColor="text1"/>
+        </w:rPr>
+      </w:pPr>
+    </w:p>
+    <w:p>
+      <w:pPr>
+        <w:rPr>
+          <w:color w:val="000000" w:themeColor="text1"/>
+        </w:rPr>
+      </w:pPr>
+    </w:p>
+    <w:p>
+      <w:pPr>
+        <w:rPr>
+          <w:color w:val="000000" w:themeColor="text1"/>
+        </w:rPr>
+      </w:pPr>
+    </w:p>
+    <w:p>
+      <w:pPr>
+        <w:rPr>
+          <w:color w:val="000000" w:themeColor="text1"/>
+        </w:rPr>
+      </w:pPr>
+    </w:p>
+    <w:p>
+      <w:pPr>
+        <w:rPr>
+          <w:color w:val="000000" w:themeColor="text1"/>
+        </w:rPr>
+      </w:pPr>
     </w:p>
     <w:p>
       <w:pPr>
         <w:pStyle w:val="Heading1"/>
         <w:ind w:left="274" w:hanging="289"/>
+        <w:jc w:val="both"/>
         <w:rPr>
           <w:color w:val="000000" w:themeColor="text1"/>
         </w:rPr>
@@ -3559,6 +3760,7 @@
         <w:rPr>
           <w:color w:val="000000" w:themeColor="text1"/>
         </w:rPr>
+        <w:lastRenderedPageBreak/>
         <w:t>Introduction</w:t>
       </w:r>
       <w:bookmarkEnd w:id="1"/>
@@ -3592,34 +3794,14 @@
         <w:rPr>
           <w:color w:val="000000" w:themeColor="text1"/>
         </w:rPr>
-        <w:t xml:space="preserve">consuming, costly and inter-observer inconsistent, and early and accurate diagnosis is important to better treatment outcome. AI classification tools can assist in prioritising high-risk scans and offer a second opinion, aiding clinical workflow. Since the 2012 ImageNet results of AlexNet, CNNs have continually beaten classical machine learning on image classification tests. Later architectures such as VGGNet, ResNet, and Inception further improved accuracy and the number of required samples, </w:t>
-      </w:r>
-      <w:proofErr w:type="gramStart"/>
-      <w:r>
-        <w:rPr>
-          <w:color w:val="000000" w:themeColor="text1"/>
-        </w:rPr>
-        <w:t>allowing</w:t>
-      </w:r>
-      <w:proofErr w:type="gramEnd"/>
-      <w:r>
-        <w:rPr>
-          <w:color w:val="000000" w:themeColor="text1"/>
-        </w:rPr>
-        <w:t xml:space="preserve"> to extract hierarchical features without any engineering from the pixel values. Medical imaging is a specific application, with many challenges: labelled datasets are much smaller than those found in natural images; class imbalance is often present; and even expert radiologists often struggle to make fine-grained discrimination between glioma and meningioma. This project aims to answer the following research questions: (1) how much do </w:t>
-      </w:r>
-      <w:r>
-        <w:rPr>
-          <w:color w:val="000000" w:themeColor="text1"/>
-        </w:rPr>
-        <w:lastRenderedPageBreak/>
-        <w:t>depth and regularization improve generalization over a bare baseline? What is the effect of the choice of the optimizer on converging? and What is the added value of the ImageNet pre-training over training from scratch on MRI data?</w:t>
+        <w:t>consuming, costly and inter-observer inconsistent, and early and accurate diagnosis is important to better treatment outcome. AI classification tools can assist in prioritising high-risk scans and offer a second opinion, aiding clinical workflow. Since the 2012 ImageNet results of AlexNet, CNNs have continually beaten classical machine learning on image classification tests. Later architectures such as VGGNet, ResNet, and Inception further improved accuracy and the number of required samples, allowing to extract hierarchical features without any engineering from the pixel values. Medical imaging is a specific application, with many challenges: labelled datasets are much smaller than those found in natural images; class imbalance is often present; and even expert radiologists often struggle to make fine-grained discrimination between glioma and meningioma. This project aims to answer the following research questions: (1) how much do depth and regularization improve generalization over a bare baseline? What is the effect of the choice of the optimizer on converging? and What is the added value of the ImageNet pre-training over training from scratch on MRI data?</w:t>
       </w:r>
     </w:p>
     <w:p>
       <w:pPr>
         <w:pStyle w:val="Heading1"/>
         <w:ind w:left="274" w:hanging="289"/>
+        <w:jc w:val="both"/>
         <w:rPr>
           <w:color w:val="000000" w:themeColor="text1"/>
         </w:rPr>
@@ -3637,7 +3819,6 @@
       <w:pPr>
         <w:spacing w:after="0" w:line="259" w:lineRule="auto"/>
         <w:ind w:left="0" w:firstLine="0"/>
-        <w:jc w:val="left"/>
         <w:rPr>
           <w:color w:val="000000" w:themeColor="text1"/>
         </w:rPr>
@@ -3690,7 +3871,7 @@
         <w:tab/>
         <w:t xml:space="preserve">Source: </w:t>
       </w:r>
-      <w:hyperlink r:id="rId6" w:history="1">
+      <w:hyperlink r:id="rId9" w:history="1">
         <w:r>
           <w:rPr>
             <w:rStyle w:val="Hyperlink"/>
@@ -3704,7 +3885,6 @@
       <w:pPr>
         <w:spacing w:after="0" w:line="259" w:lineRule="auto"/>
         <w:ind w:left="0" w:firstLine="0"/>
-        <w:jc w:val="left"/>
         <w:rPr>
           <w:color w:val="000000" w:themeColor="text1"/>
         </w:rPr>
@@ -3715,13 +3895,13 @@
         <w:keepNext/>
         <w:spacing w:after="0" w:line="259" w:lineRule="auto"/>
         <w:ind w:left="0" w:firstLine="0"/>
-        <w:jc w:val="left"/>
-        <w:rPr>
-          <w:color w:val="000000" w:themeColor="text1"/>
-        </w:rPr>
-      </w:pPr>
-      <w:r>
-        <w:rPr>
+        <w:rPr>
+          <w:color w:val="000000" w:themeColor="text1"/>
+        </w:rPr>
+      </w:pPr>
+      <w:r>
+        <w:rPr>
+          <w:noProof/>
           <w:color w:val="000000" w:themeColor="text1"/>
         </w:rPr>
         <w:drawing>
@@ -3740,7 +3920,7 @@
                     <pic:cNvPicPr/>
                   </pic:nvPicPr>
                   <pic:blipFill>
-                    <a:blip r:embed="rId7"/>
+                    <a:blip r:embed="rId10"/>
                     <a:stretch>
                       <a:fillRect/>
                     </a:stretch>
@@ -3764,7 +3944,6 @@
     <w:p>
       <w:pPr>
         <w:pStyle w:val="Caption"/>
-        <w:jc w:val="left"/>
         <w:rPr>
           <w:color w:val="000000" w:themeColor="text1"/>
         </w:rPr>
@@ -3839,21 +4018,19 @@
         <w:rPr>
           <w:color w:val="000000" w:themeColor="text1"/>
         </w:rPr>
-        <w:t xml:space="preserve">EDA revealed </w:t>
-      </w:r>
-      <w:proofErr w:type="gramStart"/>
-      <w:r>
-        <w:rPr>
-          <w:color w:val="000000" w:themeColor="text1"/>
-        </w:rPr>
-        <w:t>wide spread</w:t>
-      </w:r>
-      <w:proofErr w:type="gramEnd"/>
-      <w:r>
-        <w:rPr>
-          <w:color w:val="000000" w:themeColor="text1"/>
-        </w:rPr>
-        <w:t xml:space="preserve"> in width and height. All images are resized to 224×224 before training. Pixel values are normalised from [0, 255] to [0, 1] using a Rescaling layer. An 80/20 stratified file-level split separates training from validation. Data augmentation applied to training only: random horizontal flip, rotation </w:t>
+        <w:t>EDA revealed wide spread in width and height. All images are resized to 224</w:t>
+      </w:r>
+      <w:r>
+        <w:rPr>
+          <w:color w:val="000000" w:themeColor="text1"/>
+        </w:rPr>
+        <w:t>x</w:t>
+      </w:r>
+      <w:r>
+        <w:rPr>
+          <w:color w:val="000000" w:themeColor="text1"/>
+        </w:rPr>
+        <w:t xml:space="preserve">224 before training. Pixel values are normalised from [0, 255] to [0, 1] using a Rescaling layer. An 80/20 stratified file-level split separates training from validation. Data augmentation applied to training only: random horizontal flip, rotation </w:t>
       </w:r>
       <w:r>
         <w:rPr>
@@ -3879,7 +4056,14 @@
         <w:rPr>
           <w:color w:val="000000" w:themeColor="text1"/>
         </w:rPr>
-        <w:t xml:space="preserve">10%, contrast adjustment, and translation </w:t>
+        <w:t xml:space="preserve">10%, contrast adjustment, and </w:t>
+      </w:r>
+      <w:r>
+        <w:rPr>
+          <w:color w:val="000000" w:themeColor="text1"/>
+        </w:rPr>
+        <w:lastRenderedPageBreak/>
+        <w:t xml:space="preserve">translation </w:t>
       </w:r>
       <w:r>
         <w:rPr>
@@ -3906,9 +4090,9 @@
       </w:pPr>
       <w:r>
         <w:rPr>
-          <w:color w:val="000000" w:themeColor="text1"/>
-        </w:rPr>
-        <w:lastRenderedPageBreak/>
+          <w:noProof/>
+          <w:color w:val="000000" w:themeColor="text1"/>
+        </w:rPr>
         <w:drawing>
           <wp:inline distT="0" distB="0" distL="0" distR="0" wp14:anchorId="24F24607" wp14:editId="4806C7B7">
             <wp:extent cx="5579110" cy="2789555"/>
@@ -3925,7 +4109,7 @@
                     <pic:cNvPicPr/>
                   </pic:nvPicPr>
                   <pic:blipFill>
-                    <a:blip r:embed="rId8"/>
+                    <a:blip r:embed="rId11"/>
                     <a:stretch>
                       <a:fillRect/>
                     </a:stretch>
@@ -4003,6 +4187,7 @@
       <w:pPr>
         <w:pStyle w:val="Heading1"/>
         <w:ind w:left="274" w:hanging="289"/>
+        <w:jc w:val="both"/>
         <w:rPr>
           <w:color w:val="000000" w:themeColor="text1"/>
         </w:rPr>
@@ -4020,6 +4205,7 @@
       <w:pPr>
         <w:pStyle w:val="Heading2"/>
         <w:ind w:left="369" w:hanging="384"/>
+        <w:jc w:val="both"/>
         <w:rPr>
           <w:color w:val="000000" w:themeColor="text1"/>
         </w:rPr>
@@ -4045,65 +4231,25 @@
         <w:rPr>
           <w:color w:val="000000" w:themeColor="text1"/>
         </w:rPr>
-        <w:t xml:space="preserve">The base model is prescribed to be the following three block structure. The number of filters in each block is set to 32, 64, 128.For each block, the number of filters is 32, 64, and 128. The feature maps are flattened after the third pooling layer, which is a 224×224 input that's flattened to a 100,352 element vector. This is followed by three Dense layers (512 units, 256 units, 128 units), all initialized with He and all using ReLU. For 4-class prediction, a softmax output is used. Composed with Adam (lr=1e-3) and categorical cross-entropy. No batch-normalization or </w:t>
-      </w:r>
-      <w:proofErr w:type="gramStart"/>
-      <w:r>
-        <w:rPr>
-          <w:color w:val="000000" w:themeColor="text1"/>
-        </w:rPr>
-        <w:t>dropout  intentional</w:t>
-      </w:r>
-      <w:proofErr w:type="gramEnd"/>
-      <w:r>
-        <w:rPr>
-          <w:color w:val="000000" w:themeColor="text1"/>
-        </w:rPr>
-        <w:t xml:space="preserve"> bare for the baseline for overfitting.</w:t>
-      </w:r>
-      <w:r>
-        <w:rPr>
-          <w:color w:val="000000" w:themeColor="text1"/>
-        </w:rPr>
-        <w:t xml:space="preserve"> The </w:t>
-      </w:r>
-      <w:r>
-        <w:rPr>
-          <w:color w:val="000000" w:themeColor="text1"/>
-        </w:rPr>
-        <w:t>Trainable params</w:t>
-      </w:r>
-      <w:r>
-        <w:rPr>
-          <w:color w:val="000000" w:themeColor="text1"/>
-        </w:rPr>
-        <w:t xml:space="preserve"> is </w:t>
-      </w:r>
-      <w:r>
-        <w:rPr>
-          <w:color w:val="000000" w:themeColor="text1"/>
-        </w:rPr>
-        <w:t>51,638,724 (196.99 MB)</w:t>
-      </w:r>
-      <w:r>
-        <w:rPr>
-          <w:color w:val="000000" w:themeColor="text1"/>
-        </w:rPr>
-        <w:t xml:space="preserve"> which is extremely high because we have used </w:t>
-      </w:r>
-      <w:proofErr w:type="gramStart"/>
-      <w:r>
-        <w:rPr>
-          <w:color w:val="000000" w:themeColor="text1"/>
-        </w:rPr>
-        <w:t>flatten</w:t>
-      </w:r>
-      <w:proofErr w:type="gramEnd"/>
-      <w:r>
-        <w:rPr>
-          <w:color w:val="000000" w:themeColor="text1"/>
-        </w:rPr>
-        <w:t>.</w:t>
+        <w:t>The base model is prescribed to be the following three block structure. The number of filters in each block is set to 32, 64, 128.For each block, the number of filters is 32, 64, and 128. The feature maps are flattened after the third pooling layer, which is a 224</w:t>
+      </w:r>
+      <w:r>
+        <w:rPr>
+          <w:color w:val="000000" w:themeColor="text1"/>
+        </w:rPr>
+        <w:t>x</w:t>
+      </w:r>
+      <w:r>
+        <w:rPr>
+          <w:color w:val="000000" w:themeColor="text1"/>
+        </w:rPr>
+        <w:t>224 input that's flattened to a 100,352 element vector. This is followed by three Dense layers (512 units, 256 units, 128 units), all initialized with He and all using ReLU. For 4-class prediction, a softmax output is used. Composed with Adam (lr=1e-3) and categorical cross-entropy. No batch-normalization or dropout  intentional bare for the baseline for overfitting.</w:t>
+      </w:r>
+      <w:r>
+        <w:rPr>
+          <w:color w:val="000000" w:themeColor="text1"/>
+        </w:rPr>
+        <w:t xml:space="preserve"> The Trainable params is 51,638,724 (196.99 MB) which is extremely high because we have used flatten.</w:t>
       </w:r>
     </w:p>
     <w:p>
@@ -4117,6 +4263,7 @@
       </w:pPr>
       <w:r>
         <w:rPr>
+          <w:noProof/>
           <w:color w:val="000000" w:themeColor="text1"/>
         </w:rPr>
         <w:lastRenderedPageBreak/>
@@ -4136,7 +4283,7 @@
                     <pic:cNvPicPr/>
                   </pic:nvPicPr>
                   <pic:blipFill>
-                    <a:blip r:embed="rId9"/>
+                    <a:blip r:embed="rId12"/>
                     <a:stretch>
                       <a:fillRect/>
                     </a:stretch>
@@ -4238,6 +4385,9 @@
         <w:keepNext/>
       </w:pPr>
       <w:r>
+        <w:rPr>
+          <w:noProof/>
+        </w:rPr>
         <w:drawing>
           <wp:inline distT="0" distB="0" distL="0" distR="0" wp14:anchorId="47A6C565" wp14:editId="63EF9000">
             <wp:extent cx="4706007" cy="2048161"/>
@@ -4254,7 +4404,7 @@
                     <pic:cNvPicPr/>
                   </pic:nvPicPr>
                   <pic:blipFill>
-                    <a:blip r:embed="rId10"/>
+                    <a:blip r:embed="rId13"/>
                     <a:stretch>
                       <a:fillRect/>
                     </a:stretch>
@@ -4283,34 +4433,16 @@
       <w:r>
         <w:t xml:space="preserve">Figure </w:t>
       </w:r>
-      <w:r>
-        <w:fldChar w:fldCharType="begin"/>
-      </w:r>
-      <w:r>
-        <w:instrText xml:space="preserve"> SEQ Figure \* ARABIC </w:instrText>
-      </w:r>
-      <w:r>
-        <w:fldChar w:fldCharType="separate"/>
-      </w:r>
-      <w:r>
-        <w:rPr>
-          <w:noProof/>
-        </w:rPr>
-        <w:t>4</w:t>
-      </w:r>
-      <w:r>
-        <w:fldChar w:fldCharType="end"/>
-      </w:r>
-      <w:r>
-        <w:t xml:space="preserve"> Classification Report </w:t>
-      </w:r>
-      <w:proofErr w:type="gramStart"/>
-      <w:r>
-        <w:t>-  Baseline</w:t>
-      </w:r>
-      <w:proofErr w:type="gramEnd"/>
-      <w:r>
-        <w:t xml:space="preserve"> Model</w:t>
+      <w:fldSimple w:instr=" SEQ Figure \* ARABIC ">
+        <w:r>
+          <w:rPr>
+            <w:noProof/>
+          </w:rPr>
+          <w:t>4</w:t>
+        </w:r>
+      </w:fldSimple>
+      <w:r>
+        <w:t xml:space="preserve"> Classification Report -  Baseline Model</w:t>
       </w:r>
       <w:bookmarkEnd w:id="8"/>
     </w:p>
@@ -4318,6 +4450,7 @@
       <w:pPr>
         <w:pStyle w:val="Heading2"/>
         <w:ind w:left="369" w:hanging="384"/>
+        <w:jc w:val="both"/>
         <w:rPr>
           <w:color w:val="000000" w:themeColor="text1"/>
         </w:rPr>
@@ -4411,7 +4544,31 @@
           <w:color w:val="000000" w:themeColor="text1"/>
         </w:rPr>
         <w:lastRenderedPageBreak/>
-        <w:t>units, BatchNormalization, Dropout 0.40 and 0.30). Label smoothing (ε=0.1) is applied to cross-entropy loss. Class weights: glioma=1.5, no-tumor=0.7, pituitary=1.0.</w:t>
+        <w:t>units, BatchNormalization, Dropout 0.40 and 0.30). Label smoothing</w:t>
+      </w:r>
+      <w:r>
+        <w:rPr>
+          <w:color w:val="000000" w:themeColor="text1"/>
+        </w:rPr>
+        <w:t xml:space="preserve"> </w:t>
+      </w:r>
+      <w:r>
+        <w:rPr>
+          <w:color w:val="000000" w:themeColor="text1"/>
+        </w:rPr>
+        <w:t>=</w:t>
+      </w:r>
+      <w:r>
+        <w:rPr>
+          <w:color w:val="000000" w:themeColor="text1"/>
+        </w:rPr>
+        <w:t xml:space="preserve"> </w:t>
+      </w:r>
+      <w:r>
+        <w:rPr>
+          <w:color w:val="000000" w:themeColor="text1"/>
+        </w:rPr>
+        <w:t>0.1 is applied to cross-entropy loss. Class weights: glioma=1.5, no-tumor=0.7, pituitary=1.0.</w:t>
       </w:r>
     </w:p>
     <w:p>
@@ -4422,6 +4579,7 @@
       </w:pPr>
       <w:r>
         <w:rPr>
+          <w:noProof/>
           <w:color w:val="000000" w:themeColor="text1"/>
         </w:rPr>
         <w:drawing>
@@ -4440,7 +4598,7 @@
                     <pic:cNvPicPr/>
                   </pic:nvPicPr>
                   <pic:blipFill>
-                    <a:blip r:embed="rId11"/>
+                    <a:blip r:embed="rId14"/>
                     <a:stretch>
                       <a:fillRect/>
                     </a:stretch>
@@ -4472,47 +4630,24 @@
       <w:r>
         <w:t xml:space="preserve">Figure </w:t>
       </w:r>
-      <w:r>
-        <w:fldChar w:fldCharType="begin"/>
-      </w:r>
-      <w:r>
-        <w:instrText xml:space="preserve"> SEQ Figure \* ARABIC </w:instrText>
-      </w:r>
-      <w:r>
-        <w:fldChar w:fldCharType="separate"/>
-      </w:r>
-      <w:r>
-        <w:rPr>
-          <w:noProof/>
-        </w:rPr>
-        <w:t>5</w:t>
-      </w:r>
-      <w:r>
-        <w:fldChar w:fldCharType="end"/>
-      </w:r>
-      <w:r>
-        <w:t xml:space="preserve"> Classification </w:t>
-      </w:r>
-      <w:proofErr w:type="gramStart"/>
-      <w:r>
-        <w:t>Report :</w:t>
-      </w:r>
-      <w:proofErr w:type="gramEnd"/>
-      <w:r>
-        <w:t xml:space="preserve"> </w:t>
+      <w:fldSimple w:instr=" SEQ Figure \* ARABIC ">
+        <w:r>
+          <w:rPr>
+            <w:noProof/>
+          </w:rPr>
+          <w:t>5</w:t>
+        </w:r>
+      </w:fldSimple>
+      <w:r>
+        <w:t xml:space="preserve"> Classification Report : </w:t>
       </w:r>
       <w:proofErr w:type="spellStart"/>
-      <w:proofErr w:type="gramStart"/>
       <w:r>
         <w:t>DeeperModel</w:t>
       </w:r>
       <w:proofErr w:type="spellEnd"/>
       <w:r>
-        <w:t>(</w:t>
-      </w:r>
-      <w:proofErr w:type="gramEnd"/>
-      <w:r>
-        <w:t>Adam)</w:t>
+        <w:t>(Adam)</w:t>
       </w:r>
       <w:bookmarkEnd w:id="10"/>
     </w:p>
@@ -4529,6 +4664,7 @@
       <w:pPr>
         <w:pStyle w:val="Heading2"/>
         <w:ind w:left="369" w:hanging="384"/>
+        <w:jc w:val="both"/>
         <w:rPr>
           <w:color w:val="000000" w:themeColor="text1"/>
         </w:rPr>
@@ -4554,14 +4690,7 @@
         <w:rPr>
           <w:color w:val="000000" w:themeColor="text1"/>
         </w:rPr>
-        <w:t xml:space="preserve">The same deeper architecture is trained separately with Adam and SGD to isolate optimizer as the single variable. Both use a </w:t>
-      </w:r>
-      <w:proofErr w:type="gramStart"/>
-      <w:r>
-        <w:rPr>
-          <w:color w:val="000000" w:themeColor="text1"/>
-        </w:rPr>
-        <w:t>5</w:t>
+        <w:t>The same deeper architecture is trained separately with Adam and SGD to isolate optimizer as the single variable. Both use a 5</w:t>
       </w:r>
       <w:r>
         <w:rPr>
@@ -4573,14 +4702,7 @@
         <w:rPr>
           <w:color w:val="000000" w:themeColor="text1"/>
         </w:rPr>
-        <w:t>epoch</w:t>
-      </w:r>
-      <w:proofErr w:type="gramEnd"/>
-      <w:r>
-        <w:rPr>
-          <w:color w:val="000000" w:themeColor="text1"/>
-        </w:rPr>
-        <w:t xml:space="preserve"> learning rate warmup (LR/5 </w:t>
+        <w:t xml:space="preserve">epoch learning rate warmup (LR/5 </w:t>
       </w:r>
       <w:r>
         <w:rPr>
@@ -4614,24 +4736,14 @@
       <w:r>
         <w:t xml:space="preserve">Table </w:t>
       </w:r>
-      <w:r>
-        <w:fldChar w:fldCharType="begin"/>
-      </w:r>
-      <w:r>
-        <w:instrText xml:space="preserve"> SEQ Table \* ARABIC </w:instrText>
-      </w:r>
-      <w:r>
-        <w:fldChar w:fldCharType="separate"/>
-      </w:r>
-      <w:r>
-        <w:rPr>
-          <w:noProof/>
-        </w:rPr>
-        <w:t>1</w:t>
-      </w:r>
-      <w:r>
-        <w:fldChar w:fldCharType="end"/>
-      </w:r>
+      <w:fldSimple w:instr=" SEQ Table \* ARABIC ">
+        <w:r>
+          <w:rPr>
+            <w:noProof/>
+          </w:rPr>
+          <w:t>1</w:t>
+        </w:r>
+      </w:fldSimple>
       <w:r>
         <w:t xml:space="preserve"> </w:t>
       </w:r>
@@ -4646,9 +4758,7 @@
         <w:tblW w:w="8787" w:type="dxa"/>
         <w:tblInd w:w="-1" w:type="dxa"/>
         <w:tblCellMar>
-          <w:top w:w="0" w:type="dxa"/>
           <w:left w:w="160" w:type="dxa"/>
-          <w:bottom w:w="0" w:type="dxa"/>
           <w:right w:w="115" w:type="dxa"/>
         </w:tblCellMar>
         <w:tblLook w:val="04A0" w:firstRow="1" w:lastRow="0" w:firstColumn="1" w:lastColumn="0" w:noHBand="0" w:noVBand="1"/>
@@ -4672,23 +4782,22 @@
               <w:bottom w:val="single" w:sz="3" w:space="0" w:color="000CCC"/>
               <w:right w:val="single" w:sz="3" w:space="0" w:color="000CCC"/>
             </w:tcBorders>
-            <w:shd w:val="clear" w:color="auto" w:fill="1A3A5C"/>
+            <w:shd w:val="clear" w:color="auto" w:fill="FFFFFF" w:themeFill="background1"/>
             <w:vAlign w:val="center"/>
           </w:tcPr>
           <w:p>
             <w:pPr>
               <w:spacing w:after="0" w:line="259" w:lineRule="auto"/>
               <w:ind w:left="0" w:firstLine="0"/>
-              <w:jc w:val="left"/>
-              <w:rPr>
-                <w:color w:val="FFFFFF" w:themeColor="background1"/>
+              <w:rPr>
+                <w:color w:val="auto"/>
               </w:rPr>
             </w:pPr>
             <w:r>
               <w:rPr>
                 <w:rFonts w:ascii="Arial" w:eastAsia="Arial" w:hAnsi="Arial" w:cs="Arial"/>
                 <w:b/>
-                <w:color w:val="FFFFFF" w:themeColor="background1"/>
+                <w:color w:val="auto"/>
                 <w:sz w:val="18"/>
               </w:rPr>
               <w:t>Parameter</w:t>
@@ -4704,23 +4813,22 @@
               <w:bottom w:val="single" w:sz="3" w:space="0" w:color="000CCC"/>
               <w:right w:val="single" w:sz="3" w:space="0" w:color="000CCC"/>
             </w:tcBorders>
-            <w:shd w:val="clear" w:color="auto" w:fill="1A3A5C"/>
+            <w:shd w:val="clear" w:color="auto" w:fill="FFFFFF" w:themeFill="background1"/>
             <w:vAlign w:val="center"/>
           </w:tcPr>
           <w:p>
             <w:pPr>
               <w:spacing w:after="0" w:line="259" w:lineRule="auto"/>
               <w:ind w:left="0" w:right="45" w:firstLine="0"/>
-              <w:jc w:val="center"/>
-              <w:rPr>
-                <w:color w:val="FFFFFF" w:themeColor="background1"/>
+              <w:rPr>
+                <w:color w:val="auto"/>
               </w:rPr>
             </w:pPr>
             <w:r>
               <w:rPr>
                 <w:rFonts w:ascii="Arial" w:eastAsia="Arial" w:hAnsi="Arial" w:cs="Arial"/>
                 <w:b/>
-                <w:color w:val="FFFFFF" w:themeColor="background1"/>
+                <w:color w:val="auto"/>
                 <w:sz w:val="18"/>
               </w:rPr>
               <w:t>Baseline CNN</w:t>
@@ -4736,23 +4844,22 @@
               <w:bottom w:val="single" w:sz="3" w:space="0" w:color="000CCC"/>
               <w:right w:val="single" w:sz="3" w:space="0" w:color="000CCC"/>
             </w:tcBorders>
-            <w:shd w:val="clear" w:color="auto" w:fill="1A3A5C"/>
+            <w:shd w:val="clear" w:color="auto" w:fill="FFFFFF" w:themeFill="background1"/>
             <w:vAlign w:val="center"/>
           </w:tcPr>
           <w:p>
             <w:pPr>
               <w:spacing w:after="0" w:line="259" w:lineRule="auto"/>
               <w:ind w:left="0" w:right="45" w:firstLine="0"/>
-              <w:jc w:val="center"/>
-              <w:rPr>
-                <w:color w:val="FFFFFF" w:themeColor="background1"/>
+              <w:rPr>
+                <w:color w:val="auto"/>
               </w:rPr>
             </w:pPr>
             <w:r>
               <w:rPr>
                 <w:rFonts w:ascii="Arial" w:eastAsia="Arial" w:hAnsi="Arial" w:cs="Arial"/>
                 <w:b/>
-                <w:color w:val="FFFFFF" w:themeColor="background1"/>
+                <w:color w:val="auto"/>
                 <w:sz w:val="18"/>
               </w:rPr>
               <w:t>Deeper CNN (Adam)</w:t>
@@ -4768,23 +4875,22 @@
               <w:bottom w:val="single" w:sz="3" w:space="0" w:color="000CCC"/>
               <w:right w:val="single" w:sz="3" w:space="0" w:color="000CCC"/>
             </w:tcBorders>
-            <w:shd w:val="clear" w:color="auto" w:fill="1A3A5C"/>
+            <w:shd w:val="clear" w:color="auto" w:fill="FFFFFF" w:themeFill="background1"/>
             <w:vAlign w:val="center"/>
           </w:tcPr>
           <w:p>
             <w:pPr>
               <w:spacing w:after="0" w:line="259" w:lineRule="auto"/>
               <w:ind w:left="0" w:right="45" w:firstLine="0"/>
-              <w:jc w:val="center"/>
-              <w:rPr>
-                <w:color w:val="FFFFFF" w:themeColor="background1"/>
+              <w:rPr>
+                <w:color w:val="auto"/>
               </w:rPr>
             </w:pPr>
             <w:r>
               <w:rPr>
                 <w:rFonts w:ascii="Arial" w:eastAsia="Arial" w:hAnsi="Arial" w:cs="Arial"/>
                 <w:b/>
-                <w:color w:val="FFFFFF" w:themeColor="background1"/>
+                <w:color w:val="auto"/>
                 <w:sz w:val="18"/>
               </w:rPr>
               <w:t>Deeper CNN (SGD)</w:t>
@@ -4805,23 +4911,22 @@
               <w:bottom w:val="single" w:sz="3" w:space="0" w:color="000CCC"/>
               <w:right w:val="single" w:sz="3" w:space="0" w:color="000CCC"/>
             </w:tcBorders>
-            <w:shd w:val="clear" w:color="auto" w:fill="FFFFFF"/>
+            <w:shd w:val="clear" w:color="auto" w:fill="FFFFFF" w:themeFill="background1"/>
             <w:vAlign w:val="center"/>
           </w:tcPr>
           <w:p>
             <w:pPr>
               <w:spacing w:after="0" w:line="259" w:lineRule="auto"/>
               <w:ind w:left="0" w:firstLine="0"/>
-              <w:jc w:val="left"/>
-              <w:rPr>
-                <w:color w:val="000000" w:themeColor="text1"/>
+              <w:rPr>
+                <w:color w:val="auto"/>
               </w:rPr>
             </w:pPr>
             <w:r>
               <w:rPr>
                 <w:rFonts w:ascii="Arial" w:eastAsia="Arial" w:hAnsi="Arial" w:cs="Arial"/>
                 <w:b/>
-                <w:color w:val="000000" w:themeColor="text1"/>
+                <w:color w:val="auto"/>
                 <w:sz w:val="18"/>
               </w:rPr>
               <w:t>Optimizer</w:t>
@@ -4837,22 +4942,21 @@
               <w:bottom w:val="single" w:sz="3" w:space="0" w:color="000CCC"/>
               <w:right w:val="single" w:sz="3" w:space="0" w:color="000CCC"/>
             </w:tcBorders>
-            <w:shd w:val="clear" w:color="auto" w:fill="FFFFFF"/>
+            <w:shd w:val="clear" w:color="auto" w:fill="FFFFFF" w:themeFill="background1"/>
             <w:vAlign w:val="center"/>
           </w:tcPr>
           <w:p>
             <w:pPr>
               <w:spacing w:after="0" w:line="259" w:lineRule="auto"/>
               <w:ind w:left="0" w:right="45" w:firstLine="0"/>
-              <w:jc w:val="center"/>
-              <w:rPr>
-                <w:color w:val="000000" w:themeColor="text1"/>
+              <w:rPr>
+                <w:color w:val="auto"/>
               </w:rPr>
             </w:pPr>
             <w:r>
               <w:rPr>
                 <w:rFonts w:ascii="Arial" w:eastAsia="Arial" w:hAnsi="Arial" w:cs="Arial"/>
-                <w:color w:val="000000" w:themeColor="text1"/>
+                <w:color w:val="auto"/>
                 <w:sz w:val="18"/>
               </w:rPr>
               <w:t>Adam</w:t>
@@ -4868,22 +4972,21 @@
               <w:bottom w:val="single" w:sz="3" w:space="0" w:color="000CCC"/>
               <w:right w:val="single" w:sz="3" w:space="0" w:color="000CCC"/>
             </w:tcBorders>
-            <w:shd w:val="clear" w:color="auto" w:fill="FFFFFF"/>
+            <w:shd w:val="clear" w:color="auto" w:fill="FFFFFF" w:themeFill="background1"/>
             <w:vAlign w:val="center"/>
           </w:tcPr>
           <w:p>
             <w:pPr>
               <w:spacing w:after="0" w:line="259" w:lineRule="auto"/>
               <w:ind w:left="0" w:right="45" w:firstLine="0"/>
-              <w:jc w:val="center"/>
-              <w:rPr>
-                <w:color w:val="000000" w:themeColor="text1"/>
+              <w:rPr>
+                <w:color w:val="auto"/>
               </w:rPr>
             </w:pPr>
             <w:r>
               <w:rPr>
                 <w:rFonts w:ascii="Arial" w:eastAsia="Arial" w:hAnsi="Arial" w:cs="Arial"/>
-                <w:color w:val="000000" w:themeColor="text1"/>
+                <w:color w:val="auto"/>
                 <w:sz w:val="18"/>
               </w:rPr>
               <w:t>Adam</w:t>
@@ -4899,22 +5002,21 @@
               <w:bottom w:val="single" w:sz="3" w:space="0" w:color="000CCC"/>
               <w:right w:val="single" w:sz="3" w:space="0" w:color="000CCC"/>
             </w:tcBorders>
-            <w:shd w:val="clear" w:color="auto" w:fill="FFFFFF"/>
+            <w:shd w:val="clear" w:color="auto" w:fill="FFFFFF" w:themeFill="background1"/>
             <w:vAlign w:val="center"/>
           </w:tcPr>
           <w:p>
             <w:pPr>
               <w:spacing w:after="0" w:line="259" w:lineRule="auto"/>
               <w:ind w:left="0" w:right="45" w:firstLine="0"/>
-              <w:jc w:val="center"/>
-              <w:rPr>
-                <w:color w:val="000000" w:themeColor="text1"/>
+              <w:rPr>
+                <w:color w:val="auto"/>
               </w:rPr>
             </w:pPr>
             <w:r>
               <w:rPr>
                 <w:rFonts w:ascii="Arial" w:eastAsia="Arial" w:hAnsi="Arial" w:cs="Arial"/>
-                <w:color w:val="000000" w:themeColor="text1"/>
+                <w:color w:val="auto"/>
                 <w:sz w:val="18"/>
               </w:rPr>
               <w:t xml:space="preserve">SGD </w:t>
@@ -4935,23 +5037,22 @@
               <w:bottom w:val="single" w:sz="3" w:space="0" w:color="000CCC"/>
               <w:right w:val="single" w:sz="3" w:space="0" w:color="000CCC"/>
             </w:tcBorders>
-            <w:shd w:val="clear" w:color="auto" w:fill="F0F4F8"/>
+            <w:shd w:val="clear" w:color="auto" w:fill="FFFFFF" w:themeFill="background1"/>
             <w:vAlign w:val="center"/>
           </w:tcPr>
           <w:p>
             <w:pPr>
               <w:spacing w:after="0" w:line="259" w:lineRule="auto"/>
               <w:ind w:left="0" w:firstLine="0"/>
-              <w:jc w:val="left"/>
-              <w:rPr>
-                <w:color w:val="000000" w:themeColor="text1"/>
+              <w:rPr>
+                <w:color w:val="auto"/>
               </w:rPr>
             </w:pPr>
             <w:r>
               <w:rPr>
                 <w:rFonts w:ascii="Arial" w:eastAsia="Arial" w:hAnsi="Arial" w:cs="Arial"/>
                 <w:b/>
-                <w:color w:val="000000" w:themeColor="text1"/>
+                <w:color w:val="auto"/>
                 <w:sz w:val="18"/>
               </w:rPr>
               <w:t>Learning Rate</w:t>
@@ -4967,22 +5068,21 @@
               <w:bottom w:val="single" w:sz="3" w:space="0" w:color="000CCC"/>
               <w:right w:val="single" w:sz="3" w:space="0" w:color="000CCC"/>
             </w:tcBorders>
-            <w:shd w:val="clear" w:color="auto" w:fill="F0F4F8"/>
+            <w:shd w:val="clear" w:color="auto" w:fill="FFFFFF" w:themeFill="background1"/>
             <w:vAlign w:val="center"/>
           </w:tcPr>
           <w:p>
             <w:pPr>
               <w:spacing w:after="0" w:line="259" w:lineRule="auto"/>
               <w:ind w:left="0" w:right="45" w:firstLine="0"/>
-              <w:jc w:val="center"/>
-              <w:rPr>
-                <w:color w:val="000000" w:themeColor="text1"/>
+              <w:rPr>
+                <w:color w:val="auto"/>
               </w:rPr>
             </w:pPr>
             <w:r>
               <w:rPr>
                 <w:rFonts w:ascii="Arial" w:eastAsia="Arial" w:hAnsi="Arial" w:cs="Arial"/>
-                <w:color w:val="000000" w:themeColor="text1"/>
+                <w:color w:val="auto"/>
                 <w:sz w:val="18"/>
               </w:rPr>
               <w:t>1e-3</w:t>
@@ -4998,22 +5098,21 @@
               <w:bottom w:val="single" w:sz="3" w:space="0" w:color="000CCC"/>
               <w:right w:val="single" w:sz="3" w:space="0" w:color="000CCC"/>
             </w:tcBorders>
-            <w:shd w:val="clear" w:color="auto" w:fill="F0F4F8"/>
+            <w:shd w:val="clear" w:color="auto" w:fill="FFFFFF" w:themeFill="background1"/>
             <w:vAlign w:val="center"/>
           </w:tcPr>
           <w:p>
             <w:pPr>
               <w:spacing w:after="0" w:line="259" w:lineRule="auto"/>
               <w:ind w:left="0" w:right="45" w:firstLine="0"/>
-              <w:jc w:val="center"/>
-              <w:rPr>
-                <w:color w:val="000000" w:themeColor="text1"/>
+              <w:rPr>
+                <w:color w:val="auto"/>
               </w:rPr>
             </w:pPr>
             <w:r>
               <w:rPr>
                 <w:rFonts w:ascii="Arial" w:eastAsia="Arial" w:hAnsi="Arial" w:cs="Arial"/>
-                <w:color w:val="000000" w:themeColor="text1"/>
+                <w:color w:val="auto"/>
                 <w:sz w:val="18"/>
               </w:rPr>
               <w:t>3e-4 (post warmup)</w:t>
@@ -5029,22 +5128,21 @@
               <w:bottom w:val="single" w:sz="3" w:space="0" w:color="000CCC"/>
               <w:right w:val="single" w:sz="3" w:space="0" w:color="000CCC"/>
             </w:tcBorders>
-            <w:shd w:val="clear" w:color="auto" w:fill="F0F4F8"/>
+            <w:shd w:val="clear" w:color="auto" w:fill="FFFFFF" w:themeFill="background1"/>
             <w:vAlign w:val="center"/>
           </w:tcPr>
           <w:p>
             <w:pPr>
               <w:spacing w:after="0" w:line="259" w:lineRule="auto"/>
               <w:ind w:left="0" w:right="45" w:firstLine="0"/>
-              <w:jc w:val="center"/>
-              <w:rPr>
-                <w:color w:val="000000" w:themeColor="text1"/>
+              <w:rPr>
+                <w:color w:val="auto"/>
               </w:rPr>
             </w:pPr>
             <w:r>
               <w:rPr>
                 <w:rFonts w:ascii="Arial" w:eastAsia="Arial" w:hAnsi="Arial" w:cs="Arial"/>
-                <w:color w:val="000000" w:themeColor="text1"/>
+                <w:color w:val="auto"/>
                 <w:sz w:val="18"/>
               </w:rPr>
               <w:t>1e-2 (post warmup)</w:t>
@@ -5065,23 +5163,22 @@
               <w:bottom w:val="single" w:sz="3" w:space="0" w:color="000CCC"/>
               <w:right w:val="single" w:sz="3" w:space="0" w:color="000CCC"/>
             </w:tcBorders>
-            <w:shd w:val="clear" w:color="auto" w:fill="FFFFFF"/>
+            <w:shd w:val="clear" w:color="auto" w:fill="FFFFFF" w:themeFill="background1"/>
             <w:vAlign w:val="center"/>
           </w:tcPr>
           <w:p>
             <w:pPr>
               <w:spacing w:after="0" w:line="259" w:lineRule="auto"/>
               <w:ind w:left="0" w:firstLine="0"/>
-              <w:jc w:val="left"/>
-              <w:rPr>
-                <w:color w:val="000000" w:themeColor="text1"/>
+              <w:rPr>
+                <w:color w:val="auto"/>
               </w:rPr>
             </w:pPr>
             <w:r>
               <w:rPr>
                 <w:rFonts w:ascii="Arial" w:eastAsia="Arial" w:hAnsi="Arial" w:cs="Arial"/>
                 <w:b/>
-                <w:color w:val="000000" w:themeColor="text1"/>
+                <w:color w:val="auto"/>
                 <w:sz w:val="18"/>
               </w:rPr>
               <w:t>Momentum</w:t>
@@ -5097,22 +5194,21 @@
               <w:bottom w:val="single" w:sz="3" w:space="0" w:color="000CCC"/>
               <w:right w:val="single" w:sz="3" w:space="0" w:color="000CCC"/>
             </w:tcBorders>
-            <w:shd w:val="clear" w:color="auto" w:fill="FFFFFF"/>
+            <w:shd w:val="clear" w:color="auto" w:fill="FFFFFF" w:themeFill="background1"/>
             <w:vAlign w:val="center"/>
           </w:tcPr>
           <w:p>
             <w:pPr>
               <w:spacing w:after="0" w:line="259" w:lineRule="auto"/>
               <w:ind w:left="0" w:right="45" w:firstLine="0"/>
-              <w:jc w:val="center"/>
-              <w:rPr>
-                <w:color w:val="000000" w:themeColor="text1"/>
+              <w:rPr>
+                <w:color w:val="auto"/>
               </w:rPr>
             </w:pPr>
             <w:r>
               <w:rPr>
                 <w:rFonts w:ascii="Arial" w:eastAsia="Arial" w:hAnsi="Arial" w:cs="Arial"/>
-                <w:color w:val="000000" w:themeColor="text1"/>
+                <w:color w:val="auto"/>
                 <w:sz w:val="18"/>
               </w:rPr>
               <w:t>—</w:t>
@@ -5128,22 +5224,21 @@
               <w:bottom w:val="single" w:sz="3" w:space="0" w:color="000CCC"/>
               <w:right w:val="single" w:sz="3" w:space="0" w:color="000CCC"/>
             </w:tcBorders>
-            <w:shd w:val="clear" w:color="auto" w:fill="FFFFFF"/>
+            <w:shd w:val="clear" w:color="auto" w:fill="FFFFFF" w:themeFill="background1"/>
             <w:vAlign w:val="center"/>
           </w:tcPr>
           <w:p>
             <w:pPr>
               <w:spacing w:after="0" w:line="259" w:lineRule="auto"/>
               <w:ind w:left="0" w:right="45" w:firstLine="0"/>
-              <w:jc w:val="center"/>
-              <w:rPr>
-                <w:color w:val="000000" w:themeColor="text1"/>
+              <w:rPr>
+                <w:color w:val="auto"/>
               </w:rPr>
             </w:pPr>
             <w:r>
               <w:rPr>
                 <w:rFonts w:ascii="Arial" w:eastAsia="Arial" w:hAnsi="Arial" w:cs="Arial"/>
-                <w:color w:val="000000" w:themeColor="text1"/>
+                <w:color w:val="auto"/>
                 <w:sz w:val="18"/>
               </w:rPr>
               <w:t>—</w:t>
@@ -5159,22 +5254,21 @@
               <w:bottom w:val="single" w:sz="3" w:space="0" w:color="000CCC"/>
               <w:right w:val="single" w:sz="3" w:space="0" w:color="000CCC"/>
             </w:tcBorders>
-            <w:shd w:val="clear" w:color="auto" w:fill="FFFFFF"/>
+            <w:shd w:val="clear" w:color="auto" w:fill="FFFFFF" w:themeFill="background1"/>
             <w:vAlign w:val="center"/>
           </w:tcPr>
           <w:p>
             <w:pPr>
               <w:spacing w:after="0" w:line="259" w:lineRule="auto"/>
               <w:ind w:left="0" w:right="45" w:firstLine="0"/>
-              <w:jc w:val="center"/>
-              <w:rPr>
-                <w:color w:val="000000" w:themeColor="text1"/>
+              <w:rPr>
+                <w:color w:val="auto"/>
               </w:rPr>
             </w:pPr>
             <w:r>
               <w:rPr>
                 <w:rFonts w:ascii="Arial" w:eastAsia="Arial" w:hAnsi="Arial" w:cs="Arial"/>
-                <w:color w:val="000000" w:themeColor="text1"/>
+                <w:color w:val="auto"/>
                 <w:sz w:val="18"/>
               </w:rPr>
               <w:t>0.9</w:t>
@@ -5195,23 +5289,22 @@
               <w:bottom w:val="single" w:sz="3" w:space="0" w:color="000CCC"/>
               <w:right w:val="single" w:sz="3" w:space="0" w:color="000CCC"/>
             </w:tcBorders>
-            <w:shd w:val="clear" w:color="auto" w:fill="F0F4F8"/>
+            <w:shd w:val="clear" w:color="auto" w:fill="FFFFFF" w:themeFill="background1"/>
             <w:vAlign w:val="center"/>
           </w:tcPr>
           <w:p>
             <w:pPr>
               <w:spacing w:after="0" w:line="259" w:lineRule="auto"/>
               <w:ind w:left="0" w:firstLine="0"/>
-              <w:jc w:val="left"/>
-              <w:rPr>
-                <w:color w:val="000000" w:themeColor="text1"/>
+              <w:rPr>
+                <w:color w:val="auto"/>
               </w:rPr>
             </w:pPr>
             <w:r>
               <w:rPr>
                 <w:rFonts w:ascii="Arial" w:eastAsia="Arial" w:hAnsi="Arial" w:cs="Arial"/>
                 <w:b/>
-                <w:color w:val="000000" w:themeColor="text1"/>
+                <w:color w:val="auto"/>
                 <w:sz w:val="18"/>
               </w:rPr>
               <w:t>Batch Size</w:t>
@@ -5227,22 +5320,21 @@
               <w:bottom w:val="single" w:sz="3" w:space="0" w:color="000CCC"/>
               <w:right w:val="single" w:sz="3" w:space="0" w:color="000CCC"/>
             </w:tcBorders>
-            <w:shd w:val="clear" w:color="auto" w:fill="F0F4F8"/>
+            <w:shd w:val="clear" w:color="auto" w:fill="FFFFFF" w:themeFill="background1"/>
             <w:vAlign w:val="center"/>
           </w:tcPr>
           <w:p>
             <w:pPr>
               <w:spacing w:after="0" w:line="259" w:lineRule="auto"/>
               <w:ind w:left="0" w:right="45" w:firstLine="0"/>
-              <w:jc w:val="center"/>
-              <w:rPr>
-                <w:color w:val="000000" w:themeColor="text1"/>
+              <w:rPr>
+                <w:color w:val="auto"/>
               </w:rPr>
             </w:pPr>
             <w:r>
               <w:rPr>
                 <w:rFonts w:ascii="Arial" w:eastAsia="Arial" w:hAnsi="Arial" w:cs="Arial"/>
-                <w:color w:val="000000" w:themeColor="text1"/>
+                <w:color w:val="auto"/>
                 <w:sz w:val="18"/>
               </w:rPr>
               <w:t>32</w:t>
@@ -5258,22 +5350,21 @@
               <w:bottom w:val="single" w:sz="3" w:space="0" w:color="000CCC"/>
               <w:right w:val="single" w:sz="3" w:space="0" w:color="000CCC"/>
             </w:tcBorders>
-            <w:shd w:val="clear" w:color="auto" w:fill="F0F4F8"/>
+            <w:shd w:val="clear" w:color="auto" w:fill="FFFFFF" w:themeFill="background1"/>
             <w:vAlign w:val="center"/>
           </w:tcPr>
           <w:p>
             <w:pPr>
               <w:spacing w:after="0" w:line="259" w:lineRule="auto"/>
               <w:ind w:left="0" w:right="45" w:firstLine="0"/>
-              <w:jc w:val="center"/>
-              <w:rPr>
-                <w:color w:val="000000" w:themeColor="text1"/>
+              <w:rPr>
+                <w:color w:val="auto"/>
               </w:rPr>
             </w:pPr>
             <w:r>
               <w:rPr>
                 <w:rFonts w:ascii="Arial" w:eastAsia="Arial" w:hAnsi="Arial" w:cs="Arial"/>
-                <w:color w:val="000000" w:themeColor="text1"/>
+                <w:color w:val="auto"/>
                 <w:sz w:val="18"/>
               </w:rPr>
               <w:t>32</w:t>
@@ -5289,22 +5380,21 @@
               <w:bottom w:val="single" w:sz="3" w:space="0" w:color="000CCC"/>
               <w:right w:val="single" w:sz="3" w:space="0" w:color="000CCC"/>
             </w:tcBorders>
-            <w:shd w:val="clear" w:color="auto" w:fill="F0F4F8"/>
+            <w:shd w:val="clear" w:color="auto" w:fill="FFFFFF" w:themeFill="background1"/>
             <w:vAlign w:val="center"/>
           </w:tcPr>
           <w:p>
             <w:pPr>
               <w:spacing w:after="0" w:line="259" w:lineRule="auto"/>
               <w:ind w:left="0" w:right="45" w:firstLine="0"/>
-              <w:jc w:val="center"/>
-              <w:rPr>
-                <w:color w:val="000000" w:themeColor="text1"/>
+              <w:rPr>
+                <w:color w:val="auto"/>
               </w:rPr>
             </w:pPr>
             <w:r>
               <w:rPr>
                 <w:rFonts w:ascii="Arial" w:eastAsia="Arial" w:hAnsi="Arial" w:cs="Arial"/>
-                <w:color w:val="000000" w:themeColor="text1"/>
+                <w:color w:val="auto"/>
                 <w:sz w:val="18"/>
               </w:rPr>
               <w:t>32</w:t>
@@ -5325,23 +5415,22 @@
               <w:bottom w:val="single" w:sz="3" w:space="0" w:color="000CCC"/>
               <w:right w:val="single" w:sz="3" w:space="0" w:color="000CCC"/>
             </w:tcBorders>
-            <w:shd w:val="clear" w:color="auto" w:fill="FFFFFF"/>
+            <w:shd w:val="clear" w:color="auto" w:fill="FFFFFF" w:themeFill="background1"/>
             <w:vAlign w:val="center"/>
           </w:tcPr>
           <w:p>
             <w:pPr>
               <w:spacing w:after="0" w:line="259" w:lineRule="auto"/>
               <w:ind w:left="0" w:firstLine="0"/>
-              <w:jc w:val="left"/>
-              <w:rPr>
-                <w:color w:val="000000" w:themeColor="text1"/>
+              <w:rPr>
+                <w:color w:val="auto"/>
               </w:rPr>
             </w:pPr>
             <w:r>
               <w:rPr>
                 <w:rFonts w:ascii="Arial" w:eastAsia="Arial" w:hAnsi="Arial" w:cs="Arial"/>
                 <w:b/>
-                <w:color w:val="000000" w:themeColor="text1"/>
+                <w:color w:val="auto"/>
                 <w:sz w:val="18"/>
               </w:rPr>
               <w:t>Max Epochs</w:t>
@@ -5357,22 +5446,21 @@
               <w:bottom w:val="single" w:sz="3" w:space="0" w:color="000CCC"/>
               <w:right w:val="single" w:sz="3" w:space="0" w:color="000CCC"/>
             </w:tcBorders>
-            <w:shd w:val="clear" w:color="auto" w:fill="FFFFFF"/>
+            <w:shd w:val="clear" w:color="auto" w:fill="FFFFFF" w:themeFill="background1"/>
             <w:vAlign w:val="center"/>
           </w:tcPr>
           <w:p>
             <w:pPr>
               <w:spacing w:after="0" w:line="259" w:lineRule="auto"/>
               <w:ind w:left="0" w:right="45" w:firstLine="0"/>
-              <w:jc w:val="center"/>
-              <w:rPr>
-                <w:color w:val="000000" w:themeColor="text1"/>
+              <w:rPr>
+                <w:color w:val="auto"/>
               </w:rPr>
             </w:pPr>
             <w:r>
               <w:rPr>
                 <w:rFonts w:ascii="Arial" w:eastAsia="Arial" w:hAnsi="Arial" w:cs="Arial"/>
-                <w:color w:val="000000" w:themeColor="text1"/>
+                <w:color w:val="auto"/>
                 <w:sz w:val="18"/>
               </w:rPr>
               <w:t>50</w:t>
@@ -5388,22 +5476,21 @@
               <w:bottom w:val="single" w:sz="3" w:space="0" w:color="000CCC"/>
               <w:right w:val="single" w:sz="3" w:space="0" w:color="000CCC"/>
             </w:tcBorders>
-            <w:shd w:val="clear" w:color="auto" w:fill="FFFFFF"/>
+            <w:shd w:val="clear" w:color="auto" w:fill="FFFFFF" w:themeFill="background1"/>
             <w:vAlign w:val="center"/>
           </w:tcPr>
           <w:p>
             <w:pPr>
               <w:spacing w:after="0" w:line="259" w:lineRule="auto"/>
               <w:ind w:left="0" w:right="45" w:firstLine="0"/>
-              <w:jc w:val="center"/>
-              <w:rPr>
-                <w:color w:val="000000" w:themeColor="text1"/>
+              <w:rPr>
+                <w:color w:val="auto"/>
               </w:rPr>
             </w:pPr>
             <w:r>
               <w:rPr>
                 <w:rFonts w:ascii="Arial" w:eastAsia="Arial" w:hAnsi="Arial" w:cs="Arial"/>
-                <w:color w:val="000000" w:themeColor="text1"/>
+                <w:color w:val="auto"/>
                 <w:sz w:val="18"/>
               </w:rPr>
               <w:t>50</w:t>
@@ -5419,22 +5506,21 @@
               <w:bottom w:val="single" w:sz="3" w:space="0" w:color="000CCC"/>
               <w:right w:val="single" w:sz="3" w:space="0" w:color="000CCC"/>
             </w:tcBorders>
-            <w:shd w:val="clear" w:color="auto" w:fill="FFFFFF"/>
+            <w:shd w:val="clear" w:color="auto" w:fill="FFFFFF" w:themeFill="background1"/>
             <w:vAlign w:val="center"/>
           </w:tcPr>
           <w:p>
             <w:pPr>
               <w:spacing w:after="0" w:line="259" w:lineRule="auto"/>
               <w:ind w:left="0" w:right="45" w:firstLine="0"/>
-              <w:jc w:val="center"/>
-              <w:rPr>
-                <w:color w:val="000000" w:themeColor="text1"/>
+              <w:rPr>
+                <w:color w:val="auto"/>
               </w:rPr>
             </w:pPr>
             <w:r>
               <w:rPr>
                 <w:rFonts w:ascii="Arial" w:eastAsia="Arial" w:hAnsi="Arial" w:cs="Arial"/>
-                <w:color w:val="000000" w:themeColor="text1"/>
+                <w:color w:val="auto"/>
                 <w:sz w:val="18"/>
               </w:rPr>
               <w:t>50</w:t>
@@ -5455,23 +5541,22 @@
               <w:bottom w:val="single" w:sz="3" w:space="0" w:color="000CCC"/>
               <w:right w:val="single" w:sz="3" w:space="0" w:color="000CCC"/>
             </w:tcBorders>
-            <w:shd w:val="clear" w:color="auto" w:fill="F0F4F8"/>
+            <w:shd w:val="clear" w:color="auto" w:fill="FFFFFF" w:themeFill="background1"/>
             <w:vAlign w:val="center"/>
           </w:tcPr>
           <w:p>
             <w:pPr>
               <w:spacing w:after="0" w:line="259" w:lineRule="auto"/>
               <w:ind w:left="0" w:firstLine="0"/>
-              <w:jc w:val="left"/>
-              <w:rPr>
-                <w:color w:val="000000" w:themeColor="text1"/>
+              <w:rPr>
+                <w:color w:val="auto"/>
               </w:rPr>
             </w:pPr>
             <w:r>
               <w:rPr>
                 <w:rFonts w:ascii="Arial" w:eastAsia="Arial" w:hAnsi="Arial" w:cs="Arial"/>
                 <w:b/>
-                <w:color w:val="000000" w:themeColor="text1"/>
+                <w:color w:val="auto"/>
                 <w:sz w:val="18"/>
               </w:rPr>
               <w:t>LR Warmup</w:t>
@@ -5487,24 +5572,23 @@
               <w:bottom w:val="single" w:sz="3" w:space="0" w:color="000CCC"/>
               <w:right w:val="single" w:sz="3" w:space="0" w:color="000CCC"/>
             </w:tcBorders>
-            <w:shd w:val="clear" w:color="auto" w:fill="F0F4F8"/>
+            <w:shd w:val="clear" w:color="auto" w:fill="FFFFFF" w:themeFill="background1"/>
             <w:vAlign w:val="center"/>
           </w:tcPr>
           <w:p>
             <w:pPr>
               <w:spacing w:after="0" w:line="259" w:lineRule="auto"/>
               <w:ind w:left="0" w:right="45" w:firstLine="0"/>
-              <w:jc w:val="center"/>
               <w:rPr>
                 <w:rFonts w:ascii="Arial" w:eastAsia="Arial" w:hAnsi="Arial" w:cs="Arial"/>
-                <w:color w:val="000000" w:themeColor="text1"/>
+                <w:color w:val="auto"/>
                 <w:sz w:val="18"/>
               </w:rPr>
             </w:pPr>
             <w:r>
               <w:rPr>
                 <w:rFonts w:ascii="Arial" w:eastAsia="Arial" w:hAnsi="Arial" w:cs="Arial"/>
-                <w:color w:val="000000" w:themeColor="text1"/>
+                <w:color w:val="auto"/>
                 <w:sz w:val="18"/>
               </w:rPr>
               <w:t>None</w:t>
@@ -5514,9 +5598,8 @@
             <w:pPr>
               <w:spacing w:after="0" w:line="259" w:lineRule="auto"/>
               <w:ind w:left="0" w:right="45" w:firstLine="0"/>
-              <w:jc w:val="center"/>
-              <w:rPr>
-                <w:color w:val="000000" w:themeColor="text1"/>
+              <w:rPr>
+                <w:color w:val="auto"/>
               </w:rPr>
             </w:pPr>
           </w:p>
@@ -5530,22 +5613,21 @@
               <w:bottom w:val="single" w:sz="3" w:space="0" w:color="000CCC"/>
               <w:right w:val="single" w:sz="3" w:space="0" w:color="000CCC"/>
             </w:tcBorders>
-            <w:shd w:val="clear" w:color="auto" w:fill="F0F4F8"/>
+            <w:shd w:val="clear" w:color="auto" w:fill="FFFFFF" w:themeFill="background1"/>
             <w:vAlign w:val="center"/>
           </w:tcPr>
           <w:p>
             <w:pPr>
               <w:spacing w:after="0" w:line="259" w:lineRule="auto"/>
               <w:ind w:left="0" w:right="45" w:firstLine="0"/>
-              <w:jc w:val="center"/>
-              <w:rPr>
-                <w:color w:val="000000" w:themeColor="text1"/>
+              <w:rPr>
+                <w:color w:val="auto"/>
               </w:rPr>
             </w:pPr>
             <w:r>
               <w:rPr>
                 <w:rFonts w:ascii="Arial" w:eastAsia="Arial" w:hAnsi="Arial" w:cs="Arial"/>
-                <w:color w:val="000000" w:themeColor="text1"/>
+                <w:color w:val="auto"/>
                 <w:sz w:val="18"/>
               </w:rPr>
               <w:t>5 epochs</w:t>
@@ -5561,22 +5643,21 @@
               <w:bottom w:val="single" w:sz="3" w:space="0" w:color="000CCC"/>
               <w:right w:val="single" w:sz="3" w:space="0" w:color="000CCC"/>
             </w:tcBorders>
-            <w:shd w:val="clear" w:color="auto" w:fill="F0F4F8"/>
+            <w:shd w:val="clear" w:color="auto" w:fill="FFFFFF" w:themeFill="background1"/>
             <w:vAlign w:val="center"/>
           </w:tcPr>
           <w:p>
             <w:pPr>
               <w:spacing w:after="0" w:line="259" w:lineRule="auto"/>
               <w:ind w:left="0" w:right="45" w:firstLine="0"/>
-              <w:jc w:val="center"/>
-              <w:rPr>
-                <w:color w:val="000000" w:themeColor="text1"/>
+              <w:rPr>
+                <w:color w:val="auto"/>
               </w:rPr>
             </w:pPr>
             <w:r>
               <w:rPr>
                 <w:rFonts w:ascii="Arial" w:eastAsia="Arial" w:hAnsi="Arial" w:cs="Arial"/>
-                <w:color w:val="000000" w:themeColor="text1"/>
+                <w:color w:val="auto"/>
                 <w:sz w:val="18"/>
               </w:rPr>
               <w:t>5 epochs</w:t>
@@ -5597,23 +5678,22 @@
               <w:bottom w:val="single" w:sz="3" w:space="0" w:color="000CCC"/>
               <w:right w:val="single" w:sz="3" w:space="0" w:color="000CCC"/>
             </w:tcBorders>
-            <w:shd w:val="clear" w:color="auto" w:fill="FFFFFF"/>
+            <w:shd w:val="clear" w:color="auto" w:fill="FFFFFF" w:themeFill="background1"/>
             <w:vAlign w:val="center"/>
           </w:tcPr>
           <w:p>
             <w:pPr>
               <w:spacing w:after="0" w:line="259" w:lineRule="auto"/>
               <w:ind w:left="0" w:firstLine="0"/>
-              <w:jc w:val="left"/>
-              <w:rPr>
-                <w:color w:val="000000" w:themeColor="text1"/>
+              <w:rPr>
+                <w:color w:val="auto"/>
               </w:rPr>
             </w:pPr>
             <w:r>
               <w:rPr>
                 <w:rFonts w:ascii="Arial" w:eastAsia="Arial" w:hAnsi="Arial" w:cs="Arial"/>
                 <w:b/>
-                <w:color w:val="000000" w:themeColor="text1"/>
+                <w:color w:val="auto"/>
                 <w:sz w:val="18"/>
               </w:rPr>
               <w:t>Loss</w:t>
@@ -5629,22 +5709,21 @@
               <w:bottom w:val="single" w:sz="3" w:space="0" w:color="000CCC"/>
               <w:right w:val="single" w:sz="3" w:space="0" w:color="000CCC"/>
             </w:tcBorders>
-            <w:shd w:val="clear" w:color="auto" w:fill="FFFFFF"/>
+            <w:shd w:val="clear" w:color="auto" w:fill="FFFFFF" w:themeFill="background1"/>
             <w:vAlign w:val="center"/>
           </w:tcPr>
           <w:p>
             <w:pPr>
               <w:spacing w:after="0" w:line="259" w:lineRule="auto"/>
               <w:ind w:left="0" w:right="45" w:firstLine="0"/>
-              <w:jc w:val="center"/>
-              <w:rPr>
-                <w:color w:val="000000" w:themeColor="text1"/>
+              <w:rPr>
+                <w:color w:val="auto"/>
               </w:rPr>
             </w:pPr>
             <w:r>
               <w:rPr>
                 <w:rFonts w:ascii="Arial" w:eastAsia="Arial" w:hAnsi="Arial" w:cs="Arial"/>
-                <w:color w:val="000000" w:themeColor="text1"/>
+                <w:color w:val="auto"/>
                 <w:sz w:val="18"/>
               </w:rPr>
               <w:t>Cross-entropy</w:t>
@@ -5660,22 +5739,21 @@
               <w:bottom w:val="single" w:sz="3" w:space="0" w:color="000CCC"/>
               <w:right w:val="single" w:sz="3" w:space="0" w:color="000CCC"/>
             </w:tcBorders>
-            <w:shd w:val="clear" w:color="auto" w:fill="FFFFFF"/>
+            <w:shd w:val="clear" w:color="auto" w:fill="FFFFFF" w:themeFill="background1"/>
             <w:vAlign w:val="center"/>
           </w:tcPr>
           <w:p>
             <w:pPr>
               <w:spacing w:after="0" w:line="259" w:lineRule="auto"/>
               <w:ind w:left="0" w:right="45" w:firstLine="0"/>
-              <w:jc w:val="center"/>
-              <w:rPr>
-                <w:color w:val="000000" w:themeColor="text1"/>
+              <w:rPr>
+                <w:color w:val="auto"/>
               </w:rPr>
             </w:pPr>
             <w:r>
               <w:rPr>
                 <w:rFonts w:ascii="Arial" w:eastAsia="Arial" w:hAnsi="Arial" w:cs="Arial"/>
-                <w:color w:val="000000" w:themeColor="text1"/>
+                <w:color w:val="auto"/>
                 <w:sz w:val="18"/>
               </w:rPr>
               <w:t>CE + label smooth</w:t>
@@ -5691,22 +5769,21 @@
               <w:bottom w:val="single" w:sz="3" w:space="0" w:color="000CCC"/>
               <w:right w:val="single" w:sz="3" w:space="0" w:color="000CCC"/>
             </w:tcBorders>
-            <w:shd w:val="clear" w:color="auto" w:fill="FFFFFF"/>
+            <w:shd w:val="clear" w:color="auto" w:fill="FFFFFF" w:themeFill="background1"/>
             <w:vAlign w:val="center"/>
           </w:tcPr>
           <w:p>
             <w:pPr>
               <w:spacing w:after="0" w:line="259" w:lineRule="auto"/>
               <w:ind w:left="0" w:right="45" w:firstLine="0"/>
-              <w:jc w:val="center"/>
-              <w:rPr>
-                <w:color w:val="000000" w:themeColor="text1"/>
+              <w:rPr>
+                <w:color w:val="auto"/>
               </w:rPr>
             </w:pPr>
             <w:r>
               <w:rPr>
                 <w:rFonts w:ascii="Arial" w:eastAsia="Arial" w:hAnsi="Arial" w:cs="Arial"/>
-                <w:color w:val="000000" w:themeColor="text1"/>
+                <w:color w:val="auto"/>
                 <w:sz w:val="18"/>
               </w:rPr>
               <w:t>CE + label smooth</w:t>
@@ -5718,7 +5795,6 @@
     <w:p>
       <w:pPr>
         <w:spacing w:after="265" w:line="259" w:lineRule="auto"/>
-        <w:jc w:val="center"/>
         <w:rPr>
           <w:i/>
           <w:color w:val="000000" w:themeColor="text1"/>
@@ -5730,6 +5806,7 @@
       <w:pPr>
         <w:pStyle w:val="Heading2"/>
         <w:ind w:left="369" w:hanging="384"/>
+        <w:jc w:val="both"/>
         <w:rPr>
           <w:color w:val="000000" w:themeColor="text1"/>
         </w:rPr>
@@ -5787,41 +5864,13 @@
         <w:rPr>
           <w:color w:val="000000" w:themeColor="text1"/>
         </w:rPr>
-        <w:t xml:space="preserve"> since resnet50 uses </w:t>
-      </w:r>
-      <w:proofErr w:type="gramStart"/>
-      <w:r>
-        <w:rPr>
-          <w:color w:val="000000" w:themeColor="text1"/>
-        </w:rPr>
-        <w:t>input  of</w:t>
-      </w:r>
-      <w:proofErr w:type="gramEnd"/>
-      <w:r>
-        <w:rPr>
-          <w:color w:val="000000" w:themeColor="text1"/>
-        </w:rPr>
-        <w:t xml:space="preserve"> dim 224x224 and the base model outputs dim 7x7x2048 feature map. </w:t>
-      </w:r>
-      <w:r>
-        <w:rPr>
-          <w:color w:val="000000" w:themeColor="text1"/>
-        </w:rPr>
-        <w:t xml:space="preserve">For phase 1 added a custom </w:t>
-      </w:r>
-      <w:proofErr w:type="gramStart"/>
-      <w:r>
-        <w:rPr>
-          <w:color w:val="000000" w:themeColor="text1"/>
-        </w:rPr>
-        <w:t>head  for</w:t>
-      </w:r>
-      <w:proofErr w:type="gramEnd"/>
-      <w:r>
-        <w:rPr>
-          <w:color w:val="000000" w:themeColor="text1"/>
-        </w:rPr>
-        <w:t xml:space="preserve"> feature extraction and then the finetuning phase where some layers were </w:t>
+        <w:t xml:space="preserve"> since resnet50 uses input  of dim 224x224 and the base model outputs dim 7x7x2048 feature map. </w:t>
+      </w:r>
+      <w:r>
+        <w:rPr>
+          <w:color w:val="000000" w:themeColor="text1"/>
+        </w:rPr>
+        <w:t xml:space="preserve">For phase 1 added a custom head  for feature extraction and then the finetuning phase where some layers were </w:t>
       </w:r>
       <w:proofErr w:type="spellStart"/>
       <w:r>
@@ -5864,81 +5913,49 @@
           <w:b/>
           <w:color w:val="000000" w:themeColor="text1"/>
         </w:rPr>
-        <w:t xml:space="preserve">Phase </w:t>
-      </w:r>
-      <w:proofErr w:type="gramStart"/>
+        <w:t>Phase 1</w:t>
+      </w:r>
       <w:r>
         <w:rPr>
           <w:b/>
           <w:color w:val="000000" w:themeColor="text1"/>
         </w:rPr>
-        <w:t>1</w:t>
+        <w:t xml:space="preserve"> : </w:t>
       </w:r>
       <w:r>
         <w:rPr>
           <w:b/>
           <w:color w:val="000000" w:themeColor="text1"/>
         </w:rPr>
-        <w:t xml:space="preserve"> :</w:t>
-      </w:r>
-      <w:proofErr w:type="gramEnd"/>
+        <w:t>Feature Extraction:</w:t>
+      </w:r>
+      <w:r>
+        <w:rPr>
+          <w:color w:val="000000" w:themeColor="text1"/>
+        </w:rPr>
+        <w:t xml:space="preserve"> All 175 backbone layers are frozen. Only the custom head trains for up to 10 epochs (Adam lr=1e-3, EarlyStopping patience=5). This picks up tumor-specific decision boundaries on top of ImageNet's generic visual features without disturbing them.</w:t>
+      </w:r>
+    </w:p>
+    <w:p>
+      <w:pPr>
+        <w:ind w:left="-5"/>
+        <w:rPr>
+          <w:color w:val="000000" w:themeColor="text1"/>
+        </w:rPr>
+      </w:pPr>
       <w:r>
         <w:rPr>
           <w:b/>
           <w:color w:val="000000" w:themeColor="text1"/>
         </w:rPr>
-        <w:t xml:space="preserve"> </w:t>
+        <w:t>Phase 2</w:t>
       </w:r>
       <w:r>
         <w:rPr>
           <w:b/>
           <w:color w:val="000000" w:themeColor="text1"/>
         </w:rPr>
-        <w:t>Feature Extraction:</w:t>
-      </w:r>
-      <w:r>
-        <w:rPr>
-          <w:color w:val="000000" w:themeColor="text1"/>
-        </w:rPr>
-        <w:t xml:space="preserve"> All 175 backbone layers are frozen. Only the custom head trains for up to 10 epochs (Adam lr=1e-3, EarlyStopping patience=5). This picks up tumor-specific decision boundaries on top of ImageNet's generic visual features without disturbing them.</w:t>
-      </w:r>
-    </w:p>
-    <w:p>
-      <w:pPr>
-        <w:ind w:left="-5"/>
-        <w:rPr>
-          <w:color w:val="000000" w:themeColor="text1"/>
-        </w:rPr>
-      </w:pPr>
-      <w:r>
-        <w:rPr>
-          <w:b/>
-          <w:color w:val="000000" w:themeColor="text1"/>
-        </w:rPr>
-        <w:t xml:space="preserve">Phase </w:t>
-      </w:r>
-      <w:proofErr w:type="gramStart"/>
-      <w:r>
-        <w:rPr>
-          <w:b/>
-          <w:color w:val="000000" w:themeColor="text1"/>
-        </w:rPr>
-        <w:t>2</w:t>
-      </w:r>
-      <w:r>
-        <w:rPr>
-          <w:b/>
-          <w:color w:val="000000" w:themeColor="text1"/>
-        </w:rPr>
-        <w:t xml:space="preserve"> :</w:t>
-      </w:r>
-      <w:proofErr w:type="gramEnd"/>
-      <w:r>
-        <w:rPr>
-          <w:b/>
-          <w:color w:val="000000" w:themeColor="text1"/>
-        </w:rPr>
-        <w:t xml:space="preserve"> </w:t>
+        <w:t xml:space="preserve"> : </w:t>
       </w:r>
       <w:r>
         <w:rPr>
@@ -5970,6 +5987,7 @@
       <w:pPr>
         <w:pStyle w:val="Heading1"/>
         <w:ind w:left="274" w:hanging="289"/>
+        <w:jc w:val="both"/>
         <w:rPr>
           <w:color w:val="000000" w:themeColor="text1"/>
         </w:rPr>
@@ -5994,6 +6012,7 @@
       <w:pPr>
         <w:pStyle w:val="Heading2"/>
         <w:ind w:left="369" w:hanging="384"/>
+        <w:jc w:val="both"/>
         <w:rPr>
           <w:color w:val="000000" w:themeColor="text1"/>
         </w:rPr>
@@ -6031,24 +6050,14 @@
       <w:r>
         <w:t xml:space="preserve">Table </w:t>
       </w:r>
-      <w:r>
-        <w:fldChar w:fldCharType="begin"/>
-      </w:r>
-      <w:r>
-        <w:instrText xml:space="preserve"> SEQ Table \* ARABIC </w:instrText>
-      </w:r>
-      <w:r>
-        <w:fldChar w:fldCharType="separate"/>
-      </w:r>
-      <w:r>
-        <w:rPr>
-          <w:noProof/>
-        </w:rPr>
-        <w:t>2</w:t>
-      </w:r>
-      <w:r>
-        <w:fldChar w:fldCharType="end"/>
-      </w:r>
+      <w:fldSimple w:instr=" SEQ Table \* ARABIC ">
+        <w:r>
+          <w:rPr>
+            <w:noProof/>
+          </w:rPr>
+          <w:t>2</w:t>
+        </w:r>
+      </w:fldSimple>
       <w:r>
         <w:t xml:space="preserve"> </w:t>
       </w:r>
@@ -6063,9 +6072,7 @@
         <w:tblW w:w="9354" w:type="dxa"/>
         <w:tblInd w:w="-284" w:type="dxa"/>
         <w:tblCellMar>
-          <w:top w:w="0" w:type="dxa"/>
           <w:left w:w="115" w:type="dxa"/>
-          <w:bottom w:w="0" w:type="dxa"/>
           <w:right w:w="115" w:type="dxa"/>
         </w:tblCellMar>
         <w:tblLook w:val="04A0" w:firstRow="1" w:lastRow="0" w:firstColumn="1" w:lastColumn="0" w:noHBand="0" w:noVBand="1"/>
@@ -6090,23 +6097,22 @@
               <w:bottom w:val="single" w:sz="3" w:space="0" w:color="000CCC"/>
               <w:right w:val="single" w:sz="3" w:space="0" w:color="000CCC"/>
             </w:tcBorders>
-            <w:shd w:val="clear" w:color="auto" w:fill="0D1B2A"/>
+            <w:shd w:val="clear" w:color="auto" w:fill="FFFFFF" w:themeFill="background1"/>
             <w:vAlign w:val="center"/>
           </w:tcPr>
           <w:p>
             <w:pPr>
               <w:spacing w:after="0" w:line="259" w:lineRule="auto"/>
               <w:ind w:left="0" w:firstLine="0"/>
-              <w:jc w:val="center"/>
-              <w:rPr>
-                <w:color w:val="FFFFFF" w:themeColor="background1"/>
+              <w:rPr>
+                <w:color w:val="auto"/>
               </w:rPr>
             </w:pPr>
             <w:r>
               <w:rPr>
                 <w:rFonts w:ascii="Arial" w:eastAsia="Arial" w:hAnsi="Arial" w:cs="Arial"/>
                 <w:b/>
-                <w:color w:val="FFFFFF" w:themeColor="background1"/>
+                <w:color w:val="auto"/>
                 <w:sz w:val="18"/>
               </w:rPr>
               <w:t>Model</w:t>
@@ -6122,23 +6128,22 @@
               <w:bottom w:val="single" w:sz="3" w:space="0" w:color="000CCC"/>
               <w:right w:val="single" w:sz="3" w:space="0" w:color="000CCC"/>
             </w:tcBorders>
-            <w:shd w:val="clear" w:color="auto" w:fill="0D1B2A"/>
+            <w:shd w:val="clear" w:color="auto" w:fill="FFFFFF" w:themeFill="background1"/>
             <w:vAlign w:val="center"/>
           </w:tcPr>
           <w:p>
             <w:pPr>
               <w:spacing w:after="0" w:line="259" w:lineRule="auto"/>
               <w:ind w:left="0" w:firstLine="0"/>
-              <w:jc w:val="center"/>
-              <w:rPr>
-                <w:color w:val="FFFFFF" w:themeColor="background1"/>
+              <w:rPr>
+                <w:color w:val="auto"/>
               </w:rPr>
             </w:pPr>
             <w:r>
               <w:rPr>
                 <w:rFonts w:ascii="Arial" w:eastAsia="Arial" w:hAnsi="Arial" w:cs="Arial"/>
                 <w:b/>
-                <w:color w:val="FFFFFF" w:themeColor="background1"/>
+                <w:color w:val="auto"/>
                 <w:sz w:val="18"/>
               </w:rPr>
               <w:t>Test Accuracy</w:t>
@@ -6154,23 +6159,22 @@
               <w:bottom w:val="single" w:sz="3" w:space="0" w:color="000CCC"/>
               <w:right w:val="single" w:sz="3" w:space="0" w:color="000CCC"/>
             </w:tcBorders>
-            <w:shd w:val="clear" w:color="auto" w:fill="0D1B2A"/>
+            <w:shd w:val="clear" w:color="auto" w:fill="FFFFFF" w:themeFill="background1"/>
             <w:vAlign w:val="center"/>
           </w:tcPr>
           <w:p>
             <w:pPr>
               <w:spacing w:after="0" w:line="259" w:lineRule="auto"/>
               <w:ind w:left="0" w:firstLine="0"/>
-              <w:jc w:val="center"/>
-              <w:rPr>
-                <w:color w:val="FFFFFF" w:themeColor="background1"/>
+              <w:rPr>
+                <w:color w:val="auto"/>
               </w:rPr>
             </w:pPr>
             <w:r>
               <w:rPr>
                 <w:rFonts w:ascii="Arial" w:eastAsia="Arial" w:hAnsi="Arial" w:cs="Arial"/>
                 <w:b/>
-                <w:color w:val="FFFFFF" w:themeColor="background1"/>
+                <w:color w:val="auto"/>
                 <w:sz w:val="18"/>
               </w:rPr>
               <w:t>Weighted F1</w:t>
@@ -6186,23 +6190,22 @@
               <w:bottom w:val="single" w:sz="3" w:space="0" w:color="000CCC"/>
               <w:right w:val="single" w:sz="3" w:space="0" w:color="000CCC"/>
             </w:tcBorders>
-            <w:shd w:val="clear" w:color="auto" w:fill="0D1B2A"/>
+            <w:shd w:val="clear" w:color="auto" w:fill="FFFFFF" w:themeFill="background1"/>
             <w:vAlign w:val="center"/>
           </w:tcPr>
           <w:p>
             <w:pPr>
               <w:spacing w:after="0" w:line="259" w:lineRule="auto"/>
               <w:ind w:left="0" w:firstLine="0"/>
-              <w:jc w:val="center"/>
-              <w:rPr>
-                <w:color w:val="FFFFFF" w:themeColor="background1"/>
+              <w:rPr>
+                <w:color w:val="auto"/>
               </w:rPr>
             </w:pPr>
             <w:r>
               <w:rPr>
                 <w:rFonts w:ascii="Arial" w:eastAsia="Arial" w:hAnsi="Arial" w:cs="Arial"/>
                 <w:b/>
-                <w:color w:val="FFFFFF" w:themeColor="background1"/>
+                <w:color w:val="auto"/>
                 <w:sz w:val="18"/>
               </w:rPr>
               <w:t>ROC-AUC</w:t>
@@ -6218,23 +6221,22 @@
               <w:bottom w:val="single" w:sz="3" w:space="0" w:color="000CCC"/>
               <w:right w:val="single" w:sz="3" w:space="0" w:color="000CCC"/>
             </w:tcBorders>
-            <w:shd w:val="clear" w:color="auto" w:fill="0D1B2A"/>
+            <w:shd w:val="clear" w:color="auto" w:fill="FFFFFF" w:themeFill="background1"/>
             <w:vAlign w:val="center"/>
           </w:tcPr>
           <w:p>
             <w:pPr>
               <w:spacing w:after="0" w:line="259" w:lineRule="auto"/>
               <w:ind w:left="0" w:firstLine="0"/>
-              <w:jc w:val="center"/>
-              <w:rPr>
-                <w:color w:val="FFFFFF" w:themeColor="background1"/>
+              <w:rPr>
+                <w:color w:val="auto"/>
               </w:rPr>
             </w:pPr>
             <w:r>
               <w:rPr>
                 <w:rFonts w:ascii="Arial" w:eastAsia="Arial" w:hAnsi="Arial" w:cs="Arial"/>
                 <w:b/>
-                <w:color w:val="FFFFFF" w:themeColor="background1"/>
+                <w:color w:val="auto"/>
                 <w:sz w:val="18"/>
               </w:rPr>
               <w:t>Epochs Run</w:t>
@@ -6262,7 +6264,6 @@
             <w:pPr>
               <w:spacing w:after="0" w:line="259" w:lineRule="auto"/>
               <w:ind w:left="0" w:firstLine="0"/>
-              <w:jc w:val="center"/>
               <w:rPr>
                 <w:color w:val="000000" w:themeColor="text1"/>
               </w:rPr>
@@ -6293,7 +6294,6 @@
             <w:pPr>
               <w:spacing w:after="0" w:line="259" w:lineRule="auto"/>
               <w:ind w:left="0" w:firstLine="0"/>
-              <w:jc w:val="center"/>
               <w:rPr>
                 <w:color w:val="000000" w:themeColor="text1"/>
               </w:rPr>
@@ -6324,7 +6324,6 @@
             <w:pPr>
               <w:spacing w:after="0" w:line="259" w:lineRule="auto"/>
               <w:ind w:left="0" w:firstLine="0"/>
-              <w:jc w:val="center"/>
               <w:rPr>
                 <w:color w:val="000000" w:themeColor="text1"/>
               </w:rPr>
@@ -6355,7 +6354,6 @@
             <w:pPr>
               <w:spacing w:after="0" w:line="259" w:lineRule="auto"/>
               <w:ind w:left="0" w:firstLine="0"/>
-              <w:jc w:val="center"/>
               <w:rPr>
                 <w:color w:val="000000" w:themeColor="text1"/>
               </w:rPr>
@@ -6386,7 +6384,6 @@
             <w:pPr>
               <w:spacing w:after="0" w:line="259" w:lineRule="auto"/>
               <w:ind w:left="0" w:firstLine="0"/>
-              <w:jc w:val="center"/>
               <w:rPr>
                 <w:color w:val="000000" w:themeColor="text1"/>
               </w:rPr>
@@ -6422,7 +6419,6 @@
             <w:pPr>
               <w:spacing w:after="0" w:line="259" w:lineRule="auto"/>
               <w:ind w:left="0" w:firstLine="0"/>
-              <w:jc w:val="center"/>
               <w:rPr>
                 <w:color w:val="000000" w:themeColor="text1"/>
               </w:rPr>
@@ -6453,7 +6449,6 @@
             <w:pPr>
               <w:spacing w:after="0" w:line="259" w:lineRule="auto"/>
               <w:ind w:left="0" w:firstLine="0"/>
-              <w:jc w:val="center"/>
               <w:rPr>
                 <w:color w:val="000000" w:themeColor="text1"/>
               </w:rPr>
@@ -6484,7 +6479,6 @@
             <w:pPr>
               <w:spacing w:after="0" w:line="259" w:lineRule="auto"/>
               <w:ind w:left="0" w:firstLine="0"/>
-              <w:jc w:val="center"/>
               <w:rPr>
                 <w:color w:val="000000" w:themeColor="text1"/>
               </w:rPr>
@@ -6515,7 +6509,6 @@
             <w:pPr>
               <w:spacing w:after="0" w:line="259" w:lineRule="auto"/>
               <w:ind w:left="0" w:firstLine="0"/>
-              <w:jc w:val="center"/>
               <w:rPr>
                 <w:color w:val="000000" w:themeColor="text1"/>
               </w:rPr>
@@ -6546,7 +6539,6 @@
             <w:pPr>
               <w:spacing w:after="0" w:line="259" w:lineRule="auto"/>
               <w:ind w:left="0" w:firstLine="0"/>
-              <w:jc w:val="center"/>
               <w:rPr>
                 <w:color w:val="000000" w:themeColor="text1"/>
               </w:rPr>
@@ -6582,7 +6574,6 @@
             <w:pPr>
               <w:spacing w:after="0" w:line="259" w:lineRule="auto"/>
               <w:ind w:left="0" w:firstLine="0"/>
-              <w:jc w:val="center"/>
               <w:rPr>
                 <w:color w:val="000000" w:themeColor="text1"/>
               </w:rPr>
@@ -6613,7 +6604,6 @@
             <w:pPr>
               <w:spacing w:after="0" w:line="259" w:lineRule="auto"/>
               <w:ind w:left="0" w:firstLine="0"/>
-              <w:jc w:val="center"/>
               <w:rPr>
                 <w:color w:val="000000" w:themeColor="text1"/>
               </w:rPr>
@@ -6644,7 +6634,6 @@
             <w:pPr>
               <w:spacing w:after="0" w:line="259" w:lineRule="auto"/>
               <w:ind w:left="0" w:firstLine="0"/>
-              <w:jc w:val="center"/>
               <w:rPr>
                 <w:color w:val="000000" w:themeColor="text1"/>
               </w:rPr>
@@ -6675,7 +6664,6 @@
             <w:pPr>
               <w:spacing w:after="0" w:line="259" w:lineRule="auto"/>
               <w:ind w:left="0" w:firstLine="0"/>
-              <w:jc w:val="center"/>
               <w:rPr>
                 <w:color w:val="000000" w:themeColor="text1"/>
               </w:rPr>
@@ -6706,7 +6694,6 @@
             <w:pPr>
               <w:spacing w:after="0" w:line="259" w:lineRule="auto"/>
               <w:ind w:left="0" w:firstLine="0"/>
-              <w:jc w:val="center"/>
               <w:rPr>
                 <w:color w:val="000000" w:themeColor="text1"/>
               </w:rPr>
@@ -6735,23 +6722,22 @@
               <w:bottom w:val="single" w:sz="3" w:space="0" w:color="000CCC"/>
               <w:right w:val="single" w:sz="3" w:space="0" w:color="000CCC"/>
             </w:tcBorders>
-            <w:shd w:val="clear" w:color="auto" w:fill="D4EDDA"/>
+            <w:shd w:val="clear" w:color="auto" w:fill="FFFFFF" w:themeFill="background1"/>
             <w:vAlign w:val="center"/>
           </w:tcPr>
           <w:p>
             <w:pPr>
               <w:spacing w:after="0" w:line="259" w:lineRule="auto"/>
               <w:ind w:left="0" w:firstLine="0"/>
-              <w:jc w:val="center"/>
-              <w:rPr>
-                <w:color w:val="000000" w:themeColor="text1"/>
+              <w:rPr>
+                <w:color w:val="auto"/>
               </w:rPr>
             </w:pPr>
             <w:r>
               <w:rPr>
                 <w:rFonts w:ascii="Arial" w:eastAsia="Arial" w:hAnsi="Arial" w:cs="Arial"/>
                 <w:b/>
-                <w:color w:val="000000" w:themeColor="text1"/>
+                <w:color w:val="auto"/>
                 <w:sz w:val="18"/>
               </w:rPr>
               <w:t>ResNet50 (Fine-Tuned)</w:t>
@@ -6767,23 +6753,22 @@
               <w:bottom w:val="single" w:sz="3" w:space="0" w:color="000CCC"/>
               <w:right w:val="single" w:sz="3" w:space="0" w:color="000CCC"/>
             </w:tcBorders>
-            <w:shd w:val="clear" w:color="auto" w:fill="D4EDDA"/>
+            <w:shd w:val="clear" w:color="auto" w:fill="FFFFFF" w:themeFill="background1"/>
             <w:vAlign w:val="center"/>
           </w:tcPr>
           <w:p>
             <w:pPr>
               <w:spacing w:after="0" w:line="259" w:lineRule="auto"/>
               <w:ind w:left="0" w:firstLine="0"/>
-              <w:jc w:val="center"/>
-              <w:rPr>
-                <w:color w:val="000000" w:themeColor="text1"/>
+              <w:rPr>
+                <w:color w:val="auto"/>
               </w:rPr>
             </w:pPr>
             <w:r>
               <w:rPr>
                 <w:rFonts w:ascii="Arial" w:eastAsia="Arial" w:hAnsi="Arial" w:cs="Arial"/>
                 <w:b/>
-                <w:color w:val="000000" w:themeColor="text1"/>
+                <w:color w:val="auto"/>
                 <w:sz w:val="18"/>
               </w:rPr>
               <w:t>~0.96+</w:t>
@@ -6799,23 +6784,22 @@
               <w:bottom w:val="single" w:sz="3" w:space="0" w:color="000CCC"/>
               <w:right w:val="single" w:sz="3" w:space="0" w:color="000CCC"/>
             </w:tcBorders>
-            <w:shd w:val="clear" w:color="auto" w:fill="D4EDDA"/>
+            <w:shd w:val="clear" w:color="auto" w:fill="FFFFFF" w:themeFill="background1"/>
             <w:vAlign w:val="center"/>
           </w:tcPr>
           <w:p>
             <w:pPr>
               <w:spacing w:after="0" w:line="259" w:lineRule="auto"/>
               <w:ind w:left="0" w:firstLine="0"/>
-              <w:jc w:val="center"/>
-              <w:rPr>
-                <w:color w:val="000000" w:themeColor="text1"/>
+              <w:rPr>
+                <w:color w:val="auto"/>
               </w:rPr>
             </w:pPr>
             <w:r>
               <w:rPr>
                 <w:rFonts w:ascii="Arial" w:eastAsia="Arial" w:hAnsi="Arial" w:cs="Arial"/>
                 <w:b/>
-                <w:color w:val="000000" w:themeColor="text1"/>
+                <w:color w:val="auto"/>
                 <w:sz w:val="18"/>
               </w:rPr>
               <w:t>~0.96+</w:t>
@@ -6831,23 +6815,22 @@
               <w:bottom w:val="single" w:sz="3" w:space="0" w:color="000CCC"/>
               <w:right w:val="single" w:sz="3" w:space="0" w:color="000CCC"/>
             </w:tcBorders>
-            <w:shd w:val="clear" w:color="auto" w:fill="D4EDDA"/>
+            <w:shd w:val="clear" w:color="auto" w:fill="FFFFFF" w:themeFill="background1"/>
             <w:vAlign w:val="center"/>
           </w:tcPr>
           <w:p>
             <w:pPr>
               <w:spacing w:after="0" w:line="259" w:lineRule="auto"/>
               <w:ind w:left="0" w:firstLine="0"/>
-              <w:jc w:val="center"/>
-              <w:rPr>
-                <w:color w:val="000000" w:themeColor="text1"/>
+              <w:rPr>
+                <w:color w:val="auto"/>
               </w:rPr>
             </w:pPr>
             <w:r>
               <w:rPr>
                 <w:rFonts w:ascii="Arial" w:eastAsia="Arial" w:hAnsi="Arial" w:cs="Arial"/>
                 <w:b/>
-                <w:color w:val="000000" w:themeColor="text1"/>
+                <w:color w:val="auto"/>
                 <w:sz w:val="18"/>
               </w:rPr>
               <w:t>~0.99</w:t>
@@ -6863,23 +6846,22 @@
               <w:bottom w:val="single" w:sz="3" w:space="0" w:color="000CCC"/>
               <w:right w:val="single" w:sz="3" w:space="0" w:color="000CCC"/>
             </w:tcBorders>
-            <w:shd w:val="clear" w:color="auto" w:fill="D4EDDA"/>
+            <w:shd w:val="clear" w:color="auto" w:fill="FFFFFF" w:themeFill="background1"/>
             <w:vAlign w:val="center"/>
           </w:tcPr>
           <w:p>
             <w:pPr>
               <w:spacing w:after="0" w:line="259" w:lineRule="auto"/>
               <w:ind w:left="0" w:firstLine="0"/>
-              <w:jc w:val="center"/>
-              <w:rPr>
-                <w:color w:val="000000" w:themeColor="text1"/>
+              <w:rPr>
+                <w:color w:val="auto"/>
               </w:rPr>
             </w:pPr>
             <w:r>
               <w:rPr>
                 <w:rFonts w:ascii="Arial" w:eastAsia="Arial" w:hAnsi="Arial" w:cs="Arial"/>
                 <w:b/>
-                <w:color w:val="000000" w:themeColor="text1"/>
+                <w:color w:val="auto"/>
                 <w:sz w:val="18"/>
               </w:rPr>
               <w:t>20 (10+10)</w:t>
@@ -6891,7 +6873,6 @@
     <w:p>
       <w:pPr>
         <w:spacing w:after="265" w:line="259" w:lineRule="auto"/>
-        <w:jc w:val="center"/>
         <w:rPr>
           <w:color w:val="000000" w:themeColor="text1"/>
         </w:rPr>
@@ -6909,6 +6890,7 @@
       <w:pPr>
         <w:pStyle w:val="Heading2"/>
         <w:ind w:left="369" w:hanging="384"/>
+        <w:jc w:val="both"/>
         <w:rPr>
           <w:color w:val="000000" w:themeColor="text1"/>
         </w:rPr>
@@ -6934,77 +6916,21 @@
         <w:rPr>
           <w:color w:val="000000" w:themeColor="text1"/>
         </w:rPr>
-        <w:t>Each experiment was executed on Kaggle's GPU environment (T4 or P100</w:t>
-      </w:r>
-      <w:proofErr w:type="gramStart"/>
-      <w:r>
-        <w:rPr>
-          <w:color w:val="000000" w:themeColor="text1"/>
-        </w:rPr>
-        <w:t>)</w:t>
-      </w:r>
-      <w:proofErr w:type="gramEnd"/>
-      <w:r>
-        <w:rPr>
-          <w:color w:val="000000" w:themeColor="text1"/>
-        </w:rPr>
-        <w:t xml:space="preserve"> and the availability of the GPU was confirmed at the start of each execution using </w:t>
+        <w:t xml:space="preserve">Each experiment was executed on Kaggle's GPU environment (T4 or P100) and the availability of the GPU was confirmed at the start of each execution using </w:t>
       </w:r>
       <w:proofErr w:type="spellStart"/>
       <w:r>
         <w:rPr>
           <w:color w:val="000000" w:themeColor="text1"/>
         </w:rPr>
-        <w:t>tf.</w:t>
-      </w:r>
-      <w:proofErr w:type="gramStart"/>
-      <w:r>
-        <w:rPr>
-          <w:color w:val="000000" w:themeColor="text1"/>
-        </w:rPr>
-        <w:t>config.list</w:t>
-      </w:r>
-      <w:proofErr w:type="gramEnd"/>
-      <w:r>
-        <w:rPr>
-          <w:color w:val="000000" w:themeColor="text1"/>
-        </w:rPr>
-        <w:t>_physical_devices</w:t>
+        <w:t>tf.config.list_physical_devices</w:t>
       </w:r>
       <w:proofErr w:type="spellEnd"/>
       <w:r>
         <w:rPr>
           <w:color w:val="000000" w:themeColor="text1"/>
         </w:rPr>
-        <w:t xml:space="preserve">('GPU'). </w:t>
-      </w:r>
-      <w:proofErr w:type="gramStart"/>
-      <w:r>
-        <w:rPr>
-          <w:color w:val="000000" w:themeColor="text1"/>
-        </w:rPr>
-        <w:t>The .cache</w:t>
-      </w:r>
-      <w:proofErr w:type="gramEnd"/>
-      <w:r>
-        <w:rPr>
-          <w:color w:val="000000" w:themeColor="text1"/>
-        </w:rPr>
-        <w:t xml:space="preserve">() </w:t>
-      </w:r>
-      <w:proofErr w:type="gramStart"/>
-      <w:r>
-        <w:rPr>
-          <w:color w:val="000000" w:themeColor="text1"/>
-        </w:rPr>
-        <w:t>and .prefetch</w:t>
-      </w:r>
-      <w:proofErr w:type="gramEnd"/>
-      <w:r>
-        <w:rPr>
-          <w:color w:val="000000" w:themeColor="text1"/>
-        </w:rPr>
-        <w:t xml:space="preserve">(AUTOTUNE) functions of the </w:t>
+        <w:t xml:space="preserve">('GPU'). The .cache() and .prefetch(AUTOTUNE) functions of the </w:t>
       </w:r>
       <w:proofErr w:type="spellStart"/>
       <w:r>
@@ -7039,6 +6965,7 @@
       <w:pPr>
         <w:pStyle w:val="Heading2"/>
         <w:ind w:left="369" w:hanging="384"/>
+        <w:jc w:val="both"/>
         <w:rPr>
           <w:color w:val="000000" w:themeColor="text1"/>
         </w:rPr>
@@ -7049,27 +6976,13 @@
           <w:color w:val="000000" w:themeColor="text1"/>
         </w:rPr>
         <w:lastRenderedPageBreak/>
-        <w:t xml:space="preserve">Optimizer </w:t>
-      </w:r>
-      <w:proofErr w:type="gramStart"/>
-      <w:r>
-        <w:rPr>
-          <w:color w:val="000000" w:themeColor="text1"/>
-        </w:rPr>
-        <w:t xml:space="preserve">Analysis </w:t>
-      </w:r>
-      <w:r>
-        <w:rPr>
-          <w:color w:val="000000" w:themeColor="text1"/>
-        </w:rPr>
-        <w:t>:</w:t>
-      </w:r>
-      <w:proofErr w:type="gramEnd"/>
-      <w:r>
-        <w:rPr>
-          <w:color w:val="000000" w:themeColor="text1"/>
-        </w:rPr>
-        <w:t xml:space="preserve"> </w:t>
+        <w:t xml:space="preserve">Optimizer Analysis </w:t>
+      </w:r>
+      <w:r>
+        <w:rPr>
+          <w:color w:val="000000" w:themeColor="text1"/>
+        </w:rPr>
+        <w:t xml:space="preserve">: </w:t>
       </w:r>
       <w:r>
         <w:rPr>
@@ -7091,21 +7004,7 @@
         <w:rPr>
           <w:color w:val="000000" w:themeColor="text1"/>
         </w:rPr>
-        <w:t xml:space="preserve">Adam </w:t>
-      </w:r>
-      <w:proofErr w:type="gramStart"/>
-      <w:r>
-        <w:rPr>
-          <w:color w:val="000000" w:themeColor="text1"/>
-        </w:rPr>
-        <w:t>is able to</w:t>
-      </w:r>
-      <w:proofErr w:type="gramEnd"/>
-      <w:r>
-        <w:rPr>
-          <w:color w:val="000000" w:themeColor="text1"/>
-        </w:rPr>
-        <w:t xml:space="preserve"> converge faster during early epochs. It is optimized to explore the loss surface efficiently with adaptive per-parameter step sizes even without fine-tuning the LR. SGD with Nesterov momentum needs to start with a bigger rate (1e-2) to explore the parameter space without adaptivity, and it requires the warmup period to help to </w:t>
+        <w:t xml:space="preserve">Adam is able to converge faster during early epochs. It is optimized to explore the loss surface efficiently with adaptive per-parameter step sizes even without fine-tuning the LR. SGD with Nesterov momentum needs to start with a bigger rate (1e-2) to explore the parameter space without adaptivity, and it requires the warmup period to help to </w:t>
       </w:r>
       <w:proofErr w:type="spellStart"/>
       <w:r>
@@ -7126,6 +7025,7 @@
       <w:pPr>
         <w:pStyle w:val="Heading2"/>
         <w:ind w:left="369" w:hanging="384"/>
+        <w:jc w:val="both"/>
         <w:rPr>
           <w:color w:val="000000" w:themeColor="text1"/>
         </w:rPr>
@@ -7165,21 +7065,7 @@
         <w:rPr>
           <w:color w:val="000000" w:themeColor="text1"/>
         </w:rPr>
-        <w:t xml:space="preserve">, </w:t>
-      </w:r>
-      <w:proofErr w:type="gramStart"/>
-      <w:r>
-        <w:rPr>
-          <w:color w:val="000000" w:themeColor="text1"/>
-        </w:rPr>
-        <w:t>the Baseline</w:t>
-      </w:r>
-      <w:proofErr w:type="gramEnd"/>
-      <w:r>
-        <w:rPr>
-          <w:color w:val="000000" w:themeColor="text1"/>
-        </w:rPr>
-        <w:t xml:space="preserve"> CNN was trained without </w:t>
+        <w:t xml:space="preserve">, the Baseline CNN was trained without </w:t>
       </w:r>
       <w:proofErr w:type="spellStart"/>
       <w:r>
@@ -7250,27 +7136,14 @@
         <w:rPr>
           <w:color w:val="000000" w:themeColor="text1"/>
         </w:rPr>
-        <w:t xml:space="preserve"> by Flatten, and there was no improvement in accuracy, but an increase in overfitting risk. These results validate the load-bearing combination of </w:t>
-      </w:r>
-      <w:proofErr w:type="gramStart"/>
-      <w:r>
-        <w:rPr>
-          <w:color w:val="000000" w:themeColor="text1"/>
-        </w:rPr>
-        <w:t>the regularization</w:t>
-      </w:r>
-      <w:proofErr w:type="gramEnd"/>
-      <w:r>
-        <w:rPr>
-          <w:color w:val="000000" w:themeColor="text1"/>
-        </w:rPr>
-        <w:t>: if one of the components is removed, generalization gets worse.</w:t>
+        <w:t xml:space="preserve"> by Flatten, and there was no improvement in accuracy, but an increase in overfitting risk. These results validate the load-bearing combination of the regularization: if one of the components is removed, generalization gets worse.</w:t>
       </w:r>
     </w:p>
     <w:p>
       <w:pPr>
         <w:pStyle w:val="Heading2"/>
         <w:ind w:left="369" w:hanging="384"/>
+        <w:jc w:val="both"/>
         <w:rPr>
           <w:color w:val="000000" w:themeColor="text1"/>
         </w:rPr>
@@ -7296,7 +7169,7 @@
         <w:rPr>
           <w:color w:val="000000" w:themeColor="text1"/>
         </w:rPr>
-        <w:t xml:space="preserve">The no-tumor class is much larger than the tumor class, and without any correction is the default prediction for corrective models (baseline), while in per-class corrective models is addressed with inverse-frequency weights. Glioma and meningioma are always the most difficult to distinguish, as these two often share similar characteristics in both visual and radiologic appearance, and in models. The convergence of the Nesterov variant needed more epochs (50) than SGD (higher LR). To deal with interruptions in the Notebook, both Adam and SGD experiments contain </w:t>
+        <w:t xml:space="preserve">The no-tumor class is much larger than the tumor class, and without any correction is the default prediction for corrective models (baseline), while in per-class corrective models is addressed with inverse-frequency weights. Glioma and meningioma are always the most challenging to differentiate because the two have similar visual and radiologic characteristics, and models. The convergence of the Nesterov variant needed more epochs (50) than SGD (higher LR). Adam and SGD experiments have </w:t>
       </w:r>
       <w:proofErr w:type="spellStart"/>
       <w:r>
@@ -7324,13 +7197,14 @@
         <w:rPr>
           <w:color w:val="000000" w:themeColor="text1"/>
         </w:rPr>
-        <w:t xml:space="preserve"> checkpoints.</w:t>
+        <w:t xml:space="preserve"> checkpoints added to deal with interruptions in the Notebook.</w:t>
       </w:r>
     </w:p>
     <w:p>
       <w:pPr>
         <w:pStyle w:val="Heading1"/>
         <w:ind w:left="274" w:hanging="289"/>
+        <w:jc w:val="both"/>
         <w:rPr>
           <w:color w:val="000000" w:themeColor="text1"/>
         </w:rPr>
@@ -7344,112 +7218,38 @@
       </w:r>
       <w:bookmarkEnd w:id="21"/>
     </w:p>
+    <w:p>
+      <w:r>
+        <w:t>In the first phase (feature extraction), the accuracy of the validation set was already on par or higher than the from-scratch custom CNNs after many more epochs. This demonstrates that the edge detectors, texture filters, shape selectors are general enough to be transferred across the domain gap to MRI classification.</w:t>
+      </w:r>
+    </w:p>
+    <w:p>
+      <w:r>
+        <w:t xml:space="preserve">The fine-tuning in phase 2 takes the accuracy to another level. The levels below Frozen are low level features (edges, textures, blobs) which are present in natural images and MRI scans. The unfrozen upper 30 layers are updated to reflect the unique patterns of tumor MRI information. The value of </w:t>
+      </w:r>
+      <w:proofErr w:type="spellStart"/>
+      <w:r>
+        <w:t>lr</w:t>
+      </w:r>
+      <w:proofErr w:type="spellEnd"/>
+      <w:r>
+        <w:t xml:space="preserve"> was important, too large a value would wipe out the helpful backbone representations.</w:t>
+      </w:r>
+    </w:p>
+    <w:p>
+      <w:r>
+        <w:t>Transfer learning definitely works better on this data set than training from scratch. ResNet50 achieves ~96% accuracy in 20 epochs compared with the best from-scratch model which achieves ~88% accuracy in up to 50 epochs. The domain gap (natural images vs. MRI) is not a barrier because low level visual features are common to all domains of images.</w:t>
+      </w:r>
+    </w:p>
+    <w:p/>
     <w:p>
       <w:pPr>
         <w:spacing w:after="200" w:line="259" w:lineRule="auto"/>
         <w:ind w:left="0" w:firstLine="0"/>
-        <w:jc w:val="left"/>
-        <w:rPr>
-          <w:color w:val="000000" w:themeColor="text1"/>
-        </w:rPr>
-      </w:pPr>
-    </w:p>
-    <w:p>
-      <w:pPr>
-        <w:ind w:left="-5"/>
-        <w:rPr>
-          <w:color w:val="000000" w:themeColor="text1"/>
-        </w:rPr>
-      </w:pPr>
-      <w:r>
-        <w:rPr>
-          <w:color w:val="000000" w:themeColor="text1"/>
-        </w:rPr>
-        <w:t xml:space="preserve">After Phase 1 (feature extraction), validation accuracy already matched or exceeded what the from-scratch custom CNNs achieved after far more epochs. This confirms that ImageNet </w:t>
-      </w:r>
-      <w:proofErr w:type="gramStart"/>
-      <w:r>
-        <w:rPr>
-          <w:color w:val="000000" w:themeColor="text1"/>
-        </w:rPr>
-        <w:t>features  edge</w:t>
-      </w:r>
-      <w:proofErr w:type="gramEnd"/>
-      <w:r>
-        <w:rPr>
-          <w:color w:val="000000" w:themeColor="text1"/>
-        </w:rPr>
-        <w:t xml:space="preserve"> detectors, texture filters, shape </w:t>
-      </w:r>
-      <w:proofErr w:type="gramStart"/>
-      <w:r>
-        <w:rPr>
-          <w:color w:val="000000" w:themeColor="text1"/>
-        </w:rPr>
-        <w:t>selectors  are</w:t>
-      </w:r>
-      <w:proofErr w:type="gramEnd"/>
-      <w:r>
-        <w:rPr>
-          <w:color w:val="000000" w:themeColor="text1"/>
-        </w:rPr>
-        <w:t xml:space="preserve"> general enough to transfer to MRI classification even across the domain gap.</w:t>
-      </w:r>
-    </w:p>
-    <w:p>
-      <w:pPr>
-        <w:ind w:left="-5"/>
-        <w:rPr>
-          <w:color w:val="000000" w:themeColor="text1"/>
-        </w:rPr>
-      </w:pPr>
-      <w:r>
-        <w:rPr>
-          <w:color w:val="000000" w:themeColor="text1"/>
-        </w:rPr>
-        <w:t xml:space="preserve">Phase 2 fine-tuning pushes accuracy further. The frozen lower backbone layers retain low-level features (edges, textures, blobs) that appear in both natural images and MRI scans. The unfrozen upper 30 layers update to capture the specific patterns in tumor MRI data. The </w:t>
-      </w:r>
-      <w:proofErr w:type="spellStart"/>
-      <w:r>
-        <w:rPr>
-          <w:color w:val="000000" w:themeColor="text1"/>
-        </w:rPr>
-        <w:t>lr</w:t>
-      </w:r>
-      <w:proofErr w:type="spellEnd"/>
-      <w:r>
-        <w:rPr>
-          <w:color w:val="000000" w:themeColor="text1"/>
-        </w:rPr>
-        <w:t>=1e-5 rate is critical</w:t>
-      </w:r>
-      <w:r>
-        <w:rPr>
-          <w:color w:val="000000" w:themeColor="text1"/>
-        </w:rPr>
-        <w:t xml:space="preserve"> </w:t>
-      </w:r>
-      <w:r>
-        <w:rPr>
-          <w:color w:val="000000" w:themeColor="text1"/>
-        </w:rPr>
-        <w:t>too large a rate would erase the useful backbone representations.</w:t>
-      </w:r>
-    </w:p>
-    <w:p>
-      <w:pPr>
-        <w:spacing w:after="374"/>
-        <w:ind w:left="-5"/>
-        <w:rPr>
-          <w:color w:val="000000" w:themeColor="text1"/>
-        </w:rPr>
-      </w:pPr>
-      <w:r>
-        <w:rPr>
-          <w:color w:val="000000" w:themeColor="text1"/>
-        </w:rPr>
-        <w:t>Transfer learning clearly outperforms training from scratch on this dataset. ResNet50 achieves ~96% accuracy in 20 epochs versus ~88% for the best from-scratch model in up to 50 epochs. The domain gap (natural images vs. MRI) is not an obstacle because low-level visual features are universal across image domains.</w:t>
-      </w:r>
+        <w:rPr>
+          <w:color w:val="000000" w:themeColor="text1"/>
+        </w:rPr>
+      </w:pPr>
     </w:p>
     <w:p>
       <w:pPr>
@@ -7459,6 +7259,7 @@
       </w:pPr>
       <w:r>
         <w:rPr>
+          <w:noProof/>
           <w:color w:val="000000" w:themeColor="text1"/>
         </w:rPr>
         <w:lastRenderedPageBreak/>
@@ -7478,7 +7279,7 @@
                     <pic:cNvPicPr/>
                   </pic:nvPicPr>
                   <pic:blipFill>
-                    <a:blip r:embed="rId12"/>
+                    <a:blip r:embed="rId15"/>
                     <a:stretch>
                       <a:fillRect/>
                     </a:stretch>
@@ -7510,24 +7311,14 @@
       <w:r>
         <w:t xml:space="preserve">Figure </w:t>
       </w:r>
-      <w:r>
-        <w:fldChar w:fldCharType="begin"/>
-      </w:r>
-      <w:r>
-        <w:instrText xml:space="preserve"> SEQ Figure \* ARABIC </w:instrText>
-      </w:r>
-      <w:r>
-        <w:fldChar w:fldCharType="separate"/>
-      </w:r>
-      <w:r>
-        <w:rPr>
-          <w:noProof/>
-        </w:rPr>
-        <w:t>6</w:t>
-      </w:r>
-      <w:r>
-        <w:fldChar w:fldCharType="end"/>
-      </w:r>
+      <w:fldSimple w:instr=" SEQ Figure \* ARABIC ">
+        <w:r>
+          <w:rPr>
+            <w:noProof/>
+          </w:rPr>
+          <w:t>6</w:t>
+        </w:r>
+      </w:fldSimple>
       <w:r>
         <w:t xml:space="preserve"> Classification Report for Resnet-50</w:t>
       </w:r>
@@ -7537,6 +7328,7 @@
       <w:pPr>
         <w:pStyle w:val="Heading1"/>
         <w:ind w:left="274" w:hanging="289"/>
+        <w:jc w:val="both"/>
         <w:rPr>
           <w:color w:val="000000" w:themeColor="text1"/>
         </w:rPr>
@@ -7554,7 +7346,6 @@
       <w:pPr>
         <w:spacing w:after="398" w:line="259" w:lineRule="auto"/>
         <w:ind w:left="0" w:firstLine="0"/>
-        <w:jc w:val="left"/>
         <w:rPr>
           <w:color w:val="000000" w:themeColor="text1"/>
         </w:rPr>
@@ -7564,18 +7355,21 @@
       <w:pPr>
         <w:pStyle w:val="Heading2"/>
         <w:ind w:left="369" w:hanging="384"/>
+        <w:jc w:val="both"/>
         <w:rPr>
           <w:color w:val="000000" w:themeColor="text1"/>
         </w:rPr>
       </w:pPr>
       <w:bookmarkStart w:id="24" w:name="_Toc229232180"/>
-      <w:r>
-        <w:rPr>
-          <w:color w:val="000000" w:themeColor="text1"/>
-        </w:rPr>
-        <w:t>Key Findings</w:t>
+      <w:proofErr w:type="spellStart"/>
+      <w:r>
+        <w:rPr>
+          <w:color w:val="000000" w:themeColor="text1"/>
+        </w:rPr>
+        <w:t>KeyFindings</w:t>
       </w:r>
       <w:bookmarkEnd w:id="24"/>
+      <w:proofErr w:type="spellEnd"/>
       <w:r>
         <w:rPr>
           <w:color w:val="000000" w:themeColor="text1"/>
@@ -7585,7 +7379,7 @@
     </w:p>
     <w:p>
       <w:r>
-        <w:t xml:space="preserve">Without regularization (which we did in baseline model), adding layers to depth results in overfitting. It is not depth that is the reason for this, but the addition of </w:t>
+        <w:t xml:space="preserve">Lots of layers on top of each other lead to overfitting, without regularization, that is. – which we omitted in the baseline model (see above). This is not because the images are shallow, but due to </w:t>
       </w:r>
       <w:proofErr w:type="spellStart"/>
       <w:r>
@@ -7609,15 +7403,7 @@
       </w:r>
       <w:proofErr w:type="spellEnd"/>
       <w:r>
-        <w:t xml:space="preserve">, and label smoothing. Adam gets to the same accuracy as SGD on this dataset, but in fewer epochs. Transfer learning from ImageNet works well even across the domain </w:t>
-      </w:r>
-      <w:proofErr w:type="gramStart"/>
-      <w:r>
-        <w:t>gap  ResNet</w:t>
-      </w:r>
-      <w:proofErr w:type="gramEnd"/>
-      <w:r>
-        <w:t>50 beats all scratch models in a fraction of the training time.</w:t>
+        <w:t xml:space="preserve"> and label smoothing. Adam is able to achieve the same accuracy as SGD in this dataset in fewer epochs. Transfer learning from ImageNet is quite effective even across the domain gap  ResNet50 outscores all scratch models in just a small fraction of training time.</w:t>
       </w:r>
     </w:p>
     <w:p>
@@ -7630,21 +7416,14 @@
       </w:r>
       <w:proofErr w:type="spellEnd"/>
       <w:r>
-        <w:t xml:space="preserve"> and glioma, are still the most difficult, irrespective of </w:t>
-      </w:r>
-      <w:proofErr w:type="gramStart"/>
-      <w:r>
-        <w:t>the architecture</w:t>
-      </w:r>
-      <w:proofErr w:type="gramEnd"/>
-      <w:r>
-        <w:t>.</w:t>
+        <w:t xml:space="preserve"> and glioma, are still the most difficult, irrespective of the architecture.</w:t>
       </w:r>
     </w:p>
     <w:p>
       <w:pPr>
         <w:pStyle w:val="Heading2"/>
         <w:ind w:left="369" w:hanging="384"/>
+        <w:jc w:val="both"/>
         <w:rPr>
           <w:color w:val="000000" w:themeColor="text1"/>
         </w:rPr>
@@ -7670,7 +7449,19 @@
         <w:rPr>
           <w:color w:val="000000" w:themeColor="text1"/>
         </w:rPr>
-        <w:t xml:space="preserve">The base is easy to interpret, easy to train but is weak in </w:t>
+        <w:t>Base</w:t>
+      </w:r>
+      <w:r>
+        <w:rPr>
+          <w:color w:val="000000" w:themeColor="text1"/>
+        </w:rPr>
+        <w:t xml:space="preserve"> model</w:t>
+      </w:r>
+      <w:r>
+        <w:rPr>
+          <w:color w:val="000000" w:themeColor="text1"/>
+        </w:rPr>
+        <w:t xml:space="preserve"> is easily interpreted, easily trainable but has poor </w:t>
       </w:r>
       <w:proofErr w:type="spellStart"/>
       <w:r>
@@ -7684,21 +7475,7 @@
         <w:rPr>
           <w:color w:val="000000" w:themeColor="text1"/>
         </w:rPr>
-        <w:t xml:space="preserve">. The more practical CNN is, the more ResNet50 beats it. ResNet50 is a black </w:t>
-      </w:r>
-      <w:proofErr w:type="gramStart"/>
-      <w:r>
-        <w:rPr>
-          <w:color w:val="000000" w:themeColor="text1"/>
-        </w:rPr>
-        <w:t>box  Grad</w:t>
-      </w:r>
-      <w:proofErr w:type="gramEnd"/>
-      <w:r>
-        <w:rPr>
-          <w:color w:val="000000" w:themeColor="text1"/>
-        </w:rPr>
-        <w:t xml:space="preserve">-CAM </w:t>
+        <w:t xml:space="preserve">. The more practical the CNN is, the more ResNet50 beats it. There would be no clinical validation without ResNet50 being a black box  Grad-CAM </w:t>
       </w:r>
       <w:proofErr w:type="spellStart"/>
       <w:r>
@@ -7712,27 +7489,14 @@
         <w:rPr>
           <w:color w:val="000000" w:themeColor="text1"/>
         </w:rPr>
-        <w:t xml:space="preserve"> </w:t>
-      </w:r>
-      <w:proofErr w:type="gramStart"/>
-      <w:r>
-        <w:rPr>
-          <w:color w:val="000000" w:themeColor="text1"/>
-        </w:rPr>
-        <w:t>would be needed</w:t>
-      </w:r>
-      <w:proofErr w:type="gramEnd"/>
-      <w:r>
-        <w:rPr>
-          <w:color w:val="000000" w:themeColor="text1"/>
-        </w:rPr>
-        <w:t xml:space="preserve"> for any clinical validation. Two phase ResNet50 protocol: 20 epochs overall (~7000 images) – longer fine-tuning with scheduled decay should get higher accuracy.</w:t>
+        <w:t xml:space="preserve"> would be necessary. Two phase ResNet50 protocol: 20 epochs overall (~7000 images) – longer fine-tuning with scheduled decay should be able to achieve higher accuracy.</w:t>
       </w:r>
     </w:p>
     <w:p>
       <w:pPr>
         <w:pStyle w:val="Heading2"/>
         <w:ind w:left="369" w:hanging="384"/>
+        <w:jc w:val="both"/>
         <w:rPr>
           <w:color w:val="000000" w:themeColor="text1"/>
         </w:rPr>
@@ -7757,21 +7521,7 @@
         <w:rPr>
           <w:color w:val="000000" w:themeColor="text1"/>
         </w:rPr>
-        <w:t xml:space="preserve">The most useful </w:t>
-      </w:r>
-      <w:proofErr w:type="gramStart"/>
-      <w:r>
-        <w:rPr>
-          <w:color w:val="000000" w:themeColor="text1"/>
-        </w:rPr>
-        <w:t>near term</w:t>
-      </w:r>
-      <w:proofErr w:type="gramEnd"/>
-      <w:r>
-        <w:rPr>
-          <w:color w:val="000000" w:themeColor="text1"/>
-        </w:rPr>
-        <w:t xml:space="preserve"> addition is Grad-CAM, which shows which parts of the image are responsible for the prediction and would catch the attention of the user immediately if the model was predicting artifacts from the scanner as opposed to the tumor tissue. Even though the ImageNet is a large enough dataset, the </w:t>
+        <w:t xml:space="preserve">The most helpful near term addition would be Grad-CAM which shows which parts of the image are used to make the prediction, and this would immediately draw the user's eyes to these parts if the model was predicting artifacts from the scanner rather than the tumor tissue. Although the ImageNet is a sufficiently large database, the </w:t>
       </w:r>
       <w:proofErr w:type="spellStart"/>
       <w:r>
@@ -7785,7 +7535,7 @@
         <w:rPr>
           <w:color w:val="000000" w:themeColor="text1"/>
         </w:rPr>
-        <w:t xml:space="preserve"> or a Vision Transformer trained on </w:t>
+        <w:t xml:space="preserve"> or the Vision Transformer is trained on </w:t>
       </w:r>
       <w:proofErr w:type="spellStart"/>
       <w:r>
@@ -7799,51 +7549,136 @@
         <w:rPr>
           <w:color w:val="000000" w:themeColor="text1"/>
         </w:rPr>
-        <w:t xml:space="preserve"> would introduce more medical prior knowledge. Using ensemble models (Adam and SGD variants) or even combining CNN and ResNet50 predictions would be a way of reducing the effect of each individual model failing in specific cases. Pixel-level </w:t>
-      </w:r>
-      <w:proofErr w:type="gramStart"/>
-      <w:r>
-        <w:rPr>
-          <w:color w:val="000000" w:themeColor="text1"/>
-        </w:rPr>
-        <w:t>segmentation  producing</w:t>
-      </w:r>
-      <w:proofErr w:type="gramEnd"/>
-      <w:r>
-        <w:rPr>
-          <w:color w:val="000000" w:themeColor="text1"/>
-        </w:rPr>
-        <w:t xml:space="preserve"> tumor boundary </w:t>
-      </w:r>
-      <w:proofErr w:type="gramStart"/>
-      <w:r>
-        <w:rPr>
-          <w:color w:val="000000" w:themeColor="text1"/>
-        </w:rPr>
-        <w:t>maps  is</w:t>
-      </w:r>
-      <w:proofErr w:type="gramEnd"/>
-      <w:r>
-        <w:rPr>
-          <w:color w:val="000000" w:themeColor="text1"/>
-        </w:rPr>
-        <w:t xml:space="preserve"> the clinically relevant next step </w:t>
+        <w:t xml:space="preserve"> would bring more medical prior knowledge. An ensemble model (Adam, SGD variants) or even using CNN and ResNet50 together would help to minimize the impact of each individual model when there are certain instances where they are not very successful. The next step beyond classification is the clinically relevant </w:t>
       </w:r>
       <w:r>
         <w:rPr>
           <w:color w:val="000000" w:themeColor="text1"/>
         </w:rPr>
         <w:lastRenderedPageBreak/>
-        <w:t>beyond classification. To ensure that the model learned general features and not artifacts from Kaggle data, you should have external validation data on MRI images from other hospitals.</w:t>
+        <w:t>segmentation at the pixel level to create tumor boundary maps. It's important to have external validation data with MRI images from other hospitals to make sure that the model learned the general features and not artifacts from the Kaggle data.</w:t>
       </w:r>
     </w:p>
     <w:sectPr>
+      <w:headerReference w:type="default" r:id="rId16"/>
       <w:pgSz w:w="11906" w:h="16838"/>
       <w:pgMar w:top="1627" w:right="1560" w:bottom="1759" w:left="1560" w:header="720" w:footer="720" w:gutter="0"/>
       <w:cols w:space="720"/>
     </w:sectPr>
   </w:body>
 </w:document>
+</file>
+
+<file path=word/endnotes.xml><?xml version="1.0" encoding="utf-8"?>
+<w:endnotes xmlns:wpc="http://schemas.microsoft.com/office/word/2010/wordprocessingCanvas" xmlns:cx="http://schemas.microsoft.com/office/drawing/2014/chartex" xmlns:cx1="http://schemas.microsoft.com/office/drawing/2015/9/8/chartex" xmlns:cx2="http://schemas.microsoft.com/office/drawing/2015/10/21/chartex" xmlns:cx3="http://schemas.microsoft.com/office/drawing/2016/5/9/chartex" xmlns:cx4="http://schemas.microsoft.com/office/drawing/2016/5/10/chartex" xmlns:cx5="http://schemas.microsoft.com/office/drawing/2016/5/11/chartex" xmlns:cx6="http://schemas.microsoft.com/office/drawing/2016/5/12/chartex" xmlns:cx7="http://schemas.microsoft.com/office/drawing/2016/5/13/chartex" xmlns:cx8="http://schemas.microsoft.com/office/drawing/2016/5/14/chartex" xmlns:mc="http://schemas.openxmlformats.org/markup-compatibility/2006" xmlns:aink="http://schemas.microsoft.com/office/drawing/2016/ink" xmlns:am3d="http://schemas.microsoft.com/office/drawing/2017/model3d" xmlns:o="urn:schemas-microsoft-com:office:office" xmlns:oel="http://schemas.microsoft.com/office/2019/extlst" xmlns:r="http://schemas.openxmlformats.org/officeDocument/2006/relationships" xmlns:m="http://schemas.openxmlformats.org/officeDocument/2006/math" xmlns:v="urn:schemas-microsoft-com:vml" xmlns:wp14="http://schemas.microsoft.com/office/word/2010/wordprocessingDrawing" xmlns:wp="http://schemas.openxmlformats.org/drawingml/2006/wordprocessingDrawing" xmlns:w10="urn:schemas-microsoft-com:office:word" xmlns:w="http://schemas.openxmlformats.org/wordprocessingml/2006/main" xmlns:w14="http://schemas.microsoft.com/office/word/2010/wordml" xmlns:w15="http://schemas.microsoft.com/office/word/2012/wordml" xmlns:w16cex="http://schemas.microsoft.com/office/word/2018/wordml/cex" xmlns:w16cid="http://schemas.microsoft.com/office/word/2016/wordml/cid" xmlns:w16="http://schemas.microsoft.com/office/word/2018/wordml" xmlns:w16du="http://schemas.microsoft.com/office/word/2023/wordml/word16du" xmlns:w16sdtdh="http://schemas.microsoft.com/office/word/2020/wordml/sdtdatahash" xmlns:w16sdtfl="http://schemas.microsoft.com/office/word/2024/wordml/sdtformatlock" xmlns:w16se="http://schemas.microsoft.com/office/word/2015/wordml/symex" xmlns:wpg="http://schemas.microsoft.com/office/word/2010/wordprocessingGroup" xmlns:wpi="http://schemas.microsoft.com/office/word/2010/wordprocessingInk" xmlns:wne="http://schemas.microsoft.com/office/word/2006/wordml" xmlns:wps="http://schemas.microsoft.com/office/word/2010/wordprocessingShape" mc:Ignorable="w14 w15 w16se w16cid w16 w16cex w16sdtdh w16sdtfl w16du wp14">
+  <w:endnote w:type="separator" w:id="-1">
+    <w:p>
+      <w:pPr>
+        <w:spacing w:after="0" w:line="240" w:lineRule="auto"/>
+      </w:pPr>
+      <w:r>
+        <w:separator/>
+      </w:r>
+    </w:p>
+  </w:endnote>
+  <w:endnote w:type="continuationSeparator" w:id="0">
+    <w:p>
+      <w:pPr>
+        <w:spacing w:after="0" w:line="240" w:lineRule="auto"/>
+      </w:pPr>
+      <w:r>
+        <w:continuationSeparator/>
+      </w:r>
+    </w:p>
+  </w:endnote>
+</w:endnotes>
+</file>
+
+<file path=word/footnotes.xml><?xml version="1.0" encoding="utf-8"?>
+<w:footnotes xmlns:wpc="http://schemas.microsoft.com/office/word/2010/wordprocessingCanvas" xmlns:cx="http://schemas.microsoft.com/office/drawing/2014/chartex" xmlns:cx1="http://schemas.microsoft.com/office/drawing/2015/9/8/chartex" xmlns:cx2="http://schemas.microsoft.com/office/drawing/2015/10/21/chartex" xmlns:cx3="http://schemas.microsoft.com/office/drawing/2016/5/9/chartex" xmlns:cx4="http://schemas.microsoft.com/office/drawing/2016/5/10/chartex" xmlns:cx5="http://schemas.microsoft.com/office/drawing/2016/5/11/chartex" xmlns:cx6="http://schemas.microsoft.com/office/drawing/2016/5/12/chartex" xmlns:cx7="http://schemas.microsoft.com/office/drawing/2016/5/13/chartex" xmlns:cx8="http://schemas.microsoft.com/office/drawing/2016/5/14/chartex" xmlns:mc="http://schemas.openxmlformats.org/markup-compatibility/2006" xmlns:aink="http://schemas.microsoft.com/office/drawing/2016/ink" xmlns:am3d="http://schemas.microsoft.com/office/drawing/2017/model3d" xmlns:o="urn:schemas-microsoft-com:office:office" xmlns:oel="http://schemas.microsoft.com/office/2019/extlst" xmlns:r="http://schemas.openxmlformats.org/officeDocument/2006/relationships" xmlns:m="http://schemas.openxmlformats.org/officeDocument/2006/math" xmlns:v="urn:schemas-microsoft-com:vml" xmlns:wp14="http://schemas.microsoft.com/office/word/2010/wordprocessingDrawing" xmlns:wp="http://schemas.openxmlformats.org/drawingml/2006/wordprocessingDrawing" xmlns:w10="urn:schemas-microsoft-com:office:word" xmlns:w="http://schemas.openxmlformats.org/wordprocessingml/2006/main" xmlns:w14="http://schemas.microsoft.com/office/word/2010/wordml" xmlns:w15="http://schemas.microsoft.com/office/word/2012/wordml" xmlns:w16cex="http://schemas.microsoft.com/office/word/2018/wordml/cex" xmlns:w16cid="http://schemas.microsoft.com/office/word/2016/wordml/cid" xmlns:w16="http://schemas.microsoft.com/office/word/2018/wordml" xmlns:w16du="http://schemas.microsoft.com/office/word/2023/wordml/word16du" xmlns:w16sdtdh="http://schemas.microsoft.com/office/word/2020/wordml/sdtdatahash" xmlns:w16sdtfl="http://schemas.microsoft.com/office/word/2024/wordml/sdtformatlock" xmlns:w16se="http://schemas.microsoft.com/office/word/2015/wordml/symex" xmlns:wpg="http://schemas.microsoft.com/office/word/2010/wordprocessingGroup" xmlns:wpi="http://schemas.microsoft.com/office/word/2010/wordprocessingInk" xmlns:wne="http://schemas.microsoft.com/office/word/2006/wordml" xmlns:wps="http://schemas.microsoft.com/office/word/2010/wordprocessingShape" mc:Ignorable="w14 w15 w16se w16cid w16 w16cex w16sdtdh w16sdtfl w16du wp14">
+  <w:footnote w:type="separator" w:id="-1">
+    <w:p>
+      <w:pPr>
+        <w:spacing w:after="0" w:line="240" w:lineRule="auto"/>
+      </w:pPr>
+      <w:r>
+        <w:separator/>
+      </w:r>
+    </w:p>
+  </w:footnote>
+  <w:footnote w:type="continuationSeparator" w:id="0">
+    <w:p>
+      <w:pPr>
+        <w:spacing w:after="0" w:line="240" w:lineRule="auto"/>
+      </w:pPr>
+      <w:r>
+        <w:continuationSeparator/>
+      </w:r>
+    </w:p>
+  </w:footnote>
+</w:footnotes>
+</file>
+
+<file path=word/header1.xml><?xml version="1.0" encoding="utf-8"?>
+<w:hdr xmlns:wpc="http://schemas.microsoft.com/office/word/2010/wordprocessingCanvas" xmlns:cx="http://schemas.microsoft.com/office/drawing/2014/chartex" xmlns:cx1="http://schemas.microsoft.com/office/drawing/2015/9/8/chartex" xmlns:cx2="http://schemas.microsoft.com/office/drawing/2015/10/21/chartex" xmlns:cx3="http://schemas.microsoft.com/office/drawing/2016/5/9/chartex" xmlns:cx4="http://schemas.microsoft.com/office/drawing/2016/5/10/chartex" xmlns:cx5="http://schemas.microsoft.com/office/drawing/2016/5/11/chartex" xmlns:cx6="http://schemas.microsoft.com/office/drawing/2016/5/12/chartex" xmlns:cx7="http://schemas.microsoft.com/office/drawing/2016/5/13/chartex" xmlns:cx8="http://schemas.microsoft.com/office/drawing/2016/5/14/chartex" xmlns:mc="http://schemas.openxmlformats.org/markup-compatibility/2006" xmlns:aink="http://schemas.microsoft.com/office/drawing/2016/ink" xmlns:am3d="http://schemas.microsoft.com/office/drawing/2017/model3d" xmlns:o="urn:schemas-microsoft-com:office:office" xmlns:oel="http://schemas.microsoft.com/office/2019/extlst" xmlns:r="http://schemas.openxmlformats.org/officeDocument/2006/relationships" xmlns:m="http://schemas.openxmlformats.org/officeDocument/2006/math" xmlns:v="urn:schemas-microsoft-com:vml" xmlns:wp14="http://schemas.microsoft.com/office/word/2010/wordprocessingDrawing" xmlns:wp="http://schemas.openxmlformats.org/drawingml/2006/wordprocessingDrawing" xmlns:w10="urn:schemas-microsoft-com:office:word" xmlns:w="http://schemas.openxmlformats.org/wordprocessingml/2006/main" xmlns:w14="http://schemas.microsoft.com/office/word/2010/wordml" xmlns:w15="http://schemas.microsoft.com/office/word/2012/wordml" xmlns:w16cex="http://schemas.microsoft.com/office/word/2018/wordml/cex" xmlns:w16cid="http://schemas.microsoft.com/office/word/2016/wordml/cid" xmlns:w16="http://schemas.microsoft.com/office/word/2018/wordml" xmlns:w16du="http://schemas.microsoft.com/office/word/2023/wordml/word16du" xmlns:w16sdtdh="http://schemas.microsoft.com/office/word/2020/wordml/sdtdatahash" xmlns:w16sdtfl="http://schemas.microsoft.com/office/word/2024/wordml/sdtformatlock" xmlns:w16se="http://schemas.microsoft.com/office/word/2015/wordml/symex" xmlns:wpg="http://schemas.microsoft.com/office/word/2010/wordprocessingGroup" xmlns:wpi="http://schemas.microsoft.com/office/word/2010/wordprocessingInk" xmlns:wne="http://schemas.microsoft.com/office/word/2006/wordml" xmlns:wps="http://schemas.microsoft.com/office/word/2010/wordprocessingShape" mc:Ignorable="w14 w15 w16se w16cid w16 w16cex w16sdtdh w16sdtfl w16du wp14">
+  <w:p>
+    <w:pPr>
+      <w:pStyle w:val="Header"/>
+    </w:pPr>
+    <w:r>
+      <w:rPr>
+        <w:noProof/>
+        <w:sz w:val="20"/>
+      </w:rPr>
+      <w:drawing>
+        <wp:anchor distT="0" distB="0" distL="0" distR="0" simplePos="0" relativeHeight="251659264" behindDoc="1" locked="0" layoutInCell="1" allowOverlap="1" wp14:anchorId="6C1A92DE" wp14:editId="432CEDA9">
+          <wp:simplePos x="0" y="0"/>
+          <wp:positionH relativeFrom="page">
+            <wp:posOffset>5006340</wp:posOffset>
+          </wp:positionH>
+          <wp:positionV relativeFrom="page">
+            <wp:posOffset>304800</wp:posOffset>
+          </wp:positionV>
+          <wp:extent cx="2226817" cy="463296"/>
+          <wp:effectExtent l="0" t="0" r="0" b="0"/>
+          <wp:wrapNone/>
+          <wp:docPr id="20276243" name="Image 1"/>
+          <wp:cNvGraphicFramePr>
+            <a:graphicFrameLocks xmlns:a="http://schemas.openxmlformats.org/drawingml/2006/main"/>
+          </wp:cNvGraphicFramePr>
+          <a:graphic xmlns:a="http://schemas.openxmlformats.org/drawingml/2006/main">
+            <a:graphicData uri="http://schemas.openxmlformats.org/drawingml/2006/picture">
+              <pic:pic xmlns:pic="http://schemas.openxmlformats.org/drawingml/2006/picture">
+                <pic:nvPicPr>
+                  <pic:cNvPr id="1" name="Image 1"/>
+                  <pic:cNvPicPr/>
+                </pic:nvPicPr>
+                <pic:blipFill>
+                  <a:blip r:embed="rId1" cstate="print"/>
+                  <a:stretch>
+                    <a:fillRect/>
+                  </a:stretch>
+                </pic:blipFill>
+                <pic:spPr>
+                  <a:xfrm>
+                    <a:off x="0" y="0"/>
+                    <a:ext cx="2226817" cy="463296"/>
+                  </a:xfrm>
+                  <a:prstGeom prst="rect">
+                    <a:avLst/>
+                  </a:prstGeom>
+                </pic:spPr>
+              </pic:pic>
+            </a:graphicData>
+          </a:graphic>
+        </wp:anchor>
+      </w:drawing>
+    </w:r>
+    <w:r>
+      <w:tab/>
+    </w:r>
+  </w:p>
+</w:hdr>
 </file>
 
 <file path=word/numbering.xml><?xml version="1.0" encoding="utf-8"?>
@@ -8251,7 +8086,7 @@
     <w:lsdException w:name="Table Web 2" w:semiHidden="1" w:unhideWhenUsed="1"/>
     <w:lsdException w:name="Table Web 3" w:semiHidden="1" w:unhideWhenUsed="1"/>
     <w:lsdException w:name="Balloon Text" w:semiHidden="1" w:unhideWhenUsed="1"/>
-    <w:lsdException w:name="Table Grid" w:uiPriority="39"/>
+    <w:lsdException w:name="Table Grid" w:uiPriority="59"/>
     <w:lsdException w:name="Table Theme" w:semiHidden="1" w:unhideWhenUsed="1"/>
     <w:lsdException w:name="Placeholder Text" w:semiHidden="1"/>
     <w:lsdException w:name="No Spacing" w:uiPriority="1" w:qFormat="1"/>
@@ -8539,6 +8374,7 @@
   <w:style w:type="character" w:default="1" w:styleId="DefaultParagraphFont">
     <w:name w:val="Default Paragraph Font"/>
     <w:uiPriority w:val="1"/>
+    <w:semiHidden/>
     <w:unhideWhenUsed/>
   </w:style>
   <w:style w:type="table" w:default="1" w:styleId="TableNormal">
@@ -8756,6 +8592,116 @@
       <w:spacing w:after="0"/>
       <w:ind w:left="0"/>
     </w:pPr>
+  </w:style>
+  <w:style w:type="paragraph" w:styleId="Header">
+    <w:name w:val="header"/>
+    <w:basedOn w:val="Normal"/>
+    <w:link w:val="HeaderChar"/>
+    <w:uiPriority w:val="99"/>
+    <w:unhideWhenUsed/>
+    <w:rsid w:val="007856F8"/>
+    <w:pPr>
+      <w:tabs>
+        <w:tab w:val="center" w:pos="4680"/>
+        <w:tab w:val="right" w:pos="9360"/>
+      </w:tabs>
+      <w:spacing w:after="0" w:line="240" w:lineRule="auto"/>
+    </w:pPr>
+  </w:style>
+  <w:style w:type="character" w:customStyle="1" w:styleId="HeaderChar">
+    <w:name w:val="Header Char"/>
+    <w:basedOn w:val="DefaultParagraphFont"/>
+    <w:link w:val="Header"/>
+    <w:uiPriority w:val="99"/>
+    <w:rsid w:val="007856F8"/>
+    <w:rPr>
+      <w:rFonts w:ascii="Times New Roman" w:eastAsia="Times New Roman" w:hAnsi="Times New Roman" w:cs="Times New Roman"/>
+      <w:color w:val="000000"/>
+      <w:sz w:val="21"/>
+    </w:rPr>
+  </w:style>
+  <w:style w:type="paragraph" w:styleId="Footer">
+    <w:name w:val="footer"/>
+    <w:basedOn w:val="Normal"/>
+    <w:link w:val="FooterChar"/>
+    <w:uiPriority w:val="99"/>
+    <w:unhideWhenUsed/>
+    <w:rsid w:val="007856F8"/>
+    <w:pPr>
+      <w:tabs>
+        <w:tab w:val="center" w:pos="4680"/>
+        <w:tab w:val="right" w:pos="9360"/>
+      </w:tabs>
+      <w:spacing w:after="0" w:line="240" w:lineRule="auto"/>
+    </w:pPr>
+  </w:style>
+  <w:style w:type="character" w:customStyle="1" w:styleId="FooterChar">
+    <w:name w:val="Footer Char"/>
+    <w:basedOn w:val="DefaultParagraphFont"/>
+    <w:link w:val="Footer"/>
+    <w:uiPriority w:val="99"/>
+    <w:rsid w:val="007856F8"/>
+    <w:rPr>
+      <w:rFonts w:ascii="Times New Roman" w:eastAsia="Times New Roman" w:hAnsi="Times New Roman" w:cs="Times New Roman"/>
+      <w:color w:val="000000"/>
+      <w:sz w:val="21"/>
+    </w:rPr>
+  </w:style>
+  <w:style w:type="table" w:styleId="TableGrid0">
+    <w:name w:val="Table Grid"/>
+    <w:basedOn w:val="TableNormal"/>
+    <w:uiPriority w:val="59"/>
+    <w:rsid w:val="007856F8"/>
+    <w:pPr>
+      <w:spacing w:after="0" w:line="240" w:lineRule="auto"/>
+    </w:pPr>
+    <w:rPr>
+      <w:rFonts w:eastAsiaTheme="minorHAnsi"/>
+      <w:kern w:val="0"/>
+      <w:sz w:val="22"/>
+      <w:szCs w:val="22"/>
+      <w14:ligatures w14:val="none"/>
+    </w:rPr>
+    <w:tblPr>
+      <w:tblBorders>
+        <w:top w:val="single" w:sz="4" w:space="0" w:color="auto"/>
+        <w:left w:val="single" w:sz="4" w:space="0" w:color="auto"/>
+        <w:bottom w:val="single" w:sz="4" w:space="0" w:color="auto"/>
+        <w:right w:val="single" w:sz="4" w:space="0" w:color="auto"/>
+        <w:insideH w:val="single" w:sz="4" w:space="0" w:color="auto"/>
+        <w:insideV w:val="single" w:sz="4" w:space="0" w:color="auto"/>
+      </w:tblBorders>
+    </w:tblPr>
+  </w:style>
+  <w:style w:type="paragraph" w:customStyle="1" w:styleId="table-content">
+    <w:name w:val="table-content"/>
+    <w:basedOn w:val="Normal"/>
+    <w:link w:val="table-contentChar"/>
+    <w:qFormat/>
+    <w:rsid w:val="007856F8"/>
+    <w:pPr>
+      <w:spacing w:after="0" w:line="240" w:lineRule="auto"/>
+      <w:ind w:left="0" w:firstLine="0"/>
+      <w:jc w:val="left"/>
+    </w:pPr>
+    <w:rPr>
+      <w:rFonts w:eastAsiaTheme="minorHAnsi"/>
+      <w:color w:val="auto"/>
+      <w:kern w:val="0"/>
+      <w:sz w:val="24"/>
+      <w14:ligatures w14:val="none"/>
+    </w:rPr>
+  </w:style>
+  <w:style w:type="character" w:customStyle="1" w:styleId="table-contentChar">
+    <w:name w:val="table-content Char"/>
+    <w:basedOn w:val="DefaultParagraphFont"/>
+    <w:link w:val="table-content"/>
+    <w:rsid w:val="007856F8"/>
+    <w:rPr>
+      <w:rFonts w:ascii="Times New Roman" w:eastAsiaTheme="minorHAnsi" w:hAnsi="Times New Roman" w:cs="Times New Roman"/>
+      <w:kern w:val="0"/>
+      <w14:ligatures w14:val="none"/>
+    </w:rPr>
   </w:style>
 </w:styles>
 </file>

--- a/2408972_NishantJaiswal_CNN.docx
+++ b/2408972_NishantJaiswal_CNN.docx
@@ -359,7 +359,29 @@
                         <w:txbxContent>
                           <w:p/>
                           <w:p/>
-                          <w:p/>
+                          <w:p>
+                            <w:pPr>
+                              <w:ind w:left="0" w:firstLine="0"/>
+                            </w:pPr>
+                            <w:proofErr w:type="spellStart"/>
+                            <w:r>
+                              <w:t>Github</w:t>
+                            </w:r>
+                            <w:proofErr w:type="spellEnd"/>
+                            <w:r>
+                              <w:t xml:space="preserve"> Link </w:t>
+                            </w:r>
+                            <w:r>
+                              <w:tab/>
+                            </w:r>
+                            <w:r>
+                              <w:tab/>
+                              <w:t xml:space="preserve">: </w:t>
+                            </w:r>
+                            <w:r>
+                              <w:t>https://github.com/Uknowme-h/AIML_CourseWork</w:t>
+                            </w:r>
+                          </w:p>
                           <w:p>
                             <w:pPr>
                               <w:rPr>
@@ -537,6 +559,22 @@
                               <w:tab/>
                             </w:r>
                           </w:p>
+                          <w:p>
+                            <w:pPr>
+                              <w:rPr>
+                                <w:sz w:val="28"/>
+                                <w:szCs w:val="28"/>
+                              </w:rPr>
+                            </w:pPr>
+                          </w:p>
+                          <w:p>
+                            <w:pPr>
+                              <w:rPr>
+                                <w:sz w:val="28"/>
+                                <w:szCs w:val="28"/>
+                              </w:rPr>
+                            </w:pPr>
+                          </w:p>
                           <w:p/>
                         </w:txbxContent>
                       </wps:txbx>
@@ -569,7 +607,29 @@
                   <w:txbxContent>
                     <w:p/>
                     <w:p/>
-                    <w:p/>
+                    <w:p>
+                      <w:pPr>
+                        <w:ind w:left="0" w:firstLine="0"/>
+                      </w:pPr>
+                      <w:proofErr w:type="spellStart"/>
+                      <w:r>
+                        <w:t>Github</w:t>
+                      </w:r>
+                      <w:proofErr w:type="spellEnd"/>
+                      <w:r>
+                        <w:t xml:space="preserve"> Link </w:t>
+                      </w:r>
+                      <w:r>
+                        <w:tab/>
+                      </w:r>
+                      <w:r>
+                        <w:tab/>
+                        <w:t xml:space="preserve">: </w:t>
+                      </w:r>
+                      <w:r>
+                        <w:t>https://github.com/Uknowme-h/AIML_CourseWork</w:t>
+                      </w:r>
+                    </w:p>
                     <w:p>
                       <w:pPr>
                         <w:rPr>
@@ -746,6 +806,22 @@
                         </w:rPr>
                         <w:tab/>
                       </w:r>
+                    </w:p>
+                    <w:p>
+                      <w:pPr>
+                        <w:rPr>
+                          <w:sz w:val="28"/>
+                          <w:szCs w:val="28"/>
+                        </w:rPr>
+                      </w:pPr>
+                    </w:p>
+                    <w:p>
+                      <w:pPr>
+                        <w:rPr>
+                          <w:sz w:val="28"/>
+                          <w:szCs w:val="28"/>
+                        </w:rPr>
+                      </w:pPr>
                     </w:p>
                     <w:p/>
                   </w:txbxContent>
